--- a/Project-VI.-orgdocx.docx
+++ b/Project-VI.-orgdocx.docx
@@ -54,19 +54,8 @@
           <w:sz w:val="28"/>
           <w:szCs w:val="28"/>
         </w:rPr>
-        <w:t xml:space="preserve">Student </w:t>
-      </w:r>
-      <w:proofErr w:type="spellStart"/>
-      <w:r>
-        <w:rPr>
-          <w:b/>
-          <w:bCs/>
-          <w:sz w:val="28"/>
-          <w:szCs w:val="28"/>
-        </w:rPr>
         <w:t>Complainify</w:t>
       </w:r>
-      <w:proofErr w:type="spellEnd"/>
     </w:p>
     <w:p>
       <w:pPr>
@@ -306,21 +295,12 @@
           <w:szCs w:val="28"/>
         </w:rPr>
       </w:pPr>
-      <w:proofErr w:type="spellStart"/>
       <w:r>
         <w:rPr>
           <w:sz w:val="28"/>
           <w:szCs w:val="28"/>
         </w:rPr>
-        <w:t>Purbanchal</w:t>
-      </w:r>
-      <w:proofErr w:type="spellEnd"/>
-      <w:r>
-        <w:rPr>
-          <w:sz w:val="28"/>
-          <w:szCs w:val="28"/>
-        </w:rPr>
-        <w:t xml:space="preserve"> University</w:t>
+        <w:t>Purbanchal University</w:t>
       </w:r>
     </w:p>
     <w:p>
@@ -442,21 +422,12 @@
           <w:szCs w:val="28"/>
         </w:rPr>
       </w:pPr>
-      <w:proofErr w:type="spellStart"/>
       <w:r>
         <w:rPr>
           <w:sz w:val="28"/>
           <w:szCs w:val="28"/>
         </w:rPr>
-        <w:t>Putalisadak</w:t>
-      </w:r>
-      <w:proofErr w:type="spellEnd"/>
-      <w:r>
-        <w:rPr>
-          <w:sz w:val="28"/>
-          <w:szCs w:val="28"/>
-        </w:rPr>
-        <w:t>, Kathmandu</w:t>
+        <w:t>Putalisadak, Kathmandu</w:t>
       </w:r>
     </w:p>
     <w:p>
@@ -546,159 +517,157 @@
           <w:sz w:val="28"/>
           <w:szCs w:val="28"/>
         </w:rPr>
-        <w:t xml:space="preserve">Student </w:t>
-      </w:r>
-      <w:proofErr w:type="spellStart"/>
-      <w:r>
+        <w:t>Complainify</w:t>
+      </w:r>
+    </w:p>
+    <w:p>
+      <w:pPr>
+        <w:spacing w:line="480" w:lineRule="auto"/>
+        <w:jc w:val="center"/>
+        <w:rPr>
+          <w:sz w:val="28"/>
+          <w:szCs w:val="28"/>
+        </w:rPr>
+      </w:pPr>
+      <w:r>
+        <w:rPr>
+          <w:sz w:val="28"/>
+          <w:szCs w:val="28"/>
+        </w:rPr>
+        <w:t xml:space="preserve">Submitted in partial fulfillment of the requirement of </w:t>
+      </w:r>
+    </w:p>
+    <w:p>
+      <w:pPr>
+        <w:spacing w:line="480" w:lineRule="auto"/>
+        <w:jc w:val="center"/>
+        <w:rPr>
+          <w:sz w:val="28"/>
+          <w:szCs w:val="28"/>
+        </w:rPr>
+      </w:pPr>
+      <w:r>
+        <w:rPr>
+          <w:sz w:val="28"/>
+          <w:szCs w:val="28"/>
+        </w:rPr>
+        <w:t>P</w:t>
+      </w:r>
+      <w:r>
+        <w:rPr>
+          <w:sz w:val="28"/>
+          <w:szCs w:val="28"/>
+        </w:rPr>
+        <w:t>roject</w:t>
+      </w:r>
+      <w:r>
+        <w:rPr>
+          <w:sz w:val="28"/>
+          <w:szCs w:val="28"/>
+        </w:rPr>
+        <w:t>-V</w:t>
+      </w:r>
+      <w:r>
+        <w:rPr>
+          <w:sz w:val="28"/>
+          <w:szCs w:val="28"/>
+        </w:rPr>
+        <w:t>I</w:t>
+      </w:r>
+      <w:r>
+        <w:rPr>
+          <w:sz w:val="28"/>
+          <w:szCs w:val="28"/>
+        </w:rPr>
+        <w:t xml:space="preserve"> </w:t>
+      </w:r>
+      <w:r>
+        <w:rPr>
+          <w:sz w:val="28"/>
+          <w:szCs w:val="28"/>
+        </w:rPr>
+        <w:t>(</w:t>
+      </w:r>
+      <w:r>
+        <w:rPr>
+          <w:sz w:val="28"/>
+          <w:szCs w:val="28"/>
+        </w:rPr>
+        <w:t>BIT3</w:t>
+      </w:r>
+      <w:r>
+        <w:rPr>
+          <w:sz w:val="28"/>
+          <w:szCs w:val="28"/>
+        </w:rPr>
+        <w:t>5</w:t>
+      </w:r>
+      <w:r>
+        <w:rPr>
+          <w:sz w:val="28"/>
+          <w:szCs w:val="28"/>
+        </w:rPr>
+        <w:t>6CO)</w:t>
+      </w:r>
+    </w:p>
+    <w:p>
+      <w:pPr>
+        <w:spacing w:line="480" w:lineRule="auto"/>
+        <w:jc w:val="center"/>
+        <w:rPr>
+          <w:sz w:val="28"/>
+          <w:szCs w:val="28"/>
+        </w:rPr>
+      </w:pPr>
+      <w:r>
+        <w:rPr>
+          <w:sz w:val="28"/>
+          <w:szCs w:val="28"/>
+        </w:rPr>
+        <w:t>B</w:t>
+      </w:r>
+      <w:r>
+        <w:rPr>
+          <w:sz w:val="28"/>
+          <w:szCs w:val="28"/>
+        </w:rPr>
+        <w:t xml:space="preserve">achelor </w:t>
+      </w:r>
+      <w:r>
+        <w:rPr>
+          <w:sz w:val="28"/>
+          <w:szCs w:val="28"/>
+        </w:rPr>
+        <w:t>in</w:t>
+      </w:r>
+      <w:r>
+        <w:rPr>
+          <w:sz w:val="28"/>
+          <w:szCs w:val="28"/>
+        </w:rPr>
+        <w:t xml:space="preserve"> Information Technology</w:t>
+      </w:r>
+    </w:p>
+    <w:p>
+      <w:pPr>
+        <w:spacing w:line="480" w:lineRule="auto"/>
+        <w:jc w:val="center"/>
         <w:rPr>
           <w:b/>
           <w:bCs/>
           <w:sz w:val="28"/>
           <w:szCs w:val="28"/>
         </w:rPr>
-        <w:t>Complainify</w:t>
-      </w:r>
-      <w:proofErr w:type="spellEnd"/>
-    </w:p>
-    <w:p>
-      <w:pPr>
-        <w:spacing w:line="480" w:lineRule="auto"/>
-        <w:jc w:val="center"/>
-        <w:rPr>
-          <w:sz w:val="28"/>
-          <w:szCs w:val="28"/>
-        </w:rPr>
-      </w:pPr>
-      <w:r>
-        <w:rPr>
-          <w:sz w:val="28"/>
-          <w:szCs w:val="28"/>
-        </w:rPr>
-        <w:t xml:space="preserve">Submitted in partial fulfillment of the requirement of </w:t>
-      </w:r>
-    </w:p>
-    <w:p>
-      <w:pPr>
-        <w:spacing w:line="480" w:lineRule="auto"/>
-        <w:jc w:val="center"/>
-        <w:rPr>
-          <w:sz w:val="28"/>
-          <w:szCs w:val="28"/>
-        </w:rPr>
-      </w:pPr>
-      <w:r>
-        <w:rPr>
-          <w:sz w:val="28"/>
-          <w:szCs w:val="28"/>
-        </w:rPr>
-        <w:t>P</w:t>
-      </w:r>
-      <w:r>
-        <w:rPr>
-          <w:sz w:val="28"/>
-          <w:szCs w:val="28"/>
-        </w:rPr>
-        <w:t>roject</w:t>
-      </w:r>
-      <w:r>
-        <w:rPr>
-          <w:sz w:val="28"/>
-          <w:szCs w:val="28"/>
-        </w:rPr>
-        <w:t>-V</w:t>
-      </w:r>
-      <w:r>
-        <w:rPr>
-          <w:sz w:val="28"/>
-          <w:szCs w:val="28"/>
-        </w:rPr>
-        <w:t>I</w:t>
-      </w:r>
-      <w:r>
-        <w:rPr>
-          <w:sz w:val="28"/>
-          <w:szCs w:val="28"/>
-        </w:rPr>
-        <w:t xml:space="preserve"> </w:t>
-      </w:r>
-      <w:r>
-        <w:rPr>
-          <w:sz w:val="28"/>
-          <w:szCs w:val="28"/>
-        </w:rPr>
-        <w:t>(</w:t>
-      </w:r>
-      <w:r>
-        <w:rPr>
-          <w:sz w:val="28"/>
-          <w:szCs w:val="28"/>
-        </w:rPr>
-        <w:t>BIT3</w:t>
-      </w:r>
-      <w:r>
-        <w:rPr>
-          <w:sz w:val="28"/>
-          <w:szCs w:val="28"/>
-        </w:rPr>
-        <w:t>5</w:t>
-      </w:r>
-      <w:r>
-        <w:rPr>
-          <w:sz w:val="28"/>
-          <w:szCs w:val="28"/>
-        </w:rPr>
-        <w:t>6CO)</w:t>
-      </w:r>
-    </w:p>
-    <w:p>
-      <w:pPr>
-        <w:spacing w:line="480" w:lineRule="auto"/>
-        <w:jc w:val="center"/>
-        <w:rPr>
-          <w:sz w:val="28"/>
-          <w:szCs w:val="28"/>
-        </w:rPr>
-      </w:pPr>
-      <w:r>
-        <w:rPr>
-          <w:sz w:val="28"/>
-          <w:szCs w:val="28"/>
-        </w:rPr>
-        <w:t>B</w:t>
-      </w:r>
-      <w:r>
-        <w:rPr>
-          <w:sz w:val="28"/>
-          <w:szCs w:val="28"/>
-        </w:rPr>
-        <w:t xml:space="preserve">achelor </w:t>
-      </w:r>
-      <w:r>
-        <w:rPr>
-          <w:sz w:val="28"/>
-          <w:szCs w:val="28"/>
-        </w:rPr>
-        <w:t>in</w:t>
-      </w:r>
-      <w:r>
-        <w:rPr>
-          <w:sz w:val="28"/>
-          <w:szCs w:val="28"/>
-        </w:rPr>
-        <w:t xml:space="preserve"> Information Technology</w:t>
-      </w:r>
-    </w:p>
-    <w:p>
-      <w:pPr>
-        <w:spacing w:line="480" w:lineRule="auto"/>
-        <w:jc w:val="center"/>
+      </w:pPr>
+      <w:r>
         <w:rPr>
           <w:b/>
           <w:bCs/>
           <w:sz w:val="28"/>
           <w:szCs w:val="28"/>
         </w:rPr>
-      </w:pPr>
+        <w:t xml:space="preserve">Submitted </w:t>
+      </w:r>
       <w:r>
         <w:rPr>
           <w:b/>
@@ -706,7 +675,7 @@
           <w:sz w:val="28"/>
           <w:szCs w:val="28"/>
         </w:rPr>
-        <w:t xml:space="preserve">Submitted </w:t>
+        <w:t>T</w:t>
       </w:r>
       <w:r>
         <w:rPr>
@@ -715,232 +684,205 @@
           <w:sz w:val="28"/>
           <w:szCs w:val="28"/>
         </w:rPr>
-        <w:t>T</w:t>
-      </w:r>
-      <w:r>
+        <w:t>o</w:t>
+      </w:r>
+    </w:p>
+    <w:p>
+      <w:pPr>
+        <w:spacing w:line="480" w:lineRule="auto"/>
+        <w:jc w:val="center"/>
+        <w:rPr>
+          <w:sz w:val="28"/>
+          <w:szCs w:val="28"/>
+        </w:rPr>
+      </w:pPr>
+      <w:r>
+        <w:rPr>
+          <w:sz w:val="28"/>
+          <w:szCs w:val="28"/>
+        </w:rPr>
+        <w:t>Purbanchal University</w:t>
+      </w:r>
+    </w:p>
+    <w:p>
+      <w:pPr>
+        <w:spacing w:line="480" w:lineRule="auto"/>
+        <w:jc w:val="center"/>
+        <w:rPr>
+          <w:sz w:val="28"/>
+          <w:szCs w:val="28"/>
+        </w:rPr>
+      </w:pPr>
+      <w:r>
+        <w:rPr>
+          <w:sz w:val="28"/>
+          <w:szCs w:val="28"/>
+        </w:rPr>
+        <w:t>Biratnagar, Nepal</w:t>
+      </w:r>
+    </w:p>
+    <w:p>
+      <w:pPr>
+        <w:spacing w:line="480" w:lineRule="auto"/>
+        <w:jc w:val="center"/>
         <w:rPr>
           <w:b/>
           <w:bCs/>
           <w:sz w:val="28"/>
           <w:szCs w:val="28"/>
         </w:rPr>
-        <w:t>o</w:t>
-      </w:r>
-    </w:p>
-    <w:p>
-      <w:pPr>
-        <w:spacing w:line="480" w:lineRule="auto"/>
-        <w:jc w:val="center"/>
-        <w:rPr>
-          <w:sz w:val="28"/>
-          <w:szCs w:val="28"/>
-        </w:rPr>
-      </w:pPr>
-      <w:proofErr w:type="spellStart"/>
-      <w:r>
-        <w:rPr>
-          <w:sz w:val="28"/>
-          <w:szCs w:val="28"/>
-        </w:rPr>
-        <w:t>Purbanchal</w:t>
-      </w:r>
-      <w:proofErr w:type="spellEnd"/>
-      <w:r>
-        <w:rPr>
-          <w:sz w:val="28"/>
-          <w:szCs w:val="28"/>
-        </w:rPr>
-        <w:t xml:space="preserve"> University</w:t>
-      </w:r>
-    </w:p>
-    <w:p>
-      <w:pPr>
-        <w:spacing w:line="480" w:lineRule="auto"/>
-        <w:jc w:val="center"/>
-        <w:rPr>
-          <w:sz w:val="28"/>
-          <w:szCs w:val="28"/>
-        </w:rPr>
-      </w:pPr>
-      <w:r>
-        <w:rPr>
-          <w:sz w:val="28"/>
-          <w:szCs w:val="28"/>
-        </w:rPr>
-        <w:t>Biratnagar, Nepal</w:t>
-      </w:r>
-    </w:p>
-    <w:p>
-      <w:pPr>
-        <w:spacing w:line="480" w:lineRule="auto"/>
-        <w:jc w:val="center"/>
+      </w:pPr>
+      <w:r>
         <w:rPr>
           <w:b/>
           <w:bCs/>
           <w:sz w:val="28"/>
           <w:szCs w:val="28"/>
         </w:rPr>
-      </w:pPr>
-      <w:r>
+        <w:t>Submitted By</w:t>
+      </w:r>
+    </w:p>
+    <w:p>
+      <w:pPr>
+        <w:spacing w:line="480" w:lineRule="auto"/>
+        <w:jc w:val="center"/>
+        <w:rPr>
+          <w:sz w:val="28"/>
+          <w:szCs w:val="28"/>
+        </w:rPr>
+      </w:pPr>
+      <w:r>
+        <w:rPr>
+          <w:sz w:val="28"/>
+          <w:szCs w:val="28"/>
+        </w:rPr>
+        <w:t>Mridul Prakash Shah (350560)</w:t>
+      </w:r>
+    </w:p>
+    <w:p>
+      <w:pPr>
+        <w:spacing w:line="480" w:lineRule="auto"/>
+        <w:jc w:val="center"/>
+        <w:rPr>
+          <w:sz w:val="28"/>
+          <w:szCs w:val="28"/>
+        </w:rPr>
+      </w:pPr>
+      <w:r>
+        <w:rPr>
+          <w:sz w:val="28"/>
+          <w:szCs w:val="28"/>
+        </w:rPr>
+        <w:t>Om Prakash Basnet (350562)</w:t>
+      </w:r>
+    </w:p>
+    <w:p>
+      <w:pPr>
+        <w:spacing w:line="480" w:lineRule="auto"/>
+        <w:jc w:val="center"/>
+        <w:rPr>
+          <w:sz w:val="28"/>
+          <w:szCs w:val="28"/>
+        </w:rPr>
+      </w:pPr>
+      <w:r>
+        <w:rPr>
+          <w:sz w:val="28"/>
+          <w:szCs w:val="28"/>
+        </w:rPr>
+        <w:t>Samir Poudel (350574)</w:t>
+      </w:r>
+    </w:p>
+    <w:p>
+      <w:pPr>
+        <w:spacing w:line="480" w:lineRule="auto"/>
+        <w:jc w:val="center"/>
         <w:rPr>
           <w:b/>
           <w:bCs/>
           <w:sz w:val="28"/>
           <w:szCs w:val="28"/>
         </w:rPr>
-        <w:t>Submitted By</w:t>
-      </w:r>
-    </w:p>
-    <w:p>
-      <w:pPr>
-        <w:spacing w:line="480" w:lineRule="auto"/>
-        <w:jc w:val="center"/>
-        <w:rPr>
-          <w:sz w:val="28"/>
-          <w:szCs w:val="28"/>
-        </w:rPr>
-      </w:pPr>
-      <w:r>
-        <w:rPr>
-          <w:sz w:val="28"/>
-          <w:szCs w:val="28"/>
-        </w:rPr>
-        <w:t>Mridul Prakash Shah (350560)</w:t>
-      </w:r>
-    </w:p>
-    <w:p>
-      <w:pPr>
-        <w:spacing w:line="480" w:lineRule="auto"/>
-        <w:jc w:val="center"/>
-        <w:rPr>
-          <w:sz w:val="28"/>
-          <w:szCs w:val="28"/>
-        </w:rPr>
-      </w:pPr>
-      <w:r>
-        <w:rPr>
-          <w:sz w:val="28"/>
-          <w:szCs w:val="28"/>
-        </w:rPr>
-        <w:t>Om Prakash Basnet (350562)</w:t>
-      </w:r>
-    </w:p>
-    <w:p>
-      <w:pPr>
-        <w:spacing w:line="480" w:lineRule="auto"/>
-        <w:jc w:val="center"/>
-        <w:rPr>
-          <w:sz w:val="28"/>
-          <w:szCs w:val="28"/>
-        </w:rPr>
-      </w:pPr>
-      <w:r>
-        <w:rPr>
-          <w:sz w:val="28"/>
-          <w:szCs w:val="28"/>
-        </w:rPr>
-        <w:t>Samir Poudel (350574)</w:t>
-      </w:r>
-    </w:p>
-    <w:p>
-      <w:pPr>
-        <w:spacing w:line="480" w:lineRule="auto"/>
-        <w:jc w:val="center"/>
+      </w:pPr>
+      <w:r>
         <w:rPr>
           <w:b/>
           <w:bCs/>
           <w:sz w:val="28"/>
           <w:szCs w:val="28"/>
         </w:rPr>
-      </w:pPr>
-      <w:r>
+        <w:t>Project Supervisor</w:t>
+      </w:r>
+    </w:p>
+    <w:p>
+      <w:pPr>
+        <w:spacing w:line="480" w:lineRule="auto"/>
+        <w:jc w:val="center"/>
+        <w:rPr>
+          <w:sz w:val="28"/>
+          <w:szCs w:val="28"/>
+        </w:rPr>
+      </w:pPr>
+      <w:r>
+        <w:rPr>
+          <w:sz w:val="28"/>
+          <w:szCs w:val="28"/>
+        </w:rPr>
+        <w:t>Er. Maryada Karki</w:t>
+      </w:r>
+    </w:p>
+    <w:p>
+      <w:pPr>
+        <w:spacing w:line="480" w:lineRule="auto"/>
+        <w:rPr>
+          <w:sz w:val="28"/>
+          <w:szCs w:val="28"/>
+        </w:rPr>
+      </w:pPr>
+      <w:r>
+        <w:rPr>
+          <w:sz w:val="28"/>
+          <w:szCs w:val="28"/>
+        </w:rPr>
+        <w:t xml:space="preserve">                                          Mr. Santosh Shah</w:t>
+      </w:r>
+    </w:p>
+    <w:p>
+      <w:pPr>
+        <w:spacing w:line="480" w:lineRule="auto"/>
+        <w:jc w:val="center"/>
         <w:rPr>
           <w:b/>
           <w:bCs/>
           <w:sz w:val="28"/>
           <w:szCs w:val="28"/>
         </w:rPr>
-        <w:t>Project Supervisor</w:t>
-      </w:r>
-    </w:p>
-    <w:p>
-      <w:pPr>
-        <w:spacing w:line="480" w:lineRule="auto"/>
-        <w:jc w:val="center"/>
-        <w:rPr>
-          <w:sz w:val="28"/>
-          <w:szCs w:val="28"/>
-        </w:rPr>
-      </w:pPr>
-      <w:r>
-        <w:rPr>
-          <w:sz w:val="28"/>
-          <w:szCs w:val="28"/>
-        </w:rPr>
-        <w:t>Er. Maryada Karki</w:t>
-      </w:r>
-    </w:p>
-    <w:p>
-      <w:pPr>
-        <w:spacing w:line="480" w:lineRule="auto"/>
-        <w:rPr>
-          <w:sz w:val="28"/>
-          <w:szCs w:val="28"/>
-        </w:rPr>
-      </w:pPr>
-      <w:r>
-        <w:rPr>
-          <w:sz w:val="28"/>
-          <w:szCs w:val="28"/>
-        </w:rPr>
-        <w:t xml:space="preserve">                                          Mr. Santosh Shah</w:t>
-      </w:r>
-    </w:p>
-    <w:p>
-      <w:pPr>
-        <w:spacing w:line="480" w:lineRule="auto"/>
-        <w:jc w:val="center"/>
+      </w:pPr>
+      <w:r>
         <w:rPr>
           <w:b/>
           <w:bCs/>
           <w:sz w:val="28"/>
           <w:szCs w:val="28"/>
         </w:rPr>
-      </w:pPr>
-      <w:r>
-        <w:rPr>
-          <w:b/>
-          <w:bCs/>
+        <w:t>KANTIPUR CITY COLLEGE</w:t>
+      </w:r>
+    </w:p>
+    <w:p>
+      <w:pPr>
+        <w:spacing w:line="480" w:lineRule="auto"/>
+        <w:jc w:val="center"/>
+        <w:rPr>
           <w:sz w:val="28"/>
           <w:szCs w:val="28"/>
         </w:rPr>
-        <w:t>KANTIPUR CITY COLLEGE</w:t>
-      </w:r>
-    </w:p>
-    <w:p>
-      <w:pPr>
-        <w:spacing w:line="480" w:lineRule="auto"/>
-        <w:jc w:val="center"/>
+      </w:pPr>
+      <w:r>
         <w:rPr>
           <w:sz w:val="28"/>
           <w:szCs w:val="28"/>
         </w:rPr>
-      </w:pPr>
-      <w:proofErr w:type="spellStart"/>
-      <w:r>
-        <w:rPr>
-          <w:sz w:val="28"/>
-          <w:szCs w:val="28"/>
-        </w:rPr>
-        <w:t>Putalisadak</w:t>
-      </w:r>
-      <w:proofErr w:type="spellEnd"/>
-      <w:r>
-        <w:rPr>
-          <w:sz w:val="28"/>
-          <w:szCs w:val="28"/>
-        </w:rPr>
-        <w:t>, Kathmandu</w:t>
+        <w:t>Putalisadak, Kathmandu</w:t>
       </w:r>
     </w:p>
     <w:p>
@@ -989,15 +931,7 @@
     </w:p>
     <w:p>
       <w:r>
-        <w:t xml:space="preserve">Educational institutions often face difficulties in managing student complaints because traditional methods such as paper forms, emails, or manual records lead to delays, poor organization, and a lack of transparency in the complaint resolution process. To address these issues, this project proposes Student </w:t>
-      </w:r>
-      <w:proofErr w:type="spellStart"/>
-      <w:r>
-        <w:t>Complainify</w:t>
-      </w:r>
-      <w:proofErr w:type="spellEnd"/>
-      <w:r>
-        <w:t>, an AI-Based Student Complaint Analysis and Decision Support System that provides a centralized and user-friendly platform for handling student grievances. Through this system, students can submit complaints related to academics, examinations, administration, infrastructure, or faculty issues at any time and from any location. The system uses Artificial Intelligence techniques, including sentiment analysis and automatic text classification, to analyze the complaint content, identify its category, and determine its urgency level. Based on the analysis, complaints are automatically assigned priorities such as High, Medium, or Low and forwarded to the appropriate authorities for faster action. The system also includes an administrative dashboard that provides real-time complaint statistics, tracking facilities, filtering options, and report generation features to support effective decision-making. Additionally, an integrated email notification service keeps students updated about the status of their complaints and alerts administrators when high-priority issues are reported. Developed using the Waterfall Software Development Life Cycle model and implemented with technologies such as HTML, CSS, JavaScript, Python Flask, MySQL, and machine learning libraries, the proposed system aims to improve efficiency, enhance transparency, and ensure quicker and more effective resolution of student complaints in educational institutions.</w:t>
+        <w:t>Educational institutions often face difficulties in managing student complaints because traditional methods such as paper forms, emails, or manual records lead to delays, poor organization, and a lack of transparency in the complaint resolution process. To address these issues, this project proposes Student Complainify, an AI-Based Student Complaint Analysis and Decision Support System that provides a centralized and user-friendly platform for handling student grievances. Through this system, students can submit complaints related to academics, examinations, administration, infrastructure, or faculty issues at any time and from any location. The system uses Artificial Intelligence techniques, including sentiment analysis and automatic text classification, to analyze the complaint content, identify its category, and determine its urgency level. Based on the analysis, complaints are automatically assigned priorities such as High, Medium, or Low and forwarded to the appropriate authorities for faster action. The system also includes an administrative dashboard that provides real-time complaint statistics, tracking facilities, filtering options, and report generation features to support effective decision-making. Additionally, an integrated email notification service keeps students updated about the status of their complaints and alerts administrators when high-priority issues are reported. Developed using the Waterfall Software Development Life Cycle model and implemented with technologies such as HTML, CSS, JavaScript, Python Flask, MySQL, and machine learning libraries, the proposed system aims to improve efficiency, enhance transparency, and ensure quicker and more effective resolution of student complaints in educational institutions.</w:t>
       </w:r>
     </w:p>
     <w:p/>
@@ -1085,19 +1019,17 @@
     </w:p>
     <w:p>
       <w:r>
-        <w:t>We declare that this project report titled “</w:t>
-      </w:r>
-      <w:r>
-        <w:t xml:space="preserve"> Student </w:t>
-      </w:r>
-      <w:proofErr w:type="spellStart"/>
+        <w:t xml:space="preserve">We declare that this project report titled </w:t>
+      </w:r>
+      <w:r>
+        <w:t>“</w:t>
+      </w:r>
       <w:r>
         <w:t>C</w:t>
       </w:r>
       <w:r>
         <w:t>omplainify</w:t>
       </w:r>
-      <w:proofErr w:type="spellEnd"/>
       <w:r>
         <w:t>” submitted in partial fulfillment of the Bachelor of Information Technology is a record of original work carried out by us under the supervision of</w:t>
       </w:r>
@@ -1169,13 +1101,8 @@
         <w:t>This is to certify that the project entitled “</w:t>
       </w:r>
       <w:r>
-        <w:t xml:space="preserve">Student </w:t>
-      </w:r>
-      <w:proofErr w:type="spellStart"/>
-      <w:r>
         <w:t>Complainify</w:t>
       </w:r>
-      <w:proofErr w:type="spellEnd"/>
       <w:r>
         <w:t xml:space="preserve">” undertaken and demonstrated by Mridul Prakash Shah, Om Prakash Basnet and Samir Poudel has been successfully completed under my supervision as a partial fulfillment of the requirements of the degree of IT </w:t>
       </w:r>
@@ -1189,15 +1116,7 @@
         <w:t>th</w:t>
       </w:r>
       <w:r>
-        <w:t xml:space="preserve"> semester under </w:t>
-      </w:r>
-      <w:proofErr w:type="spellStart"/>
-      <w:r>
-        <w:t>Purbanchal</w:t>
-      </w:r>
-      <w:proofErr w:type="spellEnd"/>
-      <w:r>
-        <w:t xml:space="preserve"> University. I, henceforth, approve this project to be awarded the certificate by the concerned authority. During supervision, I found students hardworking, skilled and ready to undertake any professional work related to this field in future. </w:t>
+        <w:t xml:space="preserve"> semester under Purbanchal University. I, henceforth, approve this project to be awarded the certificate by the concerned authority. During supervision, I found students hardworking, skilled and ready to undertake any professional work related to this field in future. </w:t>
       </w:r>
     </w:p>
     <w:p>
@@ -1410,13 +1329,8 @@
         <w:t>Following the Supervisor's Approval and Examiner’s Acceptance, the project entitled “</w:t>
       </w:r>
       <w:r>
-        <w:t xml:space="preserve">Student </w:t>
-      </w:r>
-      <w:proofErr w:type="spellStart"/>
-      <w:r>
         <w:t>Complainify</w:t>
       </w:r>
-      <w:proofErr w:type="spellEnd"/>
       <w:r>
         <w:t xml:space="preserve">” submitted by Mridul Prakash Shah, Om Prakash Basnet and Samir Poudel as a partial fulfillment of the requirements for the degree of BIT </w:t>
       </w:r>
@@ -1430,15 +1344,7 @@
         <w:t>th</w:t>
       </w:r>
       <w:r>
-        <w:t xml:space="preserve"> Semester under </w:t>
-      </w:r>
-      <w:proofErr w:type="spellStart"/>
-      <w:r>
-        <w:t>Purbanchal</w:t>
-      </w:r>
-      <w:proofErr w:type="spellEnd"/>
-      <w:r>
-        <w:t xml:space="preserve"> University, has been officially awarded by this certificate. I wish the students all the best for their future endeavors. </w:t>
+        <w:t xml:space="preserve"> Semester under Purbanchal University, has been officially awarded by this certificate. I wish the students all the best for their future endeavors. </w:t>
       </w:r>
     </w:p>
     <w:p>
@@ -9827,15 +9733,7 @@
       </w:pPr>
       <w:bookmarkStart w:id="18" w:name="_Toc230940518"/>
       <w:r>
-        <w:t xml:space="preserve">Student </w:t>
-      </w:r>
-      <w:proofErr w:type="spellStart"/>
-      <w:r>
-        <w:t>Complainify</w:t>
-      </w:r>
-      <w:proofErr w:type="spellEnd"/>
-      <w:r>
-        <w:t xml:space="preserve"> is an AI-Based Student Complaint Analysis and Decision Support System developed to automate the management of student complaints in educational institutions. Traditional complaint handling methods, such as paper forms and manual records, often lead to delayed responses, improper categorization, and a lack of transparency. To overcome these issues, the proposed system provides a centralized web-based platform where students can submit and track complaints efficiently. The system applies concepts from Artificial Intelligence and Data Mining, including Natural Language Processing (NLP), text classification, and sentiment analysis. When a complaint is submitted, the text is preprocessed and classified into categories such as Academic, Examination, Infrastructure, or Administration using the </w:t>
+        <w:t xml:space="preserve">Complainify is an AI-Based Student Complaint Analysis and Decision Support System developed to automate the management of student complaints in educational institutions. Traditional complaint handling methods, such as paper forms and manual records, often lead to delayed responses, improper categorization, and a lack of transparency. To overcome these issues, the proposed system provides a centralized web-based platform where students can submit and track complaints efficiently. The system applies concepts from Artificial Intelligence and Data Mining, including Natural Language Processing (NLP), text classification, and sentiment analysis. When a complaint is submitted, the text is preprocessed and classified into categories such as Academic, Examination, Infrastructure, or Administration using the </w:t>
       </w:r>
       <w:r>
         <w:rPr>
@@ -9992,13 +9890,8 @@
     </w:p>
     <w:p>
       <w:r>
-        <w:t xml:space="preserve">Student </w:t>
-      </w:r>
-      <w:proofErr w:type="spellStart"/>
-      <w:r>
-        <w:t>Complainify</w:t>
-      </w:r>
-      <w:proofErr w:type="spellEnd"/>
+        <w:t>Student Complainify</w:t>
+      </w:r>
       <w:r>
         <w:t xml:space="preserve"> is designed with several features to ensure usability, efficiency, and reliability:</w:t>
       </w:r>
@@ -10188,15 +10081,7 @@
         <w:t>Email Notification System:</w:t>
       </w:r>
       <w:r>
-        <w:t xml:space="preserve"> Automated email notifications are sent for complaint submission confirmations, status updates, high-priority complaint alerts, and resolution notifications using </w:t>
-      </w:r>
-      <w:proofErr w:type="spellStart"/>
-      <w:r>
-        <w:t>PHPMailer</w:t>
-      </w:r>
-      <w:proofErr w:type="spellEnd"/>
-      <w:r>
-        <w:t xml:space="preserve"> and SMTP services.</w:t>
+        <w:t xml:space="preserve"> Automated email notifications are sent for complaint submission confirmations, status updates, high-priority complaint alerts, and resolution notifications using PHPMailer and SMTP services.</w:t>
       </w:r>
     </w:p>
     <w:p>
@@ -10287,15 +10172,7 @@
     </w:p>
     <w:p>
       <w:r>
-        <w:t xml:space="preserve">Student </w:t>
-      </w:r>
-      <w:proofErr w:type="spellStart"/>
-      <w:r>
-        <w:t>Complainify</w:t>
-      </w:r>
-      <w:proofErr w:type="spellEnd"/>
-      <w:r>
-        <w:t xml:space="preserve"> is significant because it provides an intelligent and centralized platform for managing student grievances efficiently by automating complaint submission, classification, prioritization, and tracking. The system improves transparency and communication between students and administrators through real-time status updates and email notifications while reducing manual effort and delays in complaint resolution. By integrating Artificial Intelligence and Data Mining techniques such as text classification, sentiment analysis, and pattern discovery, the system helps institutions identify recurring issues, analyze complaint trends, and make informed decisions through analytical dashboards and reports. The project demonstrates the practical application of AI and Data Mining concepts in solving real-world problems and contributes to improving student satisfaction and institutional performance.</w:t>
+        <w:t>Student Complainify is significant because it provides an intelligent and centralized platform for managing student grievances efficiently by automating complaint submission, classification, prioritization, and tracking. The system improves transparency and communication between students and administrators through real-time status updates and email notifications while reducing manual effort and delays in complaint resolution. By integrating Artificial Intelligence and Data Mining techniques such as text classification, sentiment analysis, and pattern discovery, the system helps institutions identify recurring issues, analyze complaint trends, and make informed decisions through analytical dashboards and reports. The project demonstrates the practical application of AI and Data Mining concepts in solving real-world problems and contributes to improving student satisfaction and institutional performance.</w:t>
       </w:r>
       <w:bookmarkStart w:id="22" w:name="_Toc230940522"/>
     </w:p>
@@ -10325,15 +10202,7 @@
     </w:p>
     <w:p>
       <w:r>
-        <w:t xml:space="preserve">The scope of Student </w:t>
-      </w:r>
-      <w:proofErr w:type="spellStart"/>
-      <w:r>
-        <w:t>Complainify</w:t>
-      </w:r>
-      <w:proofErr w:type="spellEnd"/>
-      <w:r>
-        <w:t xml:space="preserve"> is to develop a web-based intelligent complaint management system that allows students to submit and track complaints while enabling administrators to manage and analyze them efficiently. The system uses Artificial Intelligence and Data Mining techniques such as Natural Language Processing, Naïve Bayes Classification, and sentiment analysis to categorize complaints, assign priorities, generate reports, and provide email notifications, thereby improving transparency and supporting data-driven decision-making in educational institutions.</w:t>
+        <w:t>The scope of Student Complainify is to develop a web-based intelligent complaint management system that allows students to submit and track complaints while enabling administrators to manage and analyze them efficiently. The system uses Artificial Intelligence and Data Mining techniques such as Natural Language Processing, Naïve Bayes Classification, and sentiment analysis to categorize complaints, assign priorities, generate reports, and provide email notifications, thereby improving transparency and supporting data-driven decision-making in educational institutions.</w:t>
       </w:r>
     </w:p>
     <w:p/>
@@ -11213,15 +11082,7 @@
     </w:p>
     <w:p>
       <w:r>
-        <w:t xml:space="preserve">For the development of Student </w:t>
-      </w:r>
-      <w:proofErr w:type="spellStart"/>
-      <w:r>
-        <w:t>Complainify</w:t>
-      </w:r>
-      <w:proofErr w:type="spellEnd"/>
-      <w:r>
-        <w:t>:</w:t>
+        <w:t>For the development of Student Complainify:</w:t>
       </w:r>
       <w:r>
         <w:t xml:space="preserve"> </w:t>
@@ -11260,15 +11121,7 @@
         <w:ind w:left="720"/>
       </w:pPr>
       <w:r>
-        <w:t xml:space="preserve">The Student submission, complaint classification, sentiment analysis, priority assignment, dashboard generation, and email notifications. Since these requirements remain stable throughout development, the Waterfall Model is suitable for the </w:t>
-      </w:r>
-      <w:proofErr w:type="spellStart"/>
-      <w:r>
-        <w:t>project.Complainify</w:t>
-      </w:r>
-      <w:proofErr w:type="spellEnd"/>
-      <w:r>
-        <w:t xml:space="preserve"> system has well-defined requirements such as user registration, complaint </w:t>
+        <w:t xml:space="preserve">The Student submission, complaint classification, sentiment analysis, priority assignment, dashboard generation, and email notifications. Since these requirements remain stable throughout development, the Waterfall Model is suitable for the project.Complainify system has well-defined requirements such as user registration, complaint </w:t>
       </w:r>
     </w:p>
     <w:p>
@@ -11494,13 +11347,8 @@
     </w:p>
     <w:p>
       <w:r>
-        <w:t xml:space="preserve">The </w:t>
-      </w:r>
-      <w:proofErr w:type="spellStart"/>
-      <w:r>
-        <w:t>MedTracker</w:t>
-      </w:r>
-      <w:proofErr w:type="spellEnd"/>
+        <w:t>The MedTracker</w:t>
+      </w:r>
       <w:r>
         <w:t xml:space="preserve"> </w:t>
       </w:r>
@@ -11522,15 +11370,7 @@
     </w:p>
     <w:p>
       <w:r>
-        <w:t xml:space="preserve">HTML is used to structure the web pages of the </w:t>
-      </w:r>
-      <w:proofErr w:type="spellStart"/>
-      <w:r>
-        <w:t>MedTracker</w:t>
-      </w:r>
-      <w:proofErr w:type="spellEnd"/>
-      <w:r>
-        <w:t xml:space="preserve"> system. It defines the layout of forms, dashboards, and medicine management interfaces, allowing users to easily enter and view medication details in an organized manner.CSS is used to design and style the user interface. It helps create a clean, readable, and user-friendly layout, ensuring that the system is visually simple and accessible for all users, including elderly patients. JavaScript is used to add interactivity and dynamic behavior to the system. It handles form validation, alerts, and responsive features </w:t>
+        <w:t xml:space="preserve">HTML is used to structure the web pages of the MedTracker system. It defines the layout of forms, dashboards, and medicine management interfaces, allowing users to easily enter and view medication details in an organized manner.CSS is used to design and style the user interface. It helps create a clean, readable, and user-friendly layout, ensuring that the system is visually simple and accessible for all users, including elderly patients. JavaScript is used to add interactivity and dynamic behavior to the system. It handles form validation, alerts, and responsive features </w:t>
       </w:r>
       <w:r>
         <w:lastRenderedPageBreak/>
@@ -11551,15 +11391,7 @@
     </w:p>
     <w:p>
       <w:r>
-        <w:t xml:space="preserve">MySQL is used as the database management system for </w:t>
-      </w:r>
-      <w:proofErr w:type="spellStart"/>
-      <w:r>
-        <w:t>MedTracker</w:t>
-      </w:r>
-      <w:proofErr w:type="spellEnd"/>
-      <w:r>
-        <w:t>. It stores all system data such as user accounts, medicine details, schedules, and intake records. The database is designed with properly related tables to maintain data consistency and allow efficient storage and retrieval of medication information.</w:t>
+        <w:t>MySQL is used as the database management system for MedTracker. It stores all system data such as user accounts, medicine details, schedules, and intake records. The database is designed with properly related tables to maintain data consistency and allow efficient storage and retrieval of medication information.</w:t>
       </w:r>
     </w:p>
     <w:p>
@@ -11582,39 +11414,7 @@
     </w:p>
     <w:p>
       <w:r>
-        <w:t xml:space="preserve">Several additional tools were integrated to enhance system functionality. </w:t>
-      </w:r>
-      <w:proofErr w:type="spellStart"/>
-      <w:r>
-        <w:t>PHPMailer</w:t>
-      </w:r>
-      <w:proofErr w:type="spellEnd"/>
-      <w:r>
-        <w:t xml:space="preserve"> is used for sending email reminders, and the </w:t>
-      </w:r>
-      <w:proofErr w:type="spellStart"/>
-      <w:r>
-        <w:t>TextBee</w:t>
-      </w:r>
-      <w:proofErr w:type="spellEnd"/>
-      <w:r>
-        <w:t xml:space="preserve"> API is used for SMS notifications. Chart.js is used to display reports and analytics, while </w:t>
-      </w:r>
-      <w:proofErr w:type="spellStart"/>
-      <w:r>
-        <w:t>jsPDF</w:t>
-      </w:r>
-      <w:proofErr w:type="spellEnd"/>
-      <w:r>
-        <w:t xml:space="preserve"> is used to generate downloadable PDF reports. Task schedulers are used to automate reminder notifications and </w:t>
-      </w:r>
-      <w:proofErr w:type="spellStart"/>
-      <w:r>
-        <w:t>Jitsi</w:t>
-      </w:r>
-      <w:proofErr w:type="spellEnd"/>
-      <w:r>
-        <w:t xml:space="preserve"> Meet is used for video conference call between patient and health worker.</w:t>
+        <w:t>Several additional tools were integrated to enhance system functionality. PHPMailer is used for sending email reminders, and the TextBee API is used for SMS notifications. Chart.js is used to display reports and analytics, while jsPDF is used to generate downloadable PDF reports. Task schedulers are used to automate reminder notifications and Jitsi Meet is used for video conference call between patient and health worker.</w:t>
       </w:r>
     </w:p>
     <w:p>
@@ -11847,15 +11647,7 @@
               <w:spacing w:line="360" w:lineRule="auto"/>
             </w:pPr>
             <w:r>
-              <w:t>XAMPP server configuration and .</w:t>
-            </w:r>
-            <w:proofErr w:type="spellStart"/>
-            <w:r>
-              <w:t>htaccess</w:t>
-            </w:r>
-            <w:proofErr w:type="spellEnd"/>
-            <w:r>
-              <w:t xml:space="preserve"> setup</w:t>
+              <w:t>XAMPP server configuration and .htaccess setup</w:t>
             </w:r>
           </w:p>
           <w:p>
@@ -12051,15 +11843,7 @@
               <w:spacing w:line="360" w:lineRule="auto"/>
             </w:pPr>
             <w:r>
-              <w:t xml:space="preserve">JavaScript (script.js) app initialization, </w:t>
-            </w:r>
-            <w:proofErr w:type="spellStart"/>
-            <w:r>
-              <w:t>localStorage</w:t>
-            </w:r>
-            <w:proofErr w:type="spellEnd"/>
-            <w:r>
-              <w:t xml:space="preserve"> session, logout</w:t>
+              <w:t>JavaScript (script.js) app initialization, localStorage session, logout</w:t>
             </w:r>
           </w:p>
           <w:p>
@@ -12523,13 +12307,8 @@
       <w:bookmarkEnd w:id="54"/>
     </w:p>
     <w:p>
-      <w:proofErr w:type="spellStart"/>
-      <w:r>
-        <w:t>MedTracker</w:t>
-      </w:r>
-      <w:proofErr w:type="spellEnd"/>
-      <w:r>
-        <w:t xml:space="preserve"> was developed to address the growing need for efficient medication management and adherence tracking across personal and clinical healthcare settings. The requirements were gathered through analysis of existing medication reminder systems, consultation with the multi-role user ecosystem — patients, health workers, and administrators — and study of real-world challenges faced by individuals managing complex medication schedules. The system aims to bridge the gap between patients and their healthcare providers by offering a centralized, role-based platform for medication scheduling, intake logging, adherence monitoring, stock tracking, and care coordination.</w:t>
+      <w:r>
+        <w:t>MedTracker was developed to address the growing need for efficient medication management and adherence tracking across personal and clinical healthcare settings. The requirements were gathered through analysis of existing medication reminder systems, consultation with the multi-role user ecosystem — patients, health workers, and administrators — and study of real-world challenges faced by individuals managing complex medication schedules. The system aims to bridge the gap between patients and their healthcare providers by offering a centralized, role-based platform for medication scheduling, intake logging, adherence monitoring, stock tracking, and care coordination.</w:t>
       </w:r>
     </w:p>
     <w:p>
@@ -13325,15 +13104,7 @@
               <w:spacing w:line="360" w:lineRule="auto"/>
             </w:pPr>
             <w:r>
-              <w:t xml:space="preserve">Patients and Health Workers shall communicate through an integrated consultation room that supports real-time text messaging, embedded video calls via </w:t>
-            </w:r>
-            <w:proofErr w:type="spellStart"/>
-            <w:r>
-              <w:t>Jitsi</w:t>
-            </w:r>
-            <w:proofErr w:type="spellEnd"/>
-            <w:r>
-              <w:t xml:space="preserve"> Meet, and structured appointment scheduling. Health Workers shall be able to set their availability status with an optional note, and patients shall view their linked doctor's availability before initiating a session. The contact panel shall display only role-relevant contacts, ensuring patients see only their linked health workers and vice versa.</w:t>
+              <w:t>Patients and Health Workers shall communicate through an integrated consultation room that supports real-time text messaging, embedded video calls via Jitsi Meet, and structured appointment scheduling. Health Workers shall be able to set their availability status with an optional note, and patients shall view their linked doctor's availability before initiating a session. The contact panel shall display only role-relevant contacts, ensuring patients see only their linked health workers and vice versa.</w:t>
             </w:r>
           </w:p>
         </w:tc>
@@ -13403,15 +13174,7 @@
     </w:p>
     <w:p>
       <w:r>
-        <w:t xml:space="preserve">The functional requirements define the specific behaviors and operations the system must perform to meet user needs and business objectives. Each functional requirement is mapped to one or more gathered requirements to ensure full coverage. Table 4.2 details all functional requirements for </w:t>
-      </w:r>
-      <w:proofErr w:type="spellStart"/>
-      <w:r>
-        <w:t>MedTracker</w:t>
-      </w:r>
-      <w:proofErr w:type="spellEnd"/>
-      <w:r>
-        <w:t>.</w:t>
+        <w:t>The functional requirements define the specific behaviors and operations the system must perform to meet user needs and business objectives. Each functional requirement is mapped to one or more gathered requirements to ensure full coverage. Table 4.2 details all functional requirements for MedTracker.</w:t>
       </w:r>
     </w:p>
     <w:p>
@@ -14686,15 +14449,7 @@
               <w:spacing w:line="360" w:lineRule="auto"/>
             </w:pPr>
             <w:r>
-              <w:t xml:space="preserve">Video Consultation: Patients and Health Workers shall communicate through a shared consultation room supporting real-time text messaging, video calls powered by </w:t>
-            </w:r>
-            <w:proofErr w:type="spellStart"/>
-            <w:r>
-              <w:t>Jitsi</w:t>
-            </w:r>
-            <w:proofErr w:type="spellEnd"/>
-            <w:r>
-              <w:t xml:space="preserve"> Meet, and structured appointment scheduling. Health Workers shall be able to set their availability status with an optional note. Patients shall view their linked doctor’s availability status before initiating a session. Both roles shall send and receive messages and book or view appointments within the platform.</w:t>
+              <w:t>Video Consultation: Patients and Health Workers shall communicate through a shared consultation room supporting real-time text messaging, video calls powered by Jitsi Meet, and structured appointment scheduling. Health Workers shall be able to set their availability status with an optional note. Patients shall view their linked doctor’s availability status before initiating a session. Both roles shall send and receive messages and book or view appointments within the platform.</w:t>
             </w:r>
           </w:p>
         </w:tc>
@@ -14796,48 +14551,16 @@
     </w:p>
     <w:p>
       <w:r>
-        <w:t xml:space="preserve">The technical feasibility analysis confirms that </w:t>
-      </w:r>
-      <w:proofErr w:type="spellStart"/>
-      <w:r>
-        <w:t>MedTracker</w:t>
-      </w:r>
-      <w:proofErr w:type="spellEnd"/>
-      <w:r>
-        <w:t xml:space="preserve"> can be developed effectively with the technology stack and skills available to the development team. The system is built on widely adopted and well-documented technologies including HTML5, CSS3, JavaScript, PHP, and </w:t>
+        <w:t xml:space="preserve">The technical feasibility analysis confirms that MedTracker can be developed effectively with the technology stack and skills available to the development team. The system is built on widely adopted and well-documented technologies including HTML5, CSS3, JavaScript, PHP, and </w:t>
       </w:r>
       <w:r>
         <w:t>MySQL all</w:t>
       </w:r>
       <w:r>
-        <w:t xml:space="preserve"> of which are free to use and supported by large developer communities. The team possesses the required knowledge of frontend development, backend API design, relational database management, and REST communication. Additional integrations such as the </w:t>
-      </w:r>
-      <w:proofErr w:type="spellStart"/>
-      <w:r>
-        <w:t>TextBee</w:t>
-      </w:r>
-      <w:proofErr w:type="spellEnd"/>
-      <w:r>
-        <w:t xml:space="preserve"> API for SMS and SMTP for email are well-documented and straightforward to configure. The system is designed to run on standard web hosting infrastructure without requiring specialized hardware. A modular architecture ensures that individual components such as the notification engine, reporting module, and dose tracker can be developed, tested, and maintained independently. Therefore, </w:t>
-      </w:r>
-      <w:proofErr w:type="spellStart"/>
-      <w:r>
-        <w:t>MedTracker</w:t>
-      </w:r>
-      <w:proofErr w:type="spellEnd"/>
-      <w:r>
-        <w:t xml:space="preserve"> is technically feasible. </w:t>
-      </w:r>
-      <w:r>
-        <w:t xml:space="preserve">The Video Consultation module is built using </w:t>
-      </w:r>
-      <w:proofErr w:type="spellStart"/>
-      <w:r>
-        <w:t>Jitsi</w:t>
-      </w:r>
-      <w:proofErr w:type="spellEnd"/>
-      <w:r>
-        <w:t xml:space="preserve"> Meet, a free and open-source video conferencing solution that </w:t>
+        <w:t xml:space="preserve"> of which are free to use and supported by large developer communities. The team possesses the required knowledge of frontend development, backend API design, relational database management, and REST communication. Additional integrations such as the TextBee API for SMS and SMTP for email are well-documented and straightforward to configure. The system is designed to run on standard web hosting infrastructure without requiring specialized hardware. A modular architecture ensures that individual components such as the notification engine, reporting module, and dose tracker can be developed, tested, and maintained independently. Therefore, MedTracker is technically feasible. </w:t>
+      </w:r>
+      <w:r>
+        <w:t xml:space="preserve">The Video Consultation module is built using Jitsi Meet, a free and open-source video conferencing solution that </w:t>
       </w:r>
       <w:r>
         <w:lastRenderedPageBreak/>
@@ -14858,37 +14581,13 @@
     </w:p>
     <w:p>
       <w:r>
-        <w:t xml:space="preserve">The operational feasibility analysis shows that </w:t>
-      </w:r>
-      <w:proofErr w:type="spellStart"/>
-      <w:r>
-        <w:t>MedTracker</w:t>
-      </w:r>
-      <w:proofErr w:type="spellEnd"/>
-      <w:r>
-        <w:t xml:space="preserve"> will be readily accepted and effectively used by its three primary user groups. The system resolves critical pain points: patients frequently forget doses or lose track of their stock, doctors lack a direct channel to monitor their patients' adherence, and administrators have no centralized view of system-wide medication activity. </w:t>
-      </w:r>
-      <w:proofErr w:type="spellStart"/>
-      <w:r>
-        <w:t>MedTracker</w:t>
-      </w:r>
-      <w:proofErr w:type="spellEnd"/>
-      <w:r>
-        <w:t xml:space="preserve"> addresses each of these with intuitive role-specific dashboards, automated reminders, stock alerts, and a comprehensive admin panel. The interface uses familiar web UI patterns, requiring minimal training for first-time users. The multi-role architecture means that patients, doctors, and administrators each see only what is relevant to them, reducing cognitive overhead. Privacy controls ensure that doctors cannot access another doctor's prescriptions, building trust across the user base. The system is browser-based and does not require installation, making adoption straightforward across devices. </w:t>
+        <w:t xml:space="preserve">The operational feasibility analysis shows that MedTracker will be readily accepted and effectively used by its three primary user groups. The system resolves critical pain points: patients frequently forget doses or lose track of their stock, doctors lack a direct channel to monitor their patients' adherence, and administrators have no centralized view of system-wide medication activity. MedTracker addresses each of these with intuitive role-specific dashboards, automated reminders, stock alerts, and a comprehensive admin panel. The interface uses familiar web UI patterns, requiring minimal training for first-time users. The multi-role architecture means that patients, doctors, and administrators each see only what is relevant to them, reducing cognitive overhead. Privacy controls ensure that doctors cannot access another doctor's prescriptions, building trust across the user base. The system is browser-based and does not require installation, making adoption straightforward across devices. </w:t>
       </w:r>
       <w:r>
         <w:t>The Video Consultation module directly addresses a key gap in patient-doctor communication by eliminating the need for in-person visits for routine follow-ups. Patients can check their doctor's availability status before initiating a session, reducing wasted attempts. The familiar chat and video call interface requires minimal learning effort for both patients and health workers, fitting naturally into their existing care workflow.</w:t>
       </w:r>
       <w:r>
-        <w:t xml:space="preserve"> Overall, </w:t>
-      </w:r>
-      <w:proofErr w:type="spellStart"/>
-      <w:r>
-        <w:t>MedTracker</w:t>
-      </w:r>
-      <w:proofErr w:type="spellEnd"/>
-      <w:r>
-        <w:t xml:space="preserve"> fits naturally into existing healthcare and personal health management workflows and is operationally feasible.</w:t>
+        <w:t xml:space="preserve"> Overall, MedTracker fits naturally into existing healthcare and personal health management workflows and is operationally feasible.</w:t>
       </w:r>
     </w:p>
     <w:p>
@@ -14904,13 +14603,8 @@
       <w:bookmarkEnd w:id="66"/>
     </w:p>
     <w:p>
-      <w:proofErr w:type="spellStart"/>
-      <w:r>
-        <w:t>MedTracker</w:t>
-      </w:r>
-      <w:proofErr w:type="spellEnd"/>
-      <w:r>
-        <w:t xml:space="preserve"> is economically feasible and demonstrates strong financial viability. The project requires an initial investment of NPR 175,000 covering labor, documentation, hardware, API setup, training, and contingency. Annual operating costs range from NPR 31,000 in Year 1 to NPR 40,000 by Year 5, covering hosting, </w:t>
+      <w:r>
+        <w:t xml:space="preserve">MedTracker is economically feasible and demonstrates strong financial viability. The project requires an initial investment of NPR 175,000 covering labor, documentation, hardware, API setup, training, and contingency. Annual operating costs range from NPR 31,000 in Year 1 to NPR 40,000 by Year 5, covering hosting, </w:t>
       </w:r>
       <w:r>
         <w:lastRenderedPageBreak/>
@@ -15179,21 +14873,8 @@
               <w:spacing w:line="360" w:lineRule="auto"/>
               <w:jc w:val="left"/>
             </w:pPr>
-            <w:proofErr w:type="spellStart"/>
-            <w:r>
-              <w:t>TextBee</w:t>
-            </w:r>
-            <w:proofErr w:type="spellEnd"/>
-            <w:r>
-              <w:t xml:space="preserve">, </w:t>
-            </w:r>
-            <w:proofErr w:type="spellStart"/>
-            <w:r>
-              <w:t>Jitsi</w:t>
-            </w:r>
-            <w:proofErr w:type="spellEnd"/>
-            <w:r>
-              <w:t xml:space="preserve"> Meet SMTP initial configuration and credits</w:t>
+            <w:r>
+              <w:t>TextBee, Jitsi Meet SMTP initial configuration and credits</w:t>
             </w:r>
           </w:p>
         </w:tc>
@@ -16539,15 +16220,7 @@
     </w:p>
     <w:p>
       <w:r>
-        <w:t xml:space="preserve">From a commercial perspective, </w:t>
-      </w:r>
-      <w:proofErr w:type="spellStart"/>
-      <w:r>
-        <w:t>MedTracker</w:t>
-      </w:r>
-      <w:proofErr w:type="spellEnd"/>
-      <w:r>
-        <w:t xml:space="preserve"> has strong market potential. Its key features include:</w:t>
+        <w:t>From a commercial perspective, MedTracker has strong market potential. Its key features include:</w:t>
       </w:r>
     </w:p>
     <w:p>
@@ -16671,15 +16344,7 @@
     </w:p>
     <w:p>
       <w:r>
-        <w:t xml:space="preserve">The economic analysis shows that </w:t>
-      </w:r>
-      <w:proofErr w:type="spellStart"/>
-      <w:r>
-        <w:t>MedTracker</w:t>
-      </w:r>
-      <w:proofErr w:type="spellEnd"/>
-      <w:r>
-        <w:t xml:space="preserve"> is financially sound. It offers:</w:t>
+        <w:t>The economic analysis shows that MedTracker is financially sound. It offers:</w:t>
       </w:r>
     </w:p>
     <w:p>
@@ -16877,13 +16542,8 @@
       <w:bookmarkEnd w:id="75"/>
     </w:p>
     <w:p>
-      <w:proofErr w:type="spellStart"/>
-      <w:r>
-        <w:t>MedTracker</w:t>
-      </w:r>
-      <w:proofErr w:type="spellEnd"/>
-      <w:r>
-        <w:t xml:space="preserve"> follows a multi-tier architecture that separates the presentation layer, business logic layer, data access layer, and external integration layer. This architectural pattern ensures modularity, maintainability, and scalability of the system. Each layer has a well-defined responsibility and communicates with adjacent layers through clearly defined interfaces, preventing tight coupling and enabling independent modification of any layer.</w:t>
+      <w:r>
+        <w:t>MedTracker follows a multi-tier architecture that separates the presentation layer, business logic layer, data access layer, and external integration layer. This architectural pattern ensures modularity, maintainability, and scalability of the system. Each layer has a well-defined responsibility and communicates with adjacent layers through clearly defined interfaces, preventing tight coupling and enabling independent modification of any layer.</w:t>
       </w:r>
       <w:r>
         <w:t xml:space="preserve"> The architecture tier layer is described in architectural components below</w:t>
@@ -17235,24 +16895,11 @@
               <w:spacing w:line="360" w:lineRule="auto"/>
               <w:jc w:val="left"/>
             </w:pPr>
-            <w:proofErr w:type="spellStart"/>
-            <w:r>
-              <w:t>TextBee</w:t>
-            </w:r>
-            <w:proofErr w:type="spellEnd"/>
-            <w:r>
-              <w:t xml:space="preserve"> API, SMTP (Email), SMS Gateway,</w:t>
-            </w:r>
-            <w:r>
-              <w:t xml:space="preserve"> </w:t>
-            </w:r>
-            <w:proofErr w:type="spellStart"/>
-            <w:r>
-              <w:t>Jitsi</w:t>
-            </w:r>
-            <w:proofErr w:type="spellEnd"/>
-            <w:r>
-              <w:t xml:space="preserve"> Meet</w:t>
+            <w:r>
+              <w:t>TextBee API, SMTP (Email), SMS Gateway,</w:t>
+            </w:r>
+            <w:r>
+              <w:t xml:space="preserve"> Jitsi Meet</w:t>
             </w:r>
             <w:r>
               <w:t xml:space="preserve"> </w:t>
@@ -19562,7 +19209,6 @@
         </w:numPr>
         <w:contextualSpacing/>
       </w:pPr>
-      <w:proofErr w:type="spellStart"/>
       <w:r>
         <w:rPr>
           <w:b/>
@@ -19570,7 +19216,6 @@
         </w:rPr>
         <w:t>PHPMailer</w:t>
       </w:r>
-      <w:proofErr w:type="spellEnd"/>
       <w:r>
         <w:t xml:space="preserve"> → Used to send email reminders.</w:t>
       </w:r>
@@ -19621,7 +19266,6 @@
         </w:numPr>
         <w:contextualSpacing/>
       </w:pPr>
-      <w:proofErr w:type="spellStart"/>
       <w:r>
         <w:rPr>
           <w:b/>
@@ -19629,7 +19273,6 @@
         </w:rPr>
         <w:t>jsPDF</w:t>
       </w:r>
-      <w:proofErr w:type="spellEnd"/>
       <w:r>
         <w:t xml:space="preserve"> → Used to generate PDF reports.</w:t>
       </w:r>
@@ -19642,22 +19285,13 @@
         </w:numPr>
         <w:contextualSpacing/>
       </w:pPr>
-      <w:proofErr w:type="spellStart"/>
       <w:r>
         <w:rPr>
           <w:b/>
           <w:bCs/>
         </w:rPr>
         <w:lastRenderedPageBreak/>
-        <w:t>Jitsi</w:t>
-      </w:r>
-      <w:proofErr w:type="spellEnd"/>
-      <w:r>
-        <w:rPr>
-          <w:b/>
-          <w:bCs/>
-        </w:rPr>
-        <w:t xml:space="preserve"> Meet</w:t>
+        <w:t>Jitsi Meet</w:t>
       </w:r>
       <w:r>
         <w:t>→ Used for video conference between Patient/User and Health Worker.</w:t>
@@ -19671,7 +19305,6 @@
         </w:numPr>
         <w:contextualSpacing/>
       </w:pPr>
-      <w:proofErr w:type="spellStart"/>
       <w:r>
         <w:rPr>
           <w:b/>
@@ -19679,7 +19312,6 @@
         </w:rPr>
         <w:t>TextBee</w:t>
       </w:r>
-      <w:proofErr w:type="spellEnd"/>
       <w:r>
         <w:rPr>
           <w:b/>
@@ -19985,13 +19617,8 @@
       <w:bookmarkEnd w:id="117"/>
     </w:p>
     <w:p>
-      <w:proofErr w:type="spellStart"/>
-      <w:r>
-        <w:t>MedTracker</w:t>
-      </w:r>
-      <w:proofErr w:type="spellEnd"/>
-      <w:r>
-        <w:t xml:space="preserve"> was tested using a multi-level testing strategy covering unit testing, integration testing, and user acceptance testing. Unit tests verified the correctness of individual API endpoints and form validation logic in isolation. Integration tests confirmed that frontend pages correctly communicate with backend endpoints and that data flows as expected from user input through to database storage. User acceptance testing was performed by simulating real-world usage scenarios for each of the three user roles Patient, Health Worker, and Admin to confirm that the system behaves correctly from an end-user perspective.</w:t>
+      <w:r>
+        <w:t>MedTracker was tested using a multi-level testing strategy covering unit testing, integration testing, and user acceptance testing. Unit tests verified the correctness of individual API endpoints and form validation logic in isolation. Integration tests confirmed that frontend pages correctly communicate with backend endpoints and that data flows as expected from user input through to database storage. User acceptance testing was performed by simulating real-world usage scenarios for each of the three user roles Patient, Health Worker, and Admin to confirm that the system behaves correctly from an end-user perspective.</w:t>
       </w:r>
     </w:p>
     <w:p>
@@ -20308,23 +19935,7 @@
               <w:spacing w:line="360" w:lineRule="auto"/>
             </w:pPr>
             <w:r>
-              <w:t xml:space="preserve">This API tool was used for testing SMS notification delivery tested using registered test phone numbers for </w:t>
-            </w:r>
-            <w:proofErr w:type="spellStart"/>
-            <w:r>
-              <w:t>TextBee</w:t>
-            </w:r>
-            <w:proofErr w:type="spellEnd"/>
-            <w:r>
-              <w:t xml:space="preserve"> and for testing email notifications with real Gmail addresses to verify formatting, delivery, and error handling for </w:t>
-            </w:r>
-            <w:proofErr w:type="spellStart"/>
-            <w:r>
-              <w:t>phpmailer</w:t>
-            </w:r>
-            <w:proofErr w:type="spellEnd"/>
-            <w:r>
-              <w:t xml:space="preserve"> library.</w:t>
+              <w:t>This API tool was used for testing SMS notification delivery tested using registered test phone numbers for TextBee and for testing email notifications with real Gmail addresses to verify formatting, delivery, and error handling for phpmailer library.</w:t>
             </w:r>
           </w:p>
         </w:tc>
@@ -20353,21 +19964,7 @@
         <w:rPr>
           <w:spacing w:val="-2"/>
         </w:rPr>
-        <w:t xml:space="preserve">The following tables document test cases organized by module. Each test case records the test ID, description, input conditions, expected output, actual output observed during testing, and the final status (Pass or Fail). Where initial failures were encountered during development cycles, they have been resolved and confirmed as Pass in the final build. The test IDs follow the </w:t>
-      </w:r>
-      <w:proofErr w:type="spellStart"/>
-      <w:r>
-        <w:rPr>
-          <w:spacing w:val="-2"/>
-        </w:rPr>
-        <w:t>ModuleNumber.TestNumber</w:t>
-      </w:r>
-      <w:proofErr w:type="spellEnd"/>
-      <w:r>
-        <w:rPr>
-          <w:spacing w:val="-2"/>
-        </w:rPr>
-        <w:t xml:space="preserve"> for easy cross-referencing.</w:t>
+        <w:t>The following tables document test cases organized by module. Each test case records the test ID, description, input conditions, expected output, actual output observed during testing, and the final status (Pass or Fail). Where initial failures were encountered during development cycles, they have been resolved and confirmed as Pass in the final build. The test IDs follow the ModuleNumber.TestNumber for easy cross-referencing.</w:t>
       </w:r>
     </w:p>
     <w:p>
@@ -28798,15 +28395,7 @@
               <w:jc w:val="left"/>
             </w:pPr>
             <w:r>
-              <w:t xml:space="preserve">Join </w:t>
-            </w:r>
-            <w:proofErr w:type="spellStart"/>
-            <w:r>
-              <w:t>Jitsi</w:t>
-            </w:r>
-            <w:proofErr w:type="spellEnd"/>
-            <w:r>
-              <w:t xml:space="preserve"> Meet video call</w:t>
+              <w:t>Join Jitsi Meet video call</w:t>
             </w:r>
           </w:p>
         </w:tc>
@@ -28833,13 +28422,8 @@
               <w:spacing w:line="360" w:lineRule="auto"/>
               <w:jc w:val="left"/>
             </w:pPr>
-            <w:proofErr w:type="spellStart"/>
-            <w:r>
-              <w:t>Jitsi</w:t>
-            </w:r>
-            <w:proofErr w:type="spellEnd"/>
-            <w:r>
-              <w:t xml:space="preserve"> Meet room loads in the video frame for both sides</w:t>
+            <w:r>
+              <w:t>Jitsi Meet room loads in the video frame for both sides</w:t>
             </w:r>
           </w:p>
         </w:tc>
@@ -29429,15 +29013,7 @@
               <w:jc w:val="left"/>
             </w:pPr>
             <w:r>
-              <w:t xml:space="preserve">Patient logs the medicine </w:t>
-            </w:r>
-            <w:proofErr w:type="spellStart"/>
-            <w:r>
-              <w:t>as</w:t>
-            </w:r>
-            <w:proofErr w:type="spellEnd"/>
-            <w:r>
-              <w:t xml:space="preserve"> taken if they login with caretaker</w:t>
+              <w:t>Patient logs the medicine as taken if they login with caretaker</w:t>
             </w:r>
           </w:p>
         </w:tc>
@@ -29610,13 +29186,8 @@
       <w:bookmarkEnd w:id="147"/>
     </w:p>
     <w:p>
-      <w:proofErr w:type="spellStart"/>
-      <w:r>
-        <w:t>MedTracker</w:t>
-      </w:r>
-      <w:proofErr w:type="spellEnd"/>
-      <w:r>
-        <w:t xml:space="preserve"> is a web-based medication management system that successfully achieves its primary objectives, such as secure login, manual prescription entry, dosage and quantity management by health workers (doctors or pharmacists), scheduling reminder times by patients or caregivers after prescriptions are provided, adherence tracking and report generation, and video consultation and text messaging between patients/caregivers and health workers. It also includes verification of medicine intake by the guardian, while reminders are sent to patients and caregivers through SMS or email. The system is monitored by the administrator and is developed using the Waterfall model as an SDLC approach. During testing and debugging, a couple of features were identified as failed, but they were later fixed, and </w:t>
+      <w:r>
+        <w:t xml:space="preserve">MedTracker is a web-based medication management system that successfully achieves its primary objectives, such as secure login, manual prescription entry, dosage and quantity management by health workers (doctors or pharmacists), scheduling reminder times by patients or caregivers after prescriptions are provided, adherence tracking and report generation, and video consultation and text messaging between patients/caregivers and health workers. It also includes verification of medicine intake by the guardian, while reminders are sent to patients and caregivers through SMS or email. The system is monitored by the administrator and is developed using the Waterfall model as an SDLC approach. During testing and debugging, a couple of features were identified as failed, but they were later fixed, and </w:t>
       </w:r>
       <w:r>
         <w:t>overall,</w:t>
@@ -29627,15 +29198,7 @@
     </w:p>
     <w:p>
       <w:r>
-        <w:t xml:space="preserve">Although it achieves its primary objectives, there are some limitations, such as a lack of multi-language support, no integration with individual hospitals or pharmacies, and the absence of advanced AI-based medication recommendation features. Additionally, the SMS reminder functionality depends on </w:t>
-      </w:r>
-      <w:proofErr w:type="spellStart"/>
-      <w:r>
-        <w:t>TextBee</w:t>
-      </w:r>
-      <w:proofErr w:type="spellEnd"/>
-      <w:r>
-        <w:t xml:space="preserve"> API credit limitations, which can be improved as a future enhancement. Other future improvements may include AI-based chatbots and payment integration for appointments with health workers. During development, we also faced several challenges, such as integrating the video conferencing API, finding an SMS API with sufficient free credits, and frequent XAMPP port crashes, which sometimes caused database loss. Overall, we enjoyed working on this project and gained practical knowledge of implementing core web technologies. Beyond classroom learning, the project provided us with an opportunity to explore and work with various APIs and libraries used during development.</w:t>
+        <w:t>Although it achieves its primary objectives, there are some limitations, such as a lack of multi-language support, no integration with individual hospitals or pharmacies, and the absence of advanced AI-based medication recommendation features. Additionally, the SMS reminder functionality depends on TextBee API credit limitations, which can be improved as a future enhancement. Other future improvements may include AI-based chatbots and payment integration for appointments with health workers. During development, we also faced several challenges, such as integrating the video conferencing API, finding an SMS API with sufficient free credits, and frequent XAMPP port crashes, which sometimes caused database loss. Overall, we enjoyed working on this project and gained practical knowledge of implementing core web technologies. Beyond classroom learning, the project provided us with an opportunity to explore and work with various APIs and libraries used during development.</w:t>
       </w:r>
     </w:p>
     <w:p/>
@@ -29665,15 +29228,7 @@
         <w:t xml:space="preserve"> </w:t>
       </w:r>
       <w:r>
-        <w:t xml:space="preserve">Aniket, D., Tanmay, G., Vaishnavi, G., Rutuja, G., &amp; </w:t>
-      </w:r>
-      <w:proofErr w:type="spellStart"/>
-      <w:r>
-        <w:t>Narode</w:t>
-      </w:r>
-      <w:proofErr w:type="spellEnd"/>
-      <w:r>
-        <w:t xml:space="preserve">, P. (2025). Smart complaint management system with AI-powered prioritization and escalation. </w:t>
+        <w:t xml:space="preserve">Aniket, D., Tanmay, G., Vaishnavi, G., Rutuja, G., &amp; Narode, P. (2025). Smart complaint management system with AI-powered prioritization and escalation. </w:t>
       </w:r>
       <w:r>
         <w:rPr>
@@ -29726,15 +29281,7 @@
         <w:jc w:val="left"/>
       </w:pPr>
       <w:r>
-        <w:t xml:space="preserve">Javed, R., </w:t>
-      </w:r>
-      <w:proofErr w:type="spellStart"/>
-      <w:r>
-        <w:t>Wasi</w:t>
-      </w:r>
-      <w:proofErr w:type="spellEnd"/>
-      <w:r>
-        <w:t xml:space="preserve">, S., Mughal, M. H., &amp; Bhutto, Z. A. (2025). Machine learning-based smart students' complaint resolution system. </w:t>
+        <w:t xml:space="preserve">Javed, R., Wasi, S., Mughal, M. H., &amp; Bhutto, Z. A. (2025). Machine learning-based smart students' complaint resolution system. </w:t>
       </w:r>
       <w:r>
         <w:rPr>
@@ -29781,15 +29328,7 @@
         <w:jc w:val="left"/>
       </w:pPr>
       <w:r>
-        <w:t xml:space="preserve">Prakash, J., </w:t>
-      </w:r>
-      <w:proofErr w:type="spellStart"/>
-      <w:r>
-        <w:t>Swathiramya</w:t>
-      </w:r>
-      <w:proofErr w:type="spellEnd"/>
-      <w:r>
-        <w:t xml:space="preserve">, R., Balambigai, G., Menaha, R., &amp; Abhirami, J. S. (2024). AI-driven real-time feedback system for enhanced student support: Leveraging sentiment analysis and machine learning algorithms. </w:t>
+        <w:t xml:space="preserve">Prakash, J., Swathiramya, R., Balambigai, G., Menaha, R., &amp; Abhirami, J. S. (2024). AI-driven real-time feedback system for enhanced student support: Leveraging sentiment analysis and machine learning algorithms. </w:t>
       </w:r>
       <w:r>
         <w:rPr>
@@ -37963,15 +37502,6 @@
 </file>
 
 <file path=customXml/item1.xml><?xml version="1.0" encoding="utf-8"?>
-<?mso-contentType ?>
-<FormTemplates xmlns="http://schemas.microsoft.com/sharepoint/v3/contenttype/forms">
-  <Display>DocumentLibraryForm</Display>
-  <Edit>DocumentLibraryForm</Edit>
-  <New>DocumentLibraryForm</New>
-</FormTemplates>
-</file>
-
-<file path=customXml/item2.xml><?xml version="1.0" encoding="utf-8"?>
 <ct:contentTypeSchema xmlns:ct="http://schemas.microsoft.com/office/2006/metadata/contentType" xmlns:ma="http://schemas.microsoft.com/office/2006/metadata/properties/metaAttributes" ct:_="" ma:_="" ma:contentTypeName="Document" ma:contentTypeID="0x01010064A8D4EBC99CE4479C5759E826728139" ma:contentTypeVersion="6" ma:contentTypeDescription="Create a new document." ma:contentTypeScope="" ma:versionID="07e2aa3ff3142c046ecc4ad8a2c1def4">
   <xsd:schema xmlns:xsd="http://www.w3.org/2001/XMLSchema" xmlns:xs="http://www.w3.org/2001/XMLSchema" xmlns:p="http://schemas.microsoft.com/office/2006/metadata/properties" xmlns:ns3="cc2b98dd-a3ce-4b84-abaf-6c0c1556bdc1" targetNamespace="http://schemas.microsoft.com/office/2006/metadata/properties" ma:root="true" ma:fieldsID="38beac91e278606adb72b4d78cee20ef" ns3:_="">
     <xsd:import namespace="cc2b98dd-a3ce-4b84-abaf-6c0c1556bdc1"/>
@@ -38127,7 +37657,24 @@
 </ct:contentTypeSchema>
 </file>
 
+<file path=customXml/item2.xml><?xml version="1.0" encoding="utf-8"?>
+<?mso-contentType ?>
+<FormTemplates xmlns="http://schemas.microsoft.com/sharepoint/v3/contenttype/forms">
+  <Display>DocumentLibraryForm</Display>
+  <Edit>DocumentLibraryForm</Edit>
+  <New>DocumentLibraryForm</New>
+</FormTemplates>
+</file>
+
 <file path=customXml/item3.xml><?xml version="1.0" encoding="utf-8"?>
+<p:properties xmlns:p="http://schemas.microsoft.com/office/2006/metadata/properties" xmlns:xsi="http://www.w3.org/2001/XMLSchema-instance" xmlns:pc="http://schemas.microsoft.com/office/infopath/2007/PartnerControls">
+  <documentManagement>
+    <_activity xmlns="cc2b98dd-a3ce-4b84-abaf-6c0c1556bdc1" xsi:nil="true"/>
+  </documentManagement>
+</p:properties>
+</file>
+
+<file path=customXml/item4.xml><?xml version="1.0" encoding="utf-8"?>
 <b:Sources xmlns:b="http://schemas.openxmlformats.org/officeDocument/2006/bibliography" xmlns="http://schemas.openxmlformats.org/officeDocument/2006/bibliography" SelectedStyle="\IEEE2006OfficeOnline.xsl" StyleName="IEEE" Version="2006">
   <b:Source>
     <b:Tag>DEO</b:Tag>
@@ -38150,23 +37697,7 @@
 </b:Sources>
 </file>
 
-<file path=customXml/item4.xml><?xml version="1.0" encoding="utf-8"?>
-<p:properties xmlns:p="http://schemas.microsoft.com/office/2006/metadata/properties" xmlns:xsi="http://www.w3.org/2001/XMLSchema-instance" xmlns:pc="http://schemas.microsoft.com/office/infopath/2007/PartnerControls">
-  <documentManagement>
-    <_activity xmlns="cc2b98dd-a3ce-4b84-abaf-6c0c1556bdc1" xsi:nil="true"/>
-  </documentManagement>
-</p:properties>
-</file>
-
 <file path=customXml/itemProps1.xml><?xml version="1.0" encoding="utf-8"?>
-<ds:datastoreItem xmlns:ds="http://schemas.openxmlformats.org/officeDocument/2006/customXml" ds:itemID="{5D589DD0-D354-4F48-B124-BC4B13209AF5}">
-  <ds:schemaRefs>
-    <ds:schemaRef ds:uri="http://schemas.microsoft.com/sharepoint/v3/contenttype/forms"/>
-  </ds:schemaRefs>
-</ds:datastoreItem>
-</file>
-
-<file path=customXml/itemProps2.xml><?xml version="1.0" encoding="utf-8"?>
 <ds:datastoreItem xmlns:ds="http://schemas.openxmlformats.org/officeDocument/2006/customXml" ds:itemID="{A3A14B7D-E2B3-46A9-82DC-59DCA21D7AB9}">
   <ds:schemaRefs>
     <ds:schemaRef ds:uri="http://schemas.microsoft.com/office/2006/metadata/contentType"/>
@@ -38184,15 +37715,15 @@
 </ds:datastoreItem>
 </file>
 
-<file path=customXml/itemProps3.xml><?xml version="1.0" encoding="utf-8"?>
-<ds:datastoreItem xmlns:ds="http://schemas.openxmlformats.org/officeDocument/2006/customXml" ds:itemID="{C077D7FC-7871-44B2-9B84-9266ADD89A4C}">
+<file path=customXml/itemProps2.xml><?xml version="1.0" encoding="utf-8"?>
+<ds:datastoreItem xmlns:ds="http://schemas.openxmlformats.org/officeDocument/2006/customXml" ds:itemID="{5D589DD0-D354-4F48-B124-BC4B13209AF5}">
   <ds:schemaRefs>
-    <ds:schemaRef ds:uri="http://schemas.openxmlformats.org/officeDocument/2006/bibliography"/>
+    <ds:schemaRef ds:uri="http://schemas.microsoft.com/sharepoint/v3/contenttype/forms"/>
   </ds:schemaRefs>
 </ds:datastoreItem>
 </file>
 
-<file path=customXml/itemProps4.xml><?xml version="1.0" encoding="utf-8"?>
+<file path=customXml/itemProps3.xml><?xml version="1.0" encoding="utf-8"?>
 <ds:datastoreItem xmlns:ds="http://schemas.openxmlformats.org/officeDocument/2006/customXml" ds:itemID="{2B366DCC-66CC-4825-B708-3DFF84A14A39}">
   <ds:schemaRefs>
     <ds:schemaRef ds:uri="http://schemas.microsoft.com/office/2006/metadata/properties"/>
@@ -38200,4 +37731,12 @@
     <ds:schemaRef ds:uri="cc2b98dd-a3ce-4b84-abaf-6c0c1556bdc1"/>
   </ds:schemaRefs>
 </ds:datastoreItem>
+</file>
+
+<file path=customXml/itemProps4.xml><?xml version="1.0" encoding="utf-8"?>
+<ds:datastoreItem xmlns:ds="http://schemas.openxmlformats.org/officeDocument/2006/customXml" ds:itemID="{C077D7FC-7871-44B2-9B84-9266ADD89A4C}">
+  <ds:schemaRefs>
+    <ds:schemaRef ds:uri="http://schemas.openxmlformats.org/officeDocument/2006/bibliography"/>
+  </ds:schemaRefs>
+</ds:datastoreItem>
 </file>
--- a/Project-VI.-orgdocx.docx
+++ b/Project-VI.-orgdocx.docx
@@ -444,7 +444,14 @@
           <w:sz w:val="28"/>
           <w:szCs w:val="28"/>
         </w:rPr>
-        <w:t xml:space="preserve">October, </w:t>
+        <w:t>October</w:t>
+      </w:r>
+      <w:r>
+        <w:rPr>
+          <w:sz w:val="28"/>
+          <w:szCs w:val="28"/>
+        </w:rPr>
+        <w:t xml:space="preserve">, </w:t>
       </w:r>
       <w:r>
         <w:rPr>
@@ -899,7 +906,14 @@
           <w:sz w:val="28"/>
           <w:szCs w:val="28"/>
         </w:rPr>
-        <w:t>May, 2026</w:t>
+        <w:t>October</w:t>
+      </w:r>
+      <w:r>
+        <w:rPr>
+          <w:sz w:val="28"/>
+          <w:szCs w:val="28"/>
+        </w:rPr>
+        <w:t>, 2026</w:t>
       </w:r>
     </w:p>
     <w:p>
@@ -931,7 +945,13 @@
     </w:p>
     <w:p>
       <w:r>
-        <w:t>Educational institutions often face difficulties in managing student complaints because traditional methods such as paper forms, emails, or manual records lead to delays, poor organization, and a lack of transparency in the complaint resolution process. To address these issues, this project proposes Student Complainify, an AI-Based Student Complaint Analysis and Decision Support System that provides a centralized and user-friendly platform for handling student grievances. Through this system, students can submit complaints related to academics, examinations, administration, infrastructure, or faculty issues at any time and from any location. The system uses Artificial Intelligence techniques, including sentiment analysis and automatic text classification, to analyze the complaint content, identify its category, and determine its urgency level. Based on the analysis, complaints are automatically assigned priorities such as High, Medium, or Low and forwarded to the appropriate authorities for faster action. The system also includes an administrative dashboard that provides real-time complaint statistics, tracking facilities, filtering options, and report generation features to support effective decision-making. Additionally, an integrated email notification service keeps students updated about the status of their complaints and alerts administrators when high-priority issues are reported. Developed using the Waterfall Software Development Life Cycle model and implemented with technologies such as HTML, CSS, JavaScript, Python Flask, MySQL, and machine learning libraries, the proposed system aims to improve efficiency, enhance transparency, and ensure quicker and more effective resolution of student complaints in educational institutions.</w:t>
+        <w:t>Educational institutions often face difficulties in managing student complaints because traditional methods such as paper forms, emails, or manual records lead to delays, poor organization, and a lack of transparency in the complaint resolution process. To address these issues, this project proposes</w:t>
+      </w:r>
+      <w:r>
+        <w:t xml:space="preserve"> </w:t>
+      </w:r>
+      <w:r>
+        <w:t>Complainify, an AI-Based Student Complaint Analysis and Decision Support System that provides a centralized and user-friendly platform for handling student grievances. Through this system, students can submit complaints related to academics, examinations, administration, infrastructure, or faculty issues at any time and from any location. The system uses Artificial Intelligence techniques, including sentiment analysis and automatic text classification, to analyze the complaint content, identify its category, and determine its urgency level. Based on the analysis, complaints are automatically assigned priorities such as High, Medium, or Low and forwarded to the appropriate authorities for faster action. The system also includes an administrative dashboard that provides real-time complaint statistics, tracking facilities, filtering options, and report generation features to support effective decision-making. Additionally, an integrated email notification service keeps students updated about the status of their complaints and alerts administrators when high-priority issues are reported. Developed using the Waterfall Software Development Life Cycle model and implemented with technologies such as HTML, CSS, JavaScript, Python Flask, MySQL, and machine learning libraries, the proposed system aims to improve efficiency, enhance transparency, and ensure quicker and more effective resolution of student complaints in educational institutions.</w:t>
       </w:r>
     </w:p>
     <w:p/>
@@ -8977,688 +8997,1026 @@
     </w:p>
     <w:p>
       <w:r>
+        <w:rPr>
+          <w:b/>
+        </w:rPr>
+        <w:t>AI</w:t>
+      </w:r>
+      <w:r>
+        <w:rPr>
+          <w:b/>
+        </w:rPr>
+        <w:tab/>
+      </w:r>
+      <w:r>
+        <w:rPr>
+          <w:b/>
+        </w:rPr>
+        <w:tab/>
+      </w:r>
+      <w:r>
+        <w:rPr>
+          <w:b/>
+        </w:rPr>
+        <w:t>:</w:t>
+      </w:r>
+      <w:r>
+        <w:rPr>
+          <w:b/>
+        </w:rPr>
+        <w:tab/>
+      </w:r>
+      <w:r>
+        <w:t>Artificial Intelligence</w:t>
+      </w:r>
+    </w:p>
+    <w:p>
+      <w:r>
+        <w:rPr>
+          <w:b/>
+        </w:rPr>
         <w:t>API</w:t>
       </w:r>
       <w:r>
+        <w:rPr>
+          <w:b/>
+        </w:rPr>
         <w:tab/>
       </w:r>
       <w:r>
+        <w:rPr>
+          <w:b/>
+        </w:rPr>
         <w:tab/>
       </w:r>
       <w:r>
+        <w:rPr>
+          <w:b/>
+        </w:rPr>
+        <w:t>:</w:t>
+      </w:r>
+      <w:r>
+        <w:rPr>
+          <w:b/>
+        </w:rPr>
         <w:tab/>
       </w:r>
       <w:r>
+        <w:t>Application Programming Interface</w:t>
+      </w:r>
+    </w:p>
+    <w:p>
+      <w:r>
+        <w:rPr>
+          <w:b/>
+        </w:rPr>
+        <w:t>CPU</w:t>
+      </w:r>
+      <w:r>
+        <w:rPr>
+          <w:b/>
+        </w:rPr>
+        <w:tab/>
+      </w:r>
+      <w:r>
+        <w:rPr>
+          <w:b/>
+        </w:rPr>
+        <w:tab/>
+      </w:r>
+      <w:r>
+        <w:rPr>
+          <w:b/>
+        </w:rPr>
         <w:t>:</w:t>
       </w:r>
       <w:r>
+        <w:rPr>
+          <w:b/>
+        </w:rPr>
         <w:tab/>
-        <w:t>Application Programming Interface</w:t>
-      </w:r>
-    </w:p>
-    <w:p>
-      <w:r>
-        <w:t>CPU</w:t>
-      </w:r>
-      <w:r>
+      </w:r>
+      <w:r>
+        <w:t>Central Processing Unit</w:t>
+      </w:r>
+    </w:p>
+    <w:p>
+      <w:r>
+        <w:rPr>
+          <w:b/>
+        </w:rPr>
+        <w:t>CRUD</w:t>
+      </w:r>
+      <w:r>
+        <w:rPr>
+          <w:b/>
+        </w:rPr>
         <w:tab/>
       </w:r>
       <w:r>
-        <w:tab/>
-      </w:r>
-      <w:r>
-        <w:tab/>
-      </w:r>
-      <w:r>
-        <w:t>:</w:t>
-      </w:r>
-      <w:r>
-        <w:tab/>
-        <w:t>Central Processing Unit</w:t>
-      </w:r>
-    </w:p>
-    <w:p>
-      <w:r>
-        <w:t>CSS</w:t>
-      </w:r>
-      <w:r>
-        <w:tab/>
-      </w:r>
-      <w:r>
-        <w:tab/>
-      </w:r>
-      <w:r>
-        <w:tab/>
-      </w:r>
-      <w:r>
-        <w:t>:</w:t>
-      </w:r>
-      <w:r>
-        <w:tab/>
-        <w:t>Cascading Style Sheets</w:t>
-      </w:r>
-    </w:p>
-    <w:p>
-      <w:r>
-        <w:t>CRUD</w:t>
-      </w:r>
-      <w:r>
-        <w:tab/>
-      </w:r>
-      <w:r>
-        <w:tab/>
-      </w:r>
-      <w:r>
-        <w:tab/>
-      </w:r>
-      <w:r>
-        <w:t>:</w:t>
-      </w:r>
-      <w:r>
-        <w:tab/>
-        <w:t>Create, Read, Update, Delete</w:t>
-      </w:r>
-    </w:p>
-    <w:p>
-      <w:r>
-        <w:t>DB</w:t>
-      </w:r>
-      <w:r>
-        <w:tab/>
-      </w:r>
-      <w:r>
-        <w:tab/>
-      </w:r>
-      <w:r>
-        <w:tab/>
-      </w:r>
-      <w:r>
-        <w:t>:</w:t>
-      </w:r>
-      <w:r>
-        <w:tab/>
-        <w:t>Database</w:t>
-      </w:r>
-    </w:p>
-    <w:p>
-      <w:r>
-        <w:t>DFD</w:t>
-      </w:r>
-      <w:r>
-        <w:tab/>
-      </w:r>
-      <w:r>
-        <w:tab/>
-      </w:r>
-      <w:r>
-        <w:tab/>
-      </w:r>
-      <w:r>
-        <w:t>:</w:t>
-      </w:r>
-      <w:r>
-        <w:tab/>
-        <w:t>Data Flow Diagram</w:t>
-      </w:r>
-    </w:p>
-    <w:p>
-      <w:r>
-        <w:t>ER</w:t>
-      </w:r>
-      <w:r>
-        <w:tab/>
-      </w:r>
-      <w:r>
-        <w:tab/>
-      </w:r>
-      <w:r>
-        <w:tab/>
-      </w:r>
-      <w:r>
-        <w:t>:</w:t>
-      </w:r>
-      <w:r>
-        <w:tab/>
-        <w:t>Entity Relationship</w:t>
-      </w:r>
-    </w:p>
-    <w:p>
-      <w:r>
-        <w:t>HD</w:t>
-      </w:r>
-      <w:r>
-        <w:tab/>
-      </w:r>
-      <w:r>
-        <w:tab/>
-      </w:r>
-      <w:r>
-        <w:tab/>
-      </w:r>
-      <w:r>
-        <w:t>:</w:t>
-      </w:r>
-      <w:r>
-        <w:tab/>
-        <w:t>Hard Disk</w:t>
-      </w:r>
-    </w:p>
-    <w:p>
-      <w:r>
-        <w:t>HTML</w:t>
-      </w:r>
-      <w:r>
-        <w:tab/>
-      </w:r>
-      <w:r>
-        <w:tab/>
-      </w:r>
-      <w:r>
+        <w:rPr>
+          <w:b/>
+        </w:rPr>
         <w:tab/>
         <w:t>:</w:t>
       </w:r>
       <w:r>
+        <w:rPr>
+          <w:b/>
+        </w:rPr>
         <w:tab/>
-        <w:t>HyperText Markup Language</w:t>
-      </w:r>
-    </w:p>
-    <w:p>
-      <w:r>
-        <w:t>HTTP</w:t>
-      </w:r>
-      <w:r>
+      </w:r>
+      <w:r>
+        <w:t>Create, Read, Update, Delete</w:t>
+      </w:r>
+    </w:p>
+    <w:p>
+      <w:r>
+        <w:rPr>
+          <w:b/>
+        </w:rPr>
+        <w:t>CSS</w:t>
+      </w:r>
+      <w:r>
+        <w:rPr>
+          <w:b/>
+        </w:rPr>
         <w:tab/>
       </w:r>
       <w:r>
-        <w:tab/>
-      </w:r>
-      <w:r>
+        <w:rPr>
+          <w:b/>
+        </w:rPr>
         <w:tab/>
         <w:t>:</w:t>
       </w:r>
       <w:r>
+        <w:rPr>
+          <w:b/>
+        </w:rPr>
         <w:tab/>
-        <w:t>HyperText Transfer Protocol</w:t>
-      </w:r>
-    </w:p>
-    <w:p>
-      <w:r>
-        <w:t>IDE</w:t>
-      </w:r>
-      <w:r>
+      </w:r>
+      <w:r>
+        <w:t>Cascading Style Sheets</w:t>
+      </w:r>
+    </w:p>
+    <w:p>
+      <w:r>
+        <w:rPr>
+          <w:b/>
+        </w:rPr>
+        <w:t>DB</w:t>
+      </w:r>
+      <w:r>
+        <w:rPr>
+          <w:b/>
+        </w:rPr>
         <w:tab/>
       </w:r>
       <w:r>
-        <w:tab/>
-      </w:r>
-      <w:r>
+        <w:rPr>
+          <w:b/>
+        </w:rPr>
         <w:tab/>
         <w:t>:</w:t>
       </w:r>
       <w:r>
+        <w:rPr>
+          <w:b/>
+        </w:rPr>
         <w:tab/>
-        <w:t>Integrated Development Environment</w:t>
-      </w:r>
-    </w:p>
-    <w:p>
-      <w:r>
-        <w:t>IoT</w:t>
-      </w:r>
-      <w:r>
+      </w:r>
+      <w:r>
+        <w:t>Database</w:t>
+      </w:r>
+    </w:p>
+    <w:p>
+      <w:r>
+        <w:rPr>
+          <w:b/>
+        </w:rPr>
+        <w:t>DFD</w:t>
+      </w:r>
+      <w:r>
+        <w:rPr>
+          <w:b/>
+        </w:rPr>
         <w:tab/>
       </w:r>
       <w:r>
-        <w:tab/>
-      </w:r>
-      <w:r>
+        <w:rPr>
+          <w:b/>
+        </w:rPr>
         <w:tab/>
         <w:t>:</w:t>
       </w:r>
       <w:r>
+        <w:rPr>
+          <w:b/>
+        </w:rPr>
         <w:tab/>
-        <w:t>Internet of Things</w:t>
-      </w:r>
-    </w:p>
-    <w:p>
-      <w:r>
-        <w:t>IRR</w:t>
-      </w:r>
-      <w:r>
+      </w:r>
+      <w:r>
+        <w:t>Data Flow Diagram</w:t>
+      </w:r>
+    </w:p>
+    <w:p>
+      <w:r>
+        <w:rPr>
+          <w:b/>
+        </w:rPr>
+        <w:t>ER</w:t>
+      </w:r>
+      <w:r>
+        <w:rPr>
+          <w:b/>
+        </w:rPr>
         <w:tab/>
       </w:r>
       <w:r>
+        <w:rPr>
+          <w:b/>
+        </w:rPr>
         <w:tab/>
       </w:r>
       <w:r>
+        <w:rPr>
+          <w:b/>
+        </w:rPr>
+        <w:t>:</w:t>
+      </w:r>
+      <w:r>
+        <w:rPr>
+          <w:b/>
+        </w:rPr>
         <w:tab/>
       </w:r>
       <w:r>
+        <w:t>Entity Relationship</w:t>
+      </w:r>
+    </w:p>
+    <w:p>
+      <w:r>
+        <w:rPr>
+          <w:b/>
+        </w:rPr>
+        <w:t>HTML</w:t>
+      </w:r>
+      <w:r>
+        <w:rPr>
+          <w:b/>
+        </w:rPr>
+        <w:tab/>
+      </w:r>
+      <w:r>
+        <w:rPr>
+          <w:b/>
+        </w:rPr>
         <w:t>:</w:t>
       </w:r>
       <w:r>
+        <w:rPr>
+          <w:b/>
+        </w:rPr>
         <w:tab/>
-        <w:t>Internal Rate of Return</w:t>
-      </w:r>
-    </w:p>
-    <w:p>
-      <w:r>
-        <w:t>JS</w:t>
-      </w:r>
-      <w:r>
+      </w:r>
+      <w:r>
+        <w:t>HyperText Markup Language</w:t>
+      </w:r>
+    </w:p>
+    <w:p>
+      <w:r>
+        <w:rPr>
+          <w:b/>
+        </w:rPr>
+        <w:t>HTTP</w:t>
+      </w:r>
+      <w:r>
+        <w:rPr>
+          <w:b/>
+        </w:rPr>
         <w:tab/>
       </w:r>
       <w:r>
-        <w:tab/>
-      </w:r>
-      <w:r>
-        <w:tab/>
-      </w:r>
-      <w:r>
-        <w:t>:</w:t>
-      </w:r>
-      <w:r>
-        <w:tab/>
-        <w:t>JavaScript</w:t>
-      </w:r>
-    </w:p>
-    <w:p>
-      <w:r>
-        <w:t>MySQL</w:t>
-      </w:r>
-      <w:r>
-        <w:tab/>
-      </w:r>
-      <w:r>
-        <w:tab/>
-      </w:r>
-      <w:r>
-        <w:t>:</w:t>
-      </w:r>
-      <w:r>
-        <w:tab/>
-        <w:t>My Structured Query Language</w:t>
-      </w:r>
-    </w:p>
-    <w:p>
-      <w:r>
-        <w:t>NCF</w:t>
-      </w:r>
-      <w:r>
-        <w:tab/>
-      </w:r>
-      <w:r>
-        <w:tab/>
-      </w:r>
-      <w:r>
+        <w:rPr>
+          <w:b/>
+        </w:rPr>
         <w:tab/>
         <w:t>:</w:t>
       </w:r>
       <w:r>
+        <w:rPr>
+          <w:b/>
+        </w:rPr>
         <w:tab/>
-        <w:t>Net Cash Flow</w:t>
-      </w:r>
-    </w:p>
-    <w:p>
-      <w:r>
-        <w:t>NPR</w:t>
-      </w:r>
-      <w:r>
+      </w:r>
+      <w:r>
+        <w:t>HyperText Transfer Protocol</w:t>
+      </w:r>
+    </w:p>
+    <w:p>
+      <w:r>
+        <w:rPr>
+          <w:b/>
+        </w:rPr>
+        <w:t>IDE</w:t>
+      </w:r>
+      <w:r>
+        <w:rPr>
+          <w:b/>
+        </w:rPr>
         <w:tab/>
       </w:r>
       <w:r>
+        <w:rPr>
+          <w:b/>
+        </w:rPr>
         <w:tab/>
       </w:r>
       <w:r>
+        <w:rPr>
+          <w:b/>
+        </w:rPr>
+        <w:t>:</w:t>
+      </w:r>
+      <w:r>
+        <w:rPr>
+          <w:b/>
+        </w:rPr>
         <w:tab/>
       </w:r>
       <w:r>
-        <w:t>:</w:t>
-      </w:r>
-      <w:r>
+        <w:t>Integrated Development Environment</w:t>
+      </w:r>
+    </w:p>
+    <w:p>
+      <w:r>
+        <w:rPr>
+          <w:b/>
+        </w:rPr>
+        <w:t>IRR</w:t>
+      </w:r>
+      <w:r>
+        <w:rPr>
+          <w:b/>
+        </w:rPr>
         <w:tab/>
-        <w:t>Nepalese Rupee</w:t>
-      </w:r>
-    </w:p>
-    <w:p>
-      <w:r>
-        <w:t>NPV</w:t>
-      </w:r>
-      <w:r>
-        <w:tab/>
-      </w:r>
-      <w:r>
-        <w:tab/>
-      </w:r>
-      <w:r>
+      </w:r>
+      <w:r>
+        <w:rPr>
+          <w:b/>
+        </w:rPr>
         <w:tab/>
         <w:t>:</w:t>
       </w:r>
       <w:r>
+        <w:rPr>
+          <w:b/>
+        </w:rPr>
         <w:tab/>
-        <w:t>Net Present Value</w:t>
-      </w:r>
-    </w:p>
-    <w:p>
-      <w:r>
-        <w:t>OTP</w:t>
-      </w:r>
-      <w:r>
+      </w:r>
+      <w:r>
+        <w:t>Internal Rate of Return</w:t>
+      </w:r>
+    </w:p>
+    <w:p>
+      <w:r>
+        <w:rPr>
+          <w:b/>
+        </w:rPr>
+        <w:t>JS</w:t>
+      </w:r>
+      <w:r>
+        <w:rPr>
+          <w:b/>
+        </w:rPr>
         <w:tab/>
       </w:r>
       <w:r>
+        <w:rPr>
+          <w:b/>
+        </w:rPr>
         <w:tab/>
       </w:r>
       <w:r>
+        <w:rPr>
+          <w:b/>
+        </w:rPr>
+        <w:t>:</w:t>
+      </w:r>
+      <w:r>
+        <w:rPr>
+          <w:b/>
+        </w:rPr>
+        <w:tab/>
+      </w:r>
+      <w:r>
+        <w:t>JavaScript</w:t>
+      </w:r>
+    </w:p>
+    <w:p>
+      <w:r>
+        <w:rPr>
+          <w:b/>
+        </w:rPr>
+        <w:t>ML</w:t>
+      </w:r>
+      <w:r>
+        <w:rPr>
+          <w:b/>
+        </w:rPr>
+        <w:tab/>
+      </w:r>
+      <w:r>
+        <w:rPr>
+          <w:b/>
+        </w:rPr>
+        <w:tab/>
+      </w:r>
+      <w:r>
+        <w:rPr>
+          <w:b/>
+        </w:rPr>
+        <w:t>:</w:t>
+      </w:r>
+      <w:r>
+        <w:rPr>
+          <w:b/>
+        </w:rPr>
+        <w:tab/>
+      </w:r>
+      <w:r>
+        <w:t>Machine Learning</w:t>
+      </w:r>
+    </w:p>
+    <w:p>
+      <w:r>
+        <w:rPr>
+          <w:b/>
+        </w:rPr>
+        <w:t>MNB</w:t>
+      </w:r>
+      <w:r>
+        <w:rPr>
+          <w:b/>
+        </w:rPr>
+        <w:tab/>
+      </w:r>
+      <w:r>
+        <w:rPr>
+          <w:b/>
+        </w:rPr>
         <w:tab/>
         <w:t>:</w:t>
       </w:r>
       <w:r>
+        <w:rPr>
+          <w:b/>
+        </w:rPr>
         <w:tab/>
-        <w:t>One Time Password</w:t>
-      </w:r>
-    </w:p>
-    <w:p>
-      <w:r>
-        <w:t>PBP</w:t>
-      </w:r>
-      <w:r>
-        <w:tab/>
-      </w:r>
-      <w:r>
-        <w:tab/>
-      </w:r>
-      <w:r>
-        <w:tab/>
-      </w:r>
-      <w:r>
-        <w:t>:</w:t>
-      </w:r>
-      <w:r>
-        <w:tab/>
-        <w:t>Payback Period</w:t>
-      </w:r>
-    </w:p>
-    <w:p>
-      <w:r>
-        <w:t>PDO</w:t>
-      </w:r>
-      <w:r>
-        <w:tab/>
-      </w:r>
-      <w:r>
-        <w:tab/>
-      </w:r>
-      <w:r>
+      </w:r>
+      <w:r>
+        <w:t>Multinomial Naive Bayes</w:t>
+      </w:r>
+    </w:p>
+    <w:p>
+      <w:r>
+        <w:rPr>
+          <w:b/>
+        </w:rPr>
+        <w:t>MySQL</w:t>
+      </w:r>
+      <w:r>
+        <w:rPr>
+          <w:b/>
+        </w:rPr>
         <w:tab/>
         <w:t>:</w:t>
       </w:r>
       <w:r>
+        <w:rPr>
+          <w:b/>
+        </w:rPr>
         <w:tab/>
-        <w:t>PHP Data Objects</w:t>
-      </w:r>
-    </w:p>
-    <w:p>
-      <w:r>
-        <w:t>PDF</w:t>
-      </w:r>
-      <w:r>
+      </w:r>
+      <w:r>
+        <w:t>My Structured Query Language</w:t>
+      </w:r>
+    </w:p>
+    <w:p>
+      <w:r>
+        <w:rPr>
+          <w:b/>
+        </w:rPr>
+        <w:t>NCF</w:t>
+      </w:r>
+      <w:r>
+        <w:rPr>
+          <w:b/>
+        </w:rPr>
         <w:tab/>
       </w:r>
       <w:r>
-        <w:tab/>
-      </w:r>
-      <w:r>
-        <w:tab/>
-      </w:r>
-      <w:r>
-        <w:t>:</w:t>
-      </w:r>
-      <w:r>
-        <w:tab/>
-        <w:t>Portable Document Format</w:t>
-      </w:r>
-    </w:p>
-    <w:p>
-      <w:r>
-        <w:t>PHP</w:t>
-      </w:r>
-      <w:r>
-        <w:tab/>
-      </w:r>
-      <w:r>
-        <w:tab/>
-      </w:r>
-      <w:r>
+        <w:rPr>
+          <w:b/>
+        </w:rPr>
         <w:tab/>
         <w:t>:</w:t>
       </w:r>
       <w:r>
+        <w:rPr>
+          <w:b/>
+        </w:rPr>
         <w:tab/>
-        <w:t>Hypertext Preprocessor</w:t>
-      </w:r>
-    </w:p>
-    <w:p>
-      <w:r>
-        <w:t>RAM</w:t>
-      </w:r>
-      <w:r>
+      </w:r>
+      <w:r>
+        <w:t>Net Cash Flow</w:t>
+      </w:r>
+    </w:p>
+    <w:p>
+      <w:r>
+        <w:rPr>
+          <w:b/>
+        </w:rPr>
+        <w:t>NLP</w:t>
+      </w:r>
+      <w:r>
+        <w:rPr>
+          <w:b/>
+        </w:rPr>
         <w:tab/>
       </w:r>
       <w:r>
-        <w:tab/>
-      </w:r>
-      <w:r>
+        <w:rPr>
+          <w:b/>
+        </w:rPr>
         <w:tab/>
         <w:t>:</w:t>
       </w:r>
       <w:r>
+        <w:rPr>
+          <w:b/>
+        </w:rPr>
         <w:tab/>
-        <w:t>Random Access Memory</w:t>
-      </w:r>
-    </w:p>
-    <w:p>
-      <w:r>
-        <w:t>SDLC</w:t>
-      </w:r>
-      <w:r>
+      </w:r>
+      <w:r>
+        <w:t>Natural Language Processing</w:t>
+      </w:r>
+    </w:p>
+    <w:p>
+      <w:r>
+        <w:rPr>
+          <w:b/>
+        </w:rPr>
+        <w:t>NPR</w:t>
+      </w:r>
+      <w:r>
+        <w:rPr>
+          <w:b/>
+        </w:rPr>
         <w:tab/>
       </w:r>
       <w:r>
+        <w:rPr>
+          <w:b/>
+        </w:rPr>
         <w:tab/>
       </w:r>
       <w:r>
+        <w:rPr>
+          <w:b/>
+        </w:rPr>
+        <w:t>:</w:t>
+      </w:r>
+      <w:r>
+        <w:rPr>
+          <w:b/>
+        </w:rPr>
+        <w:tab/>
+      </w:r>
+      <w:r>
+        <w:t>Nepalese Rupee</w:t>
+      </w:r>
+    </w:p>
+    <w:p>
+      <w:r>
+        <w:rPr>
+          <w:b/>
+        </w:rPr>
+        <w:t>NPV</w:t>
+      </w:r>
+      <w:r>
+        <w:rPr>
+          <w:b/>
+        </w:rPr>
+        <w:tab/>
+      </w:r>
+      <w:r>
+        <w:rPr>
+          <w:b/>
+        </w:rPr>
         <w:tab/>
         <w:t>:</w:t>
       </w:r>
       <w:r>
+        <w:rPr>
+          <w:b/>
+        </w:rPr>
         <w:tab/>
-        <w:t>Software Development Life Cycle</w:t>
-      </w:r>
-    </w:p>
-    <w:p>
-      <w:r>
-        <w:t>SMS</w:t>
-      </w:r>
-      <w:r>
+      </w:r>
+      <w:r>
+        <w:t>Net Present Value</w:t>
+      </w:r>
+    </w:p>
+    <w:p>
+      <w:r>
+        <w:rPr>
+          <w:b/>
+        </w:rPr>
+        <w:t>PDF</w:t>
+      </w:r>
+      <w:r>
+        <w:rPr>
+          <w:b/>
+        </w:rPr>
         <w:tab/>
       </w:r>
       <w:r>
-        <w:tab/>
-      </w:r>
-      <w:r>
-        <w:tab/>
-      </w:r>
-      <w:r>
-        <w:t>:</w:t>
-      </w:r>
-      <w:r>
-        <w:tab/>
-        <w:t>Short Message Service</w:t>
-      </w:r>
-    </w:p>
-    <w:p>
-      <w:r>
-        <w:t>SMTP</w:t>
-      </w:r>
-      <w:r>
-        <w:tab/>
-      </w:r>
-      <w:r>
-        <w:tab/>
-      </w:r>
-      <w:r>
+        <w:rPr>
+          <w:b/>
+        </w:rPr>
         <w:tab/>
         <w:t>:</w:t>
       </w:r>
       <w:r>
+        <w:rPr>
+          <w:b/>
+        </w:rPr>
         <w:tab/>
+      </w:r>
+      <w:r>
+        <w:t>Portable Document Format</w:t>
+      </w:r>
+    </w:p>
+    <w:p>
+      <w:r>
+        <w:rPr>
+          <w:b/>
+        </w:rPr>
+        <w:t>PHP</w:t>
+      </w:r>
+      <w:r>
+        <w:rPr>
+          <w:b/>
+        </w:rPr>
+        <w:tab/>
+      </w:r>
+      <w:r>
+        <w:rPr>
+          <w:b/>
+        </w:rPr>
+        <w:tab/>
+      </w:r>
+      <w:r>
+        <w:rPr>
+          <w:b/>
+        </w:rPr>
+        <w:t>:</w:t>
+      </w:r>
+      <w:r>
+        <w:rPr>
+          <w:b/>
+        </w:rPr>
+        <w:tab/>
+      </w:r>
+      <w:r>
+        <w:t>Hypertext Preprocessor</w:t>
+      </w:r>
+    </w:p>
+    <w:p>
+      <w:r>
+        <w:rPr>
+          <w:b/>
+        </w:rPr>
+        <w:t>RAM</w:t>
+      </w:r>
+      <w:r>
+        <w:rPr>
+          <w:b/>
+        </w:rPr>
+        <w:tab/>
+      </w:r>
+      <w:r>
+        <w:rPr>
+          <w:b/>
+        </w:rPr>
+        <w:tab/>
+        <w:t>:</w:t>
+      </w:r>
+      <w:r>
+        <w:rPr>
+          <w:b/>
+        </w:rPr>
+        <w:tab/>
+      </w:r>
+      <w:r>
+        <w:t>Random Access Memory</w:t>
+      </w:r>
+    </w:p>
+    <w:p>
+      <w:r>
+        <w:rPr>
+          <w:b/>
+        </w:rPr>
+        <w:t>SDLC</w:t>
+      </w:r>
+      <w:r>
+        <w:rPr>
+          <w:b/>
+        </w:rPr>
+        <w:tab/>
+      </w:r>
+      <w:r>
+        <w:rPr>
+          <w:b/>
+        </w:rPr>
+        <w:tab/>
+        <w:t>:</w:t>
+      </w:r>
+      <w:r>
+        <w:rPr>
+          <w:b/>
+        </w:rPr>
+        <w:tab/>
+      </w:r>
+      <w:r>
+        <w:t>Software Development Life Cycle</w:t>
+      </w:r>
+    </w:p>
+    <w:p>
+      <w:r>
+        <w:rPr>
+          <w:b/>
+        </w:rPr>
+        <w:t>SMTP</w:t>
+      </w:r>
+      <w:r>
+        <w:rPr>
+          <w:b/>
+        </w:rPr>
+        <w:tab/>
+      </w:r>
+      <w:r>
+        <w:rPr>
+          <w:b/>
+        </w:rPr>
+        <w:tab/>
+        <w:t>:</w:t>
+      </w:r>
+      <w:r>
+        <w:rPr>
+          <w:b/>
+        </w:rPr>
+        <w:tab/>
+      </w:r>
+      <w:r>
         <w:t>Simple Mail Transfer Protocol</w:t>
       </w:r>
     </w:p>
     <w:p>
       <w:r>
-        <w:t>SpO2</w:t>
-      </w:r>
-      <w:r>
+        <w:rPr>
+          <w:b/>
+        </w:rPr>
+        <w:t>SQL</w:t>
+      </w:r>
+      <w:r>
+        <w:rPr>
+          <w:b/>
+        </w:rPr>
         <w:tab/>
-        <w:t xml:space="preserve"> </w:t>
-      </w:r>
-      <w:r>
+      </w:r>
+      <w:r>
+        <w:rPr>
+          <w:b/>
+        </w:rPr>
         <w:tab/>
       </w:r>
       <w:r>
+        <w:rPr>
+          <w:b/>
+        </w:rPr>
+        <w:t>:</w:t>
+      </w:r>
+      <w:r>
+        <w:rPr>
+          <w:b/>
+        </w:rPr>
         <w:tab/>
       </w:r>
       <w:r>
+        <w:t>Structured Query Language</w:t>
+      </w:r>
+    </w:p>
+    <w:p>
+      <w:r>
+        <w:rPr>
+          <w:b/>
+        </w:rPr>
+        <w:t>TF-ID</w:t>
+      </w:r>
+      <w:r>
+        <w:rPr>
+          <w:b/>
+        </w:rPr>
+        <w:tab/>
+      </w:r>
+      <w:r>
+        <w:rPr>
+          <w:b/>
+        </w:rPr>
+        <w:t>F</w:t>
+      </w:r>
+      <w:r>
+        <w:rPr>
+          <w:b/>
+        </w:rPr>
+        <w:tab/>
         <w:t>:</w:t>
       </w:r>
       <w:r>
+        <w:rPr>
+          <w:b/>
+        </w:rPr>
         <w:tab/>
-        <w:t>Peripheral Oxygen Saturation</w:t>
-      </w:r>
-    </w:p>
-    <w:p>
-      <w:r>
-        <w:t>SQL</w:t>
-      </w:r>
-      <w:r>
+      </w:r>
+      <w:r>
+        <w:t>Term Frequency–Inverse Document Frequency</w:t>
+      </w:r>
+    </w:p>
+    <w:p>
+      <w:r>
+        <w:rPr>
+          <w:b/>
+        </w:rPr>
+        <w:t>UI</w:t>
+      </w:r>
+      <w:r>
+        <w:rPr>
+          <w:b/>
+        </w:rPr>
         <w:tab/>
       </w:r>
       <w:r>
+        <w:rPr>
+          <w:b/>
+        </w:rPr>
         <w:tab/>
       </w:r>
       <w:r>
+        <w:rPr>
+          <w:b/>
+        </w:rPr>
+        <w:t>:</w:t>
+      </w:r>
+      <w:r>
+        <w:rPr>
+          <w:b/>
+        </w:rPr>
         <w:tab/>
       </w:r>
       <w:r>
+        <w:t>User Interface</w:t>
+      </w:r>
+    </w:p>
+    <w:p>
+      <w:r>
+        <w:rPr>
+          <w:b/>
+        </w:rPr>
+        <w:t>URL</w:t>
+      </w:r>
+      <w:r>
+        <w:rPr>
+          <w:b/>
+        </w:rPr>
+        <w:tab/>
+      </w:r>
+      <w:r>
+        <w:rPr>
+          <w:b/>
+        </w:rPr>
+        <w:tab/>
+      </w:r>
+      <w:r>
+        <w:rPr>
+          <w:b/>
+        </w:rPr>
         <w:t>:</w:t>
       </w:r>
       <w:r>
+        <w:rPr>
+          <w:b/>
+        </w:rPr>
         <w:tab/>
-        <w:t>Structured Query Language</w:t>
-      </w:r>
-    </w:p>
-    <w:p>
-      <w:r>
-        <w:t>TOC</w:t>
-      </w:r>
-      <w:r>
+      </w:r>
+      <w:r>
+        <w:t>Uniform Resource Locator</w:t>
+      </w:r>
+    </w:p>
+    <w:p>
+      <w:r>
+        <w:rPr>
+          <w:b/>
+        </w:rPr>
+        <w:t>USB</w:t>
+      </w:r>
+      <w:r>
+        <w:rPr>
+          <w:b/>
+        </w:rPr>
         <w:tab/>
       </w:r>
       <w:r>
+        <w:rPr>
+          <w:b/>
+        </w:rPr>
         <w:tab/>
       </w:r>
       <w:r>
+        <w:rPr>
+          <w:b/>
+        </w:rPr>
+        <w:t>:</w:t>
+      </w:r>
+      <w:r>
+        <w:rPr>
+          <w:b/>
+        </w:rPr>
         <w:tab/>
       </w:r>
       <w:r>
+        <w:t>Universal Serial Bus</w:t>
+      </w:r>
+    </w:p>
+    <w:p>
+      <w:r>
+        <w:rPr>
+          <w:b/>
+        </w:rPr>
+        <w:lastRenderedPageBreak/>
+        <w:t>VADER</w:t>
+      </w:r>
+      <w:r>
+        <w:rPr>
+          <w:b/>
+        </w:rPr>
+        <w:tab/>
         <w:t>:</w:t>
       </w:r>
       <w:r>
+        <w:rPr>
+          <w:b/>
+        </w:rPr>
         <w:tab/>
-        <w:t>Table of Contents</w:t>
-      </w:r>
-    </w:p>
-    <w:p>
-      <w:r>
-        <w:lastRenderedPageBreak/>
-        <w:t>UI</w:t>
-      </w:r>
-      <w:r>
+      </w:r>
+      <w:r>
+        <w:t>Valence Aware Dictionary and sEntiment Reasoner</w:t>
+      </w:r>
+    </w:p>
+    <w:p>
+      <w:r>
+        <w:rPr>
+          <w:b/>
+        </w:rPr>
+        <w:t>XAMPP</w:t>
+      </w:r>
+      <w:r>
+        <w:rPr>
+          <w:b/>
+        </w:rPr>
         <w:tab/>
-      </w:r>
-      <w:r>
+        <w:t>:</w:t>
+      </w:r>
+      <w:r>
+        <w:rPr>
+          <w:b/>
+        </w:rPr>
         <w:tab/>
       </w:r>
       <w:r>
+        <w:t>Cross-Platform Apache MySQL PHP Perl</w:t>
+      </w:r>
+    </w:p>
+    <w:p>
+      <w:r>
         <w:tab/>
       </w:r>
       <w:r>
-        <w:t>:</w:t>
-      </w:r>
-      <w:r>
         <w:tab/>
-        <w:t>User Interface</w:t>
-      </w:r>
-    </w:p>
-    <w:p>
-      <w:r>
-        <w:t>URL</w:t>
       </w:r>
       <w:r>
         <w:tab/>
-      </w:r>
-      <w:r>
-        <w:tab/>
-      </w:r>
-      <w:r>
-        <w:tab/>
-      </w:r>
-      <w:r>
-        <w:t>:</w:t>
-      </w:r>
-      <w:r>
-        <w:tab/>
-        <w:t>Uniform Resource Locator</w:t>
-      </w:r>
-    </w:p>
-    <w:p>
-      <w:r>
-        <w:t>USB</w:t>
-      </w:r>
-      <w:r>
-        <w:tab/>
-      </w:r>
-      <w:r>
-        <w:tab/>
-      </w:r>
-      <w:r>
-        <w:tab/>
-      </w:r>
-      <w:r>
-        <w:t>:</w:t>
-      </w:r>
-      <w:r>
-        <w:tab/>
-        <w:t>Universal Serial Bus</w:t>
-      </w:r>
-    </w:p>
-    <w:p>
-      <w:r>
-        <w:t>XAMPP</w:t>
-      </w:r>
-      <w:r>
-        <w:tab/>
-      </w:r>
-      <w:r>
-        <w:tab/>
-      </w:r>
-      <w:r>
-        <w:t>:</w:t>
-      </w:r>
-      <w:r>
-        <w:tab/>
-        <w:t>Cross-Platform Apache MySQL PHP Perl</w:t>
       </w:r>
     </w:p>
     <w:p/>
@@ -10172,7 +10530,7 @@
     </w:p>
     <w:p>
       <w:r>
-        <w:t>Student Complainify is significant because it provides an intelligent and centralized platform for managing student grievances efficiently by automating complaint submission, classification, prioritization, and tracking. The system improves transparency and communication between students and administrators through real-time status updates and email notifications while reducing manual effort and delays in complaint resolution. By integrating Artificial Intelligence and Data Mining techniques such as text classification, sentiment analysis, and pattern discovery, the system helps institutions identify recurring issues, analyze complaint trends, and make informed decisions through analytical dashboards and reports. The project demonstrates the practical application of AI and Data Mining concepts in solving real-world problems and contributes to improving student satisfaction and institutional performance.</w:t>
+        <w:t>Complainify is significant because it provides an intelligent and centralized platform for managing student grievances efficiently by automating complaint submission, classification, prioritization, and tracking. The system improves transparency and communication between students and administrators through real-time status updates and email notifications while reducing manual effort and delays in complaint resolution. By integrating Artificial Intelligence and Data Mining techniques such as text classification, sentiment analysis, and pattern discovery, the system helps institutions identify recurring issues, analyze complaint trends, and make informed decisions through analytical dashboards and reports. The project demonstrates the practical application of AI and Data Mining concepts in solving real-world problems and contributes to improving student satisfaction and institutional performance.</w:t>
       </w:r>
       <w:bookmarkStart w:id="22" w:name="_Toc230940522"/>
     </w:p>
@@ -11082,7 +11440,13 @@
     </w:p>
     <w:p>
       <w:r>
-        <w:t>For the development of Student Complainify:</w:t>
+        <w:t xml:space="preserve">For the development </w:t>
+      </w:r>
+      <w:r>
+        <w:t xml:space="preserve">of </w:t>
+      </w:r>
+      <w:r>
+        <w:t>Complainify:</w:t>
       </w:r>
       <w:r>
         <w:t xml:space="preserve"> </w:t>
@@ -11121,7 +11485,13 @@
         <w:ind w:left="720"/>
       </w:pPr>
       <w:r>
-        <w:t xml:space="preserve">The Student submission, complaint classification, sentiment analysis, priority assignment, dashboard generation, and email notifications. Since these requirements remain stable throughout development, the Waterfall Model is suitable for the project.Complainify system has well-defined requirements such as user registration, complaint </w:t>
+        <w:t>The Student submission, complaint classification, sentiment analysis, priority assignment, dashboard generation, and email notifications. Since these requirements remain stable throughout development, the Waterfall Model is suitable for the project.</w:t>
+      </w:r>
+      <w:r>
+        <w:t xml:space="preserve"> </w:t>
+      </w:r>
+      <w:r>
+        <w:t xml:space="preserve">Complainify system has well-defined requirements such as user registration, complaint </w:t>
       </w:r>
     </w:p>
     <w:p>
@@ -11346,75 +11716,94 @@
       <w:bookmarkEnd w:id="42"/>
     </w:p>
     <w:p>
-      <w:r>
-        <w:t>The MedTracker</w:t>
-      </w:r>
-      <w:r>
-        <w:t xml:space="preserve"> </w:t>
-      </w:r>
-      <w:r>
-        <w:t>has been developed using a carefully selected set of web technologies and tools to ensure reliability, usability, and efficient performance. The system is designed as a web-based application that enables users to manage medicine schedules, receive reminders, and track medication intake effectively. The development utilizes core web technologies along with additional libraries and APIs to provide a complete medication management solution.</w:t>
-      </w:r>
-    </w:p>
-    <w:p>
-      <w:pPr>
-        <w:pStyle w:val="Heading3"/>
-      </w:pPr>
       <w:bookmarkStart w:id="43" w:name="_Toc230693073"/>
       <w:bookmarkStart w:id="44" w:name="_Toc230940540"/>
       <w:r>
+        <w:t>Complainify is developed using modern web technologies, Artificial Intelligence techniques, and a relational database management system to provide an efficient and intelligent complaint management platform. The system combines frontend and backend technologies with machine learning and natural language processing techniques to automate complaint classification, sentiment analysis, priority prediction, complaint tracking, and report generation.</w:t>
+      </w:r>
+    </w:p>
+    <w:p>
+      <w:pPr>
+        <w:pStyle w:val="Heading3"/>
+      </w:pPr>
+      <w:r>
         <w:t>3.2.1 Programming Languages and Web Technologies</w:t>
       </w:r>
       <w:bookmarkEnd w:id="43"/>
       <w:bookmarkEnd w:id="44"/>
     </w:p>
     <w:p>
-      <w:r>
-        <w:t xml:space="preserve">HTML is used to structure the web pages of the MedTracker system. It defines the layout of forms, dashboards, and medicine management interfaces, allowing users to easily enter and view medication details in an organized manner.CSS is used to design and style the user interface. It helps create a clean, readable, and user-friendly layout, ensuring that the system is visually simple and accessible for all users, including elderly patients. JavaScript is used to add interactivity and dynamic behavior to the system. It handles form validation, alerts, and responsive features </w:t>
-      </w:r>
-      <w:r>
-        <w:lastRenderedPageBreak/>
-        <w:t>that improve user experience and ensure smooth interaction with the web application.</w:t>
-      </w:r>
-    </w:p>
-    <w:p>
-      <w:pPr>
-        <w:pStyle w:val="Heading3"/>
+      <w:pPr>
+        <w:rPr>
+          <w:b/>
+          <w:bCs/>
+        </w:rPr>
       </w:pPr>
       <w:bookmarkStart w:id="45" w:name="_Toc230693074"/>
       <w:bookmarkStart w:id="46" w:name="_Toc230940541"/>
       <w:r>
+        <w:t>The system is developed using HTML5, CSS3, and JavaScript for the frontend, while Python and the Flask framework are used for backend development. HTML structures the web pages, CSS designs the user interface, JavaScript adds interactivity, and Flask handles routing, business logic, AI integration, and communication with the MySQL database.</w:t>
+      </w:r>
+    </w:p>
+    <w:p>
+      <w:pPr>
+        <w:pStyle w:val="Heading3"/>
+      </w:pPr>
+      <w:r>
         <w:t>3.2.2 Database Management System</w:t>
       </w:r>
       <w:bookmarkEnd w:id="45"/>
       <w:bookmarkEnd w:id="46"/>
     </w:p>
     <w:p>
-      <w:r>
-        <w:t>MySQL is used as the database management system for MedTracker. It stores all system data such as user accounts, medicine details, schedules, and intake records. The database is designed with properly related tables to maintain data consistency and allow efficient storage and retrieval of medication information.</w:t>
-      </w:r>
-    </w:p>
-    <w:p>
-      <w:pPr>
-        <w:pStyle w:val="Heading3"/>
-      </w:pPr>
       <w:bookmarkStart w:id="47" w:name="_Toc230693076"/>
       <w:bookmarkStart w:id="48" w:name="_Toc230940542"/>
       <w:r>
+        <w:t xml:space="preserve">MySQL is used as the database management system to store student information, administrator accounts, complaint records, AI prediction results, complaint status, </w:t>
+      </w:r>
+      <w:r>
+        <w:lastRenderedPageBreak/>
+        <w:t>uploaded files, and notification history. The database is designed using relational tables to ensure data consistency, integrity, and efficient data retrieval.</w:t>
+      </w:r>
+    </w:p>
+    <w:p>
+      <w:pPr>
+        <w:pStyle w:val="Heading3"/>
+      </w:pPr>
+      <w:r>
+        <w:t xml:space="preserve">3.2.3 </w:t>
+      </w:r>
+      <w:r>
+        <w:t>Python Libraries</w:t>
+      </w:r>
+    </w:p>
+    <w:p>
+      <w:r>
+        <w:t>The system uses several Python libraries to support different functionalities. Flask is used for web development, Pandas and NumPy for data processing, NLTK and VADER for natural language processing and sentiment analysis, PyMySQL for database connectivity, and Flask-Mail for sending automated email notifications</w:t>
+      </w:r>
+    </w:p>
+    <w:p>
+      <w:pPr>
+        <w:pStyle w:val="Heading3"/>
+      </w:pPr>
+      <w:r>
         <w:t>3.2.</w:t>
       </w:r>
       <w:r>
-        <w:t>3</w:t>
-      </w:r>
-      <w:r>
-        <w:t xml:space="preserve"> Additional Libraries and Tools</w:t>
+        <w:t>4</w:t>
+      </w:r>
+      <w:r>
+        <w:t xml:space="preserve"> </w:t>
       </w:r>
       <w:bookmarkEnd w:id="47"/>
       <w:bookmarkEnd w:id="48"/>
-    </w:p>
-    <w:p>
-      <w:r>
-        <w:t>Several additional tools were integrated to enhance system functionality. PHPMailer is used for sending email reminders, and the TextBee API is used for SMS notifications. Chart.js is used to display reports and analytics, while jsPDF is used to generate downloadable PDF reports. Task schedulers are used to automate reminder notifications and Jitsi Meet is used for video conference call between patient and health worker.</w:t>
+      <w:r>
+        <w:t>Development Tools</w:t>
+      </w:r>
+    </w:p>
+    <w:p>
+      <w:r>
+        <w:t>The project is developed using Visual Studio Code as the primary code editor and Anaconda for Python environment management. MySQL is managed through XAMPP, while Git and GitHub are used for version control and project management.</w:t>
       </w:r>
     </w:p>
     <w:p>
@@ -11675,7 +12064,6 @@
               <w:spacing w:line="360" w:lineRule="auto"/>
             </w:pPr>
             <w:r>
-              <w:lastRenderedPageBreak/>
               <w:t>Methodology Chapter</w:t>
             </w:r>
           </w:p>
@@ -11699,6 +12087,7 @@
               <w:spacing w:line="360" w:lineRule="auto"/>
             </w:pPr>
             <w:r>
+              <w:lastRenderedPageBreak/>
               <w:t>Feasibility Study (Technical, Operational, Economic, Schedule)</w:t>
             </w:r>
           </w:p>
@@ -12421,7 +12810,7 @@
               <w:spacing w:line="360" w:lineRule="auto"/>
             </w:pPr>
             <w:r>
-              <w:t>The system shall provide separate authentication mechanisms for Patients, Health Workers, and Admins using phone number and password.</w:t>
+              <w:t>The system shall provide separate authentication mechanisms for Students and Administrators using email and password.</w:t>
             </w:r>
           </w:p>
         </w:tc>
@@ -12455,12 +12844,15 @@
               <w:spacing w:line="360" w:lineRule="auto"/>
             </w:pPr>
             <w:r>
-              <w:t>Patients shall be able to register, link with one or more doctors using a unique doctor code, and manage their own profile and account settings.</w:t>
+              <w:t>Students shall be able to register, log in, manage their profile, and securely update their account information.</w:t>
             </w:r>
           </w:p>
         </w:tc>
       </w:tr>
       <w:tr>
+        <w:trPr>
+          <w:trHeight w:val="872"/>
+        </w:trPr>
         <w:tc>
           <w:tcPr>
             <w:tcW w:w="1559" w:type="dxa"/>
@@ -12489,7 +12881,7 @@
               <w:spacing w:line="360" w:lineRule="auto"/>
             </w:pPr>
             <w:r>
-              <w:t>Patients shall be able to view all their own medicines, see who prescribed each medicine, view reminder times, and filter or sort medicines by various criteria.</w:t>
+              <w:t>Students shall be able to submit complaints by providing a title, description, category, and optional supporting attachments.</w:t>
             </w:r>
           </w:p>
         </w:tc>
@@ -12509,7 +12901,6 @@
                 <w:b/>
                 <w:bCs/>
               </w:rPr>
-              <w:lastRenderedPageBreak/>
               <w:t>R4</w:t>
             </w:r>
           </w:p>
@@ -12524,7 +12915,7 @@
               <w:spacing w:line="360" w:lineRule="auto"/>
             </w:pPr>
             <w:r>
-              <w:t>Patients shall be able to log doses as Taken, Snoozed, or Skipped when a reminder becomes due.</w:t>
+              <w:t>The system shall automatically classify submitted complaints into appropriate categories using a Multinomial Naive Bayes model.</w:t>
             </w:r>
           </w:p>
         </w:tc>
@@ -12544,6 +12935,7 @@
                 <w:b/>
                 <w:bCs/>
               </w:rPr>
+              <w:lastRenderedPageBreak/>
               <w:t>R5</w:t>
             </w:r>
           </w:p>
@@ -12558,7 +12950,7 @@
               <w:spacing w:line="360" w:lineRule="auto"/>
             </w:pPr>
             <w:r>
-              <w:t>Patients shall be able to add self-managed (minor) medicines without affecting doctor-assigned prescriptions.</w:t>
+              <w:t>The system shall perform sentiment analysis on complaint text using the VADER sentiment analysis model.</w:t>
             </w:r>
           </w:p>
         </w:tc>
@@ -12592,7 +12984,7 @@
               <w:spacing w:line="360" w:lineRule="auto"/>
             </w:pPr>
             <w:r>
-              <w:t>Patients shall be able to edit their own reminder times and update stock or refill quantities for their medicines.</w:t>
+              <w:t>The system shall automatically predict the priority level of each complaint based on its content.</w:t>
             </w:r>
           </w:p>
         </w:tc>
@@ -12626,7 +13018,7 @@
               <w:spacing w:line="360" w:lineRule="auto"/>
             </w:pPr>
             <w:r>
-              <w:t>The system shall track daily water intake for each patient.</w:t>
+              <w:t>Students shall be able to view the complete history and current status of their submitted complaints.</w:t>
             </w:r>
           </w:p>
         </w:tc>
@@ -12660,7 +13052,10 @@
               <w:spacing w:line="360" w:lineRule="auto"/>
             </w:pPr>
             <w:r>
-              <w:t>The system shall generate adherence reports and progress summaries for patients to monitor their medication compliance.</w:t>
+              <w:t>Students shall receive email notifications when a complaint is submitted, updated, or resolved</w:t>
+            </w:r>
+            <w:r>
+              <w:t>.</w:t>
             </w:r>
           </w:p>
         </w:tc>
@@ -12694,7 +13089,7 @@
               <w:spacing w:line="360" w:lineRule="auto"/>
             </w:pPr>
             <w:r>
-              <w:t>Health Workers shall receive a unique doctor/worker code upon registration that patients can use to link with them.</w:t>
+              <w:t>Administrators shall be able to view, search, filter, and manage all submitted complaints</w:t>
             </w:r>
           </w:p>
         </w:tc>
@@ -12728,7 +13123,10 @@
               <w:spacing w:line="360" w:lineRule="auto"/>
             </w:pPr>
             <w:r>
-              <w:t>Health Workers shall be able to view only their own linked patients and manage prescriptions exclusively for those patients.</w:t>
+              <w:t>Administrators shall be able to update complaint status, assign priorities, and provide responses to students</w:t>
+            </w:r>
+            <w:r>
+              <w:t>.</w:t>
             </w:r>
           </w:p>
         </w:tc>
@@ -12762,7 +13160,10 @@
               <w:spacing w:line="360" w:lineRule="auto"/>
             </w:pPr>
             <w:r>
-              <w:t>Health Workers shall be able to add new prescriptions, manage timing and medicine details, and release or disconnect a patient.</w:t>
+              <w:t>Administrators shall be able to manage student accounts, including activation, deactivation, and profile updates.</w:t>
+            </w:r>
+            <w:r>
+              <w:t>.</w:t>
             </w:r>
           </w:p>
         </w:tc>
@@ -12796,7 +13197,7 @@
               <w:spacing w:line="360" w:lineRule="auto"/>
             </w:pPr>
             <w:r>
-              <w:t>Health Workers shall be able to monitor patient adherence alerts and view the patient queue from their dashboard.</w:t>
+              <w:t>The system shall provide dashboards displaying complaint statistics, trends, and category-wise reports.</w:t>
             </w:r>
           </w:p>
         </w:tc>
@@ -12830,7 +13231,7 @@
               <w:spacing w:line="360" w:lineRule="auto"/>
             </w:pPr>
             <w:r>
-              <w:t>Admins shall be able to view a system-wide overview dashboard including usage analytics and prescription audit data.</w:t>
+              <w:t>The system shall generate analytical reports based on complaint categories, priorities, and sentiments.</w:t>
             </w:r>
           </w:p>
         </w:tc>
@@ -12864,7 +13265,7 @@
               <w:spacing w:line="360" w:lineRule="auto"/>
             </w:pPr>
             <w:r>
-              <w:t>Admins shall be able to manage all user accounts including resetting passwords and deleting accounts.</w:t>
+              <w:t>The system shall store all complaint records, AI prediction results, and user information securely in a MySQL database.</w:t>
             </w:r>
           </w:p>
         </w:tc>
@@ -12898,7 +13299,7 @@
               <w:spacing w:line="360" w:lineRule="auto"/>
             </w:pPr>
             <w:r>
-              <w:t>Admins shall be able to monitor system activity logs and manage reminder settings or rules system-wide.</w:t>
+              <w:t>The system shall support secure file uploads for complaint evidence such as images and documents.</w:t>
             </w:r>
           </w:p>
         </w:tc>
@@ -12932,7 +13333,7 @@
               <w:spacing w:line="360" w:lineRule="auto"/>
             </w:pPr>
             <w:r>
-              <w:t>Both Patients and Health Workers shall be able to change their own passwords securely from Settings.</w:t>
+              <w:t>The system shall implement role-based access control to ensure that users can only access authorized resources.</w:t>
             </w:r>
           </w:p>
         </w:tc>
@@ -12966,7 +13367,7 @@
               <w:spacing w:line="360" w:lineRule="auto"/>
             </w:pPr>
             <w:r>
-              <w:t>The system shall send automated email and SMS notifications for medication reminders, dose confirmations, missed doses, and refill alerts.</w:t>
+              <w:t>The system shall validate all user inputs and prevent invalid or malicious data from being stored.</w:t>
             </w:r>
           </w:p>
         </w:tc>
@@ -13000,155 +13401,9 @@
               <w:spacing w:line="360" w:lineRule="auto"/>
             </w:pPr>
             <w:r>
-              <w:t>The system shall enforce privacy rules ensuring doctors cannot view another doctor's prescriptions and patients can clearly see the prescriber’s name for each medicine.</w:t>
-            </w:r>
-          </w:p>
-        </w:tc>
-      </w:tr>
-      <w:tr>
-        <w:tc>
-          <w:tcPr>
-            <w:tcW w:w="1559" w:type="dxa"/>
-            <w:hideMark/>
-          </w:tcPr>
-          <w:p>
-            <w:pPr>
-              <w:spacing w:line="360" w:lineRule="auto"/>
-            </w:pPr>
-            <w:r>
-              <w:rPr>
-                <w:b/>
-                <w:bCs/>
-              </w:rPr>
-              <w:lastRenderedPageBreak/>
-              <w:t>R19</w:t>
-            </w:r>
-          </w:p>
-        </w:tc>
-        <w:tc>
-          <w:tcPr>
-            <w:tcW w:w="6446" w:type="dxa"/>
-            <w:hideMark/>
-          </w:tcPr>
-          <w:p>
-            <w:pPr>
-              <w:spacing w:line="360" w:lineRule="auto"/>
-            </w:pPr>
-            <w:r>
-              <w:t>The system shall maintain a complete audit log of prescription changes, dose logs, and system events.</w:t>
-            </w:r>
-          </w:p>
-        </w:tc>
-      </w:tr>
-      <w:tr>
-        <w:tc>
-          <w:tcPr>
-            <w:tcW w:w="1559" w:type="dxa"/>
-            <w:hideMark/>
-          </w:tcPr>
-          <w:p>
-            <w:pPr>
-              <w:spacing w:line="360" w:lineRule="auto"/>
-            </w:pPr>
-            <w:r>
-              <w:rPr>
-                <w:b/>
-                <w:bCs/>
-              </w:rPr>
-              <w:t>R20</w:t>
-            </w:r>
-          </w:p>
-        </w:tc>
-        <w:tc>
-          <w:tcPr>
-            <w:tcW w:w="6446" w:type="dxa"/>
-            <w:hideMark/>
-          </w:tcPr>
-          <w:p>
-            <w:pPr>
-              <w:spacing w:line="360" w:lineRule="auto"/>
-            </w:pPr>
-            <w:r>
-              <w:t>The system should track medication stock levels and alert patients when a refill is needed.</w:t>
-            </w:r>
-          </w:p>
-        </w:tc>
-      </w:tr>
-      <w:tr>
-        <w:tc>
-          <w:tcPr>
-            <w:tcW w:w="1559" w:type="dxa"/>
-          </w:tcPr>
-          <w:p>
-            <w:pPr>
-              <w:rPr>
-                <w:b/>
-                <w:bCs/>
-              </w:rPr>
-            </w:pPr>
-            <w:r>
-              <w:rPr>
-                <w:b/>
-                <w:bCs/>
-              </w:rPr>
-              <w:t>R21</w:t>
-            </w:r>
-          </w:p>
-        </w:tc>
-        <w:tc>
-          <w:tcPr>
-            <w:tcW w:w="6446" w:type="dxa"/>
-          </w:tcPr>
-          <w:p>
-            <w:pPr>
-              <w:spacing w:line="360" w:lineRule="auto"/>
-            </w:pPr>
-            <w:r>
-              <w:t>Patients and Health Workers shall communicate through an integrated consultation room that supports real-time text messaging, embedded video calls via Jitsi Meet, and structured appointment scheduling. Health Workers shall be able to set their availability status with an optional note, and patients shall view their linked doctor's availability before initiating a session. The contact panel shall display only role-relevant contacts, ensuring patients see only their linked health workers and vice versa.</w:t>
-            </w:r>
-          </w:p>
-        </w:tc>
-      </w:tr>
-      <w:tr>
-        <w:tc>
-          <w:tcPr>
-            <w:tcW w:w="1559" w:type="dxa"/>
-          </w:tcPr>
-          <w:p>
-            <w:pPr>
-              <w:rPr>
-                <w:b/>
-                <w:bCs/>
-              </w:rPr>
-            </w:pPr>
-            <w:r>
-              <w:rPr>
-                <w:b/>
-                <w:bCs/>
-              </w:rPr>
-              <w:t>R22</w:t>
-            </w:r>
-          </w:p>
-        </w:tc>
-        <w:tc>
-          <w:tcPr>
-            <w:tcW w:w="6446" w:type="dxa"/>
-          </w:tcPr>
-          <w:p>
-            <w:pPr>
-              <w:spacing w:line="360" w:lineRule="auto"/>
-            </w:pPr>
-            <w:r>
-              <w:t xml:space="preserve">If the patient is login with the guardian details then though the patient logs the medicine is already taken but after that guardian </w:t>
-            </w:r>
-            <w:r>
-              <w:t xml:space="preserve">should </w:t>
-            </w:r>
-            <w:r>
-              <w:t>verify it again whether the medicine was either taken or not.</w:t>
-            </w:r>
-          </w:p>
-          <w:p/>
+              <w:t>The system shall maintain logs of complaint activities and administrative actions for auditing purposes.</w:t>
+            </w:r>
+          </w:p>
         </w:tc>
       </w:tr>
     </w:tbl>
@@ -13159,6 +13414,7 @@
       <w:bookmarkStart w:id="57" w:name="_Toc230693081"/>
       <w:bookmarkStart w:id="58" w:name="_Toc230940547"/>
     </w:p>
+    <w:p/>
     <w:p>
       <w:pPr>
         <w:pStyle w:val="Heading3"/>
@@ -13167,6 +13423,7 @@
         </w:rPr>
       </w:pPr>
       <w:r>
+        <w:lastRenderedPageBreak/>
         <w:t>4.1.2 Functional Requirements</w:t>
       </w:r>
       <w:bookmarkEnd w:id="57"/>
@@ -13225,7 +13482,7 @@
         </w:tc>
         <w:tc>
           <w:tcPr>
-            <w:tcW w:w="6019" w:type="dxa"/>
+            <w:tcW w:w="5630" w:type="dxa"/>
             <w:hideMark/>
           </w:tcPr>
           <w:p>
@@ -13243,7 +13500,7 @@
         </w:tc>
         <w:tc>
           <w:tcPr>
-            <w:tcW w:w="849" w:type="dxa"/>
+            <w:tcW w:w="1238" w:type="dxa"/>
             <w:hideMark/>
           </w:tcPr>
           <w:p>
@@ -13281,21 +13538,21 @@
         </w:tc>
         <w:tc>
           <w:tcPr>
-            <w:tcW w:w="6019" w:type="dxa"/>
-            <w:hideMark/>
-          </w:tcPr>
-          <w:p>
-            <w:pPr>
-              <w:spacing w:line="360" w:lineRule="auto"/>
-            </w:pPr>
-            <w:r>
-              <w:t>User Authentication: The system shall validate login credentials for Patients, Health Workers, and Admins using phone number and password. Role-based redirection ensures each user lands on the correct dashboard after login.</w:t>
-            </w:r>
-          </w:p>
-        </w:tc>
-        <w:tc>
-          <w:tcPr>
-            <w:tcW w:w="849" w:type="dxa"/>
+            <w:tcW w:w="5630" w:type="dxa"/>
+            <w:hideMark/>
+          </w:tcPr>
+          <w:p>
+            <w:pPr>
+              <w:spacing w:line="360" w:lineRule="auto"/>
+            </w:pPr>
+            <w:r>
+              <w:t>Authenticate Students and Administrators using secure login credentials.</w:t>
+            </w:r>
+          </w:p>
+        </w:tc>
+        <w:tc>
+          <w:tcPr>
+            <w:tcW w:w="1238" w:type="dxa"/>
             <w:hideMark/>
           </w:tcPr>
           <w:p>
@@ -13323,36 +13580,35 @@
                 <w:b/>
                 <w:bCs/>
               </w:rPr>
-              <w:lastRenderedPageBreak/>
               <w:t>F2</w:t>
             </w:r>
           </w:p>
         </w:tc>
         <w:tc>
           <w:tcPr>
-            <w:tcW w:w="6019" w:type="dxa"/>
-            <w:hideMark/>
-          </w:tcPr>
-          <w:p>
-            <w:pPr>
-              <w:spacing w:line="360" w:lineRule="auto"/>
-            </w:pPr>
-            <w:r>
-              <w:t>Patient Registration: New patients shall register with full name, phone number, email, and password. Role selection is made during signup. The system validates phone number uniqueness before account creation.</w:t>
-            </w:r>
-          </w:p>
-        </w:tc>
-        <w:tc>
-          <w:tcPr>
-            <w:tcW w:w="849" w:type="dxa"/>
-            <w:hideMark/>
-          </w:tcPr>
-          <w:p>
-            <w:pPr>
-              <w:spacing w:line="360" w:lineRule="auto"/>
-            </w:pPr>
-            <w:r>
-              <w:t>R1, R2</w:t>
+            <w:tcW w:w="5630" w:type="dxa"/>
+            <w:hideMark/>
+          </w:tcPr>
+          <w:p>
+            <w:pPr>
+              <w:spacing w:line="360" w:lineRule="auto"/>
+            </w:pPr>
+            <w:r>
+              <w:t>Register student accounts and manage user profiles.</w:t>
+            </w:r>
+          </w:p>
+        </w:tc>
+        <w:tc>
+          <w:tcPr>
+            <w:tcW w:w="1238" w:type="dxa"/>
+            <w:hideMark/>
+          </w:tcPr>
+          <w:p>
+            <w:pPr>
+              <w:spacing w:line="360" w:lineRule="auto"/>
+            </w:pPr>
+            <w:r>
+              <w:t>R2</w:t>
             </w:r>
           </w:p>
         </w:tc>
@@ -13378,29 +13634,32 @@
         </w:tc>
         <w:tc>
           <w:tcPr>
-            <w:tcW w:w="6019" w:type="dxa"/>
-            <w:hideMark/>
-          </w:tcPr>
-          <w:p>
-            <w:pPr>
-              <w:spacing w:line="360" w:lineRule="auto"/>
-            </w:pPr>
-            <w:r>
-              <w:t>Doctor Linking: Patients shall link to one or more Health Workers by entering a unique doctor/worker code. The system validates the code, confirms the link, and displays the linked doctor's name on the patient dashboard.</w:t>
-            </w:r>
-          </w:p>
-        </w:tc>
-        <w:tc>
-          <w:tcPr>
-            <w:tcW w:w="849" w:type="dxa"/>
-            <w:hideMark/>
-          </w:tcPr>
-          <w:p>
-            <w:pPr>
-              <w:spacing w:line="360" w:lineRule="auto"/>
-            </w:pPr>
-            <w:r>
-              <w:t>R2, R10</w:t>
+            <w:tcW w:w="5630" w:type="dxa"/>
+            <w:hideMark/>
+          </w:tcPr>
+          <w:p>
+            <w:pPr>
+              <w:spacing w:line="360" w:lineRule="auto"/>
+            </w:pPr>
+            <w:r>
+              <w:t>Submit complaints with title, description, category, and supporting attachments.</w:t>
+            </w:r>
+          </w:p>
+        </w:tc>
+        <w:tc>
+          <w:tcPr>
+            <w:tcW w:w="1238" w:type="dxa"/>
+            <w:hideMark/>
+          </w:tcPr>
+          <w:p>
+            <w:pPr>
+              <w:spacing w:line="360" w:lineRule="auto"/>
+            </w:pPr>
+            <w:r>
+              <w:t>R</w:t>
+            </w:r>
+            <w:r>
+              <w:t>3</w:t>
             </w:r>
           </w:p>
         </w:tc>
@@ -13426,29 +13685,32 @@
         </w:tc>
         <w:tc>
           <w:tcPr>
-            <w:tcW w:w="6019" w:type="dxa"/>
-            <w:hideMark/>
-          </w:tcPr>
-          <w:p>
-            <w:pPr>
-              <w:spacing w:line="360" w:lineRule="auto"/>
-            </w:pPr>
-            <w:r>
-              <w:t>Medicine Overview (Patient): Patients shall view all their medicines in a unified list showing medicine name, dosage, type, prescriber name (doctor or self), reminder times, and remaining stock.</w:t>
-            </w:r>
-          </w:p>
-        </w:tc>
-        <w:tc>
-          <w:tcPr>
-            <w:tcW w:w="849" w:type="dxa"/>
-            <w:hideMark/>
-          </w:tcPr>
-          <w:p>
-            <w:pPr>
-              <w:spacing w:line="360" w:lineRule="auto"/>
-            </w:pPr>
-            <w:r>
-              <w:t>R3</w:t>
+            <w:tcW w:w="5630" w:type="dxa"/>
+            <w:hideMark/>
+          </w:tcPr>
+          <w:p>
+            <w:pPr>
+              <w:spacing w:line="360" w:lineRule="auto"/>
+            </w:pPr>
+            <w:r>
+              <w:t>Automatically classify complaints into predefined categories using the AI model.</w:t>
+            </w:r>
+          </w:p>
+        </w:tc>
+        <w:tc>
+          <w:tcPr>
+            <w:tcW w:w="1238" w:type="dxa"/>
+            <w:hideMark/>
+          </w:tcPr>
+          <w:p>
+            <w:pPr>
+              <w:spacing w:line="360" w:lineRule="auto"/>
+            </w:pPr>
+            <w:r>
+              <w:t>R</w:t>
+            </w:r>
+            <w:r>
+              <w:t>4</w:t>
             </w:r>
           </w:p>
         </w:tc>
@@ -13474,29 +13736,32 @@
         </w:tc>
         <w:tc>
           <w:tcPr>
-            <w:tcW w:w="6019" w:type="dxa"/>
-            <w:hideMark/>
-          </w:tcPr>
-          <w:p>
-            <w:pPr>
-              <w:spacing w:line="360" w:lineRule="auto"/>
-            </w:pPr>
-            <w:r>
-              <w:t>Medicine Filtering and Sorting (Patient): Patients shall filter medicines by doctor or self-added and sort by name, recently added, or upcoming schedule.</w:t>
-            </w:r>
-          </w:p>
-        </w:tc>
-        <w:tc>
-          <w:tcPr>
-            <w:tcW w:w="849" w:type="dxa"/>
-            <w:hideMark/>
-          </w:tcPr>
-          <w:p>
-            <w:pPr>
-              <w:spacing w:line="360" w:lineRule="auto"/>
-            </w:pPr>
-            <w:r>
-              <w:t>R3</w:t>
+            <w:tcW w:w="5630" w:type="dxa"/>
+            <w:hideMark/>
+          </w:tcPr>
+          <w:p>
+            <w:pPr>
+              <w:spacing w:line="360" w:lineRule="auto"/>
+            </w:pPr>
+            <w:r>
+              <w:t>Perform sentiment analysis on submitted complaint text.</w:t>
+            </w:r>
+          </w:p>
+        </w:tc>
+        <w:tc>
+          <w:tcPr>
+            <w:tcW w:w="1238" w:type="dxa"/>
+            <w:hideMark/>
+          </w:tcPr>
+          <w:p>
+            <w:pPr>
+              <w:spacing w:line="360" w:lineRule="auto"/>
+            </w:pPr>
+            <w:r>
+              <w:t>R</w:t>
+            </w:r>
+            <w:r>
+              <w:t>5</w:t>
             </w:r>
           </w:p>
         </w:tc>
@@ -13522,29 +13787,32 @@
         </w:tc>
         <w:tc>
           <w:tcPr>
-            <w:tcW w:w="6019" w:type="dxa"/>
-            <w:hideMark/>
-          </w:tcPr>
-          <w:p>
-            <w:pPr>
-              <w:spacing w:line="360" w:lineRule="auto"/>
-            </w:pPr>
-            <w:r>
-              <w:t>Dose Logging: Patients shall log each dose as Taken, Snoozed, or Skipped when a reminder becomes due. The system records the action with a timestamp for adherence tracking.</w:t>
-            </w:r>
-          </w:p>
-        </w:tc>
-        <w:tc>
-          <w:tcPr>
-            <w:tcW w:w="849" w:type="dxa"/>
-            <w:hideMark/>
-          </w:tcPr>
-          <w:p>
-            <w:pPr>
-              <w:spacing w:line="360" w:lineRule="auto"/>
-            </w:pPr>
-            <w:r>
-              <w:t>R4</w:t>
+            <w:tcW w:w="5630" w:type="dxa"/>
+            <w:hideMark/>
+          </w:tcPr>
+          <w:p>
+            <w:pPr>
+              <w:spacing w:line="360" w:lineRule="auto"/>
+            </w:pPr>
+            <w:r>
+              <w:t>Predict the priority level of complaints using AI.</w:t>
+            </w:r>
+          </w:p>
+        </w:tc>
+        <w:tc>
+          <w:tcPr>
+            <w:tcW w:w="1238" w:type="dxa"/>
+            <w:hideMark/>
+          </w:tcPr>
+          <w:p>
+            <w:pPr>
+              <w:spacing w:line="360" w:lineRule="auto"/>
+            </w:pPr>
+            <w:r>
+              <w:t>R</w:t>
+            </w:r>
+            <w:r>
+              <w:t>6</w:t>
             </w:r>
           </w:p>
         </w:tc>
@@ -13570,29 +13838,32 @@
         </w:tc>
         <w:tc>
           <w:tcPr>
-            <w:tcW w:w="6019" w:type="dxa"/>
-            <w:hideMark/>
-          </w:tcPr>
-          <w:p>
-            <w:pPr>
-              <w:spacing w:line="360" w:lineRule="auto"/>
-            </w:pPr>
-            <w:r>
-              <w:t>Self-Managed Medicine Addition: Patients shall add their own minor medicines without altering prescriptions assigned by a health worker. These entries are tagged as self-added and handled separately.</w:t>
-            </w:r>
-          </w:p>
-        </w:tc>
-        <w:tc>
-          <w:tcPr>
-            <w:tcW w:w="849" w:type="dxa"/>
-            <w:hideMark/>
-          </w:tcPr>
-          <w:p>
-            <w:pPr>
-              <w:spacing w:line="360" w:lineRule="auto"/>
-            </w:pPr>
-            <w:r>
-              <w:t>R5</w:t>
+            <w:tcW w:w="5630" w:type="dxa"/>
+            <w:hideMark/>
+          </w:tcPr>
+          <w:p>
+            <w:pPr>
+              <w:spacing w:line="360" w:lineRule="auto"/>
+            </w:pPr>
+            <w:r>
+              <w:t>View complaint history and monitor complaint status.</w:t>
+            </w:r>
+          </w:p>
+        </w:tc>
+        <w:tc>
+          <w:tcPr>
+            <w:tcW w:w="1238" w:type="dxa"/>
+            <w:hideMark/>
+          </w:tcPr>
+          <w:p>
+            <w:pPr>
+              <w:spacing w:line="360" w:lineRule="auto"/>
+            </w:pPr>
+            <w:r>
+              <w:t>R</w:t>
+            </w:r>
+            <w:r>
+              <w:t>7</w:t>
             </w:r>
           </w:p>
         </w:tc>
@@ -13618,29 +13889,32 @@
         </w:tc>
         <w:tc>
           <w:tcPr>
-            <w:tcW w:w="6019" w:type="dxa"/>
-            <w:hideMark/>
-          </w:tcPr>
-          <w:p>
-            <w:pPr>
-              <w:spacing w:line="360" w:lineRule="auto"/>
-            </w:pPr>
-            <w:r>
-              <w:t>Reminder Time Editing: Patients shall edit their own reminder times for any medicine and save updated schedules without affecting the prescribing doctor's original configuration.</w:t>
-            </w:r>
-          </w:p>
-        </w:tc>
-        <w:tc>
-          <w:tcPr>
-            <w:tcW w:w="849" w:type="dxa"/>
-            <w:hideMark/>
-          </w:tcPr>
-          <w:p>
-            <w:pPr>
-              <w:spacing w:line="360" w:lineRule="auto"/>
-            </w:pPr>
-            <w:r>
-              <w:t>R6</w:t>
+            <w:tcW w:w="5630" w:type="dxa"/>
+            <w:hideMark/>
+          </w:tcPr>
+          <w:p>
+            <w:pPr>
+              <w:spacing w:line="360" w:lineRule="auto"/>
+            </w:pPr>
+            <w:r>
+              <w:t>Send email notifications for complaint submission and status updates.</w:t>
+            </w:r>
+          </w:p>
+        </w:tc>
+        <w:tc>
+          <w:tcPr>
+            <w:tcW w:w="1238" w:type="dxa"/>
+            <w:hideMark/>
+          </w:tcPr>
+          <w:p>
+            <w:pPr>
+              <w:spacing w:line="360" w:lineRule="auto"/>
+            </w:pPr>
+            <w:r>
+              <w:t>R</w:t>
+            </w:r>
+            <w:r>
+              <w:t>8</w:t>
             </w:r>
           </w:p>
         </w:tc>
@@ -13666,29 +13940,32 @@
         </w:tc>
         <w:tc>
           <w:tcPr>
-            <w:tcW w:w="6019" w:type="dxa"/>
-            <w:hideMark/>
-          </w:tcPr>
-          <w:p>
-            <w:pPr>
-              <w:spacing w:line="360" w:lineRule="auto"/>
-            </w:pPr>
-            <w:r>
-              <w:t>Stock and Refill Management: Patients shall update the stock quantity for any medicine. The system tracks remaining doses and triggers a low-stock alert when the quantity falls below a defined threshold.</w:t>
-            </w:r>
-          </w:p>
-        </w:tc>
-        <w:tc>
-          <w:tcPr>
-            <w:tcW w:w="849" w:type="dxa"/>
-            <w:hideMark/>
-          </w:tcPr>
-          <w:p>
-            <w:pPr>
-              <w:spacing w:line="360" w:lineRule="auto"/>
-            </w:pPr>
-            <w:r>
-              <w:t>R6, R20</w:t>
+            <w:tcW w:w="5630" w:type="dxa"/>
+            <w:hideMark/>
+          </w:tcPr>
+          <w:p>
+            <w:pPr>
+              <w:spacing w:line="360" w:lineRule="auto"/>
+            </w:pPr>
+            <w:r>
+              <w:t>View, search, and filter complaints using different criteria.</w:t>
+            </w:r>
+          </w:p>
+        </w:tc>
+        <w:tc>
+          <w:tcPr>
+            <w:tcW w:w="1238" w:type="dxa"/>
+            <w:hideMark/>
+          </w:tcPr>
+          <w:p>
+            <w:pPr>
+              <w:spacing w:line="360" w:lineRule="auto"/>
+            </w:pPr>
+            <w:r>
+              <w:t>R</w:t>
+            </w:r>
+            <w:r>
+              <w:t>9</w:t>
             </w:r>
           </w:p>
         </w:tc>
@@ -13708,36 +13985,41 @@
                 <w:b/>
                 <w:bCs/>
               </w:rPr>
-              <w:lastRenderedPageBreak/>
               <w:t>F10</w:t>
             </w:r>
           </w:p>
         </w:tc>
         <w:tc>
           <w:tcPr>
-            <w:tcW w:w="6019" w:type="dxa"/>
-            <w:hideMark/>
-          </w:tcPr>
-          <w:p>
-            <w:pPr>
-              <w:spacing w:line="360" w:lineRule="auto"/>
-            </w:pPr>
-            <w:r>
-              <w:t>Water Intake Tracking: Patients shall log daily water intake through a simple tracker on their dashboard. The system displays progress toward a daily hydration goal.</w:t>
-            </w:r>
-          </w:p>
-        </w:tc>
-        <w:tc>
-          <w:tcPr>
-            <w:tcW w:w="849" w:type="dxa"/>
-            <w:hideMark/>
-          </w:tcPr>
-          <w:p>
-            <w:pPr>
-              <w:spacing w:line="360" w:lineRule="auto"/>
-            </w:pPr>
-            <w:r>
-              <w:t>R7</w:t>
+            <w:tcW w:w="5630" w:type="dxa"/>
+            <w:hideMark/>
+          </w:tcPr>
+          <w:p>
+            <w:pPr>
+              <w:spacing w:line="360" w:lineRule="auto"/>
+            </w:pPr>
+            <w:r>
+              <w:t xml:space="preserve">Update complaint status, assign priorities, and respond to </w:t>
+            </w:r>
+            <w:r>
+              <w:t>complaints.</w:t>
+            </w:r>
+          </w:p>
+        </w:tc>
+        <w:tc>
+          <w:tcPr>
+            <w:tcW w:w="1238" w:type="dxa"/>
+            <w:hideMark/>
+          </w:tcPr>
+          <w:p>
+            <w:pPr>
+              <w:spacing w:line="360" w:lineRule="auto"/>
+            </w:pPr>
+            <w:r>
+              <w:t>R</w:t>
+            </w:r>
+            <w:r>
+              <w:t>10</w:t>
             </w:r>
           </w:p>
         </w:tc>
@@ -13763,29 +14045,32 @@
         </w:tc>
         <w:tc>
           <w:tcPr>
-            <w:tcW w:w="6019" w:type="dxa"/>
-            <w:hideMark/>
-          </w:tcPr>
-          <w:p>
-            <w:pPr>
-              <w:spacing w:line="360" w:lineRule="auto"/>
-            </w:pPr>
-            <w:r>
-              <w:t>Adherence Reports (Patient): The system shall generate patient-facing reports showing completed, missed, snoozed, and skipped doses with trends over time displayed using visual progress indicators.</w:t>
-            </w:r>
-          </w:p>
-        </w:tc>
-        <w:tc>
-          <w:tcPr>
-            <w:tcW w:w="849" w:type="dxa"/>
-            <w:hideMark/>
-          </w:tcPr>
-          <w:p>
-            <w:pPr>
-              <w:spacing w:line="360" w:lineRule="auto"/>
-            </w:pPr>
-            <w:r>
-              <w:t>R8</w:t>
+            <w:tcW w:w="5630" w:type="dxa"/>
+            <w:hideMark/>
+          </w:tcPr>
+          <w:p>
+            <w:pPr>
+              <w:spacing w:line="360" w:lineRule="auto"/>
+            </w:pPr>
+            <w:r>
+              <w:t>Manage student and administrator accounts</w:t>
+            </w:r>
+          </w:p>
+        </w:tc>
+        <w:tc>
+          <w:tcPr>
+            <w:tcW w:w="1238" w:type="dxa"/>
+            <w:hideMark/>
+          </w:tcPr>
+          <w:p>
+            <w:pPr>
+              <w:spacing w:line="360" w:lineRule="auto"/>
+            </w:pPr>
+            <w:r>
+              <w:t>R</w:t>
+            </w:r>
+            <w:r>
+              <w:t>11</w:t>
             </w:r>
           </w:p>
         </w:tc>
@@ -13811,29 +14096,32 @@
         </w:tc>
         <w:tc>
           <w:tcPr>
-            <w:tcW w:w="6019" w:type="dxa"/>
-            <w:hideMark/>
-          </w:tcPr>
-          <w:p>
-            <w:pPr>
-              <w:spacing w:line="360" w:lineRule="auto"/>
-            </w:pPr>
-            <w:r>
-              <w:t>Doctor/Worker Code Generation: Upon registration, each Health Worker shall be assigned a unique worker code. This code is displayed on the doctor dashboard and used by patients to initiate a link request.</w:t>
-            </w:r>
-          </w:p>
-        </w:tc>
-        <w:tc>
-          <w:tcPr>
-            <w:tcW w:w="849" w:type="dxa"/>
-            <w:hideMark/>
-          </w:tcPr>
-          <w:p>
-            <w:pPr>
-              <w:spacing w:line="360" w:lineRule="auto"/>
-            </w:pPr>
-            <w:r>
-              <w:t>R9</w:t>
+            <w:tcW w:w="5630" w:type="dxa"/>
+            <w:hideMark/>
+          </w:tcPr>
+          <w:p>
+            <w:pPr>
+              <w:spacing w:line="360" w:lineRule="auto"/>
+            </w:pPr>
+            <w:r>
+              <w:t>Display complaint statistics and dashboard summaries</w:t>
+            </w:r>
+          </w:p>
+        </w:tc>
+        <w:tc>
+          <w:tcPr>
+            <w:tcW w:w="1238" w:type="dxa"/>
+            <w:hideMark/>
+          </w:tcPr>
+          <w:p>
+            <w:pPr>
+              <w:spacing w:line="360" w:lineRule="auto"/>
+            </w:pPr>
+            <w:r>
+              <w:t>R</w:t>
+            </w:r>
+            <w:r>
+              <w:t>12</w:t>
             </w:r>
           </w:p>
         </w:tc>
@@ -13859,29 +14147,32 @@
         </w:tc>
         <w:tc>
           <w:tcPr>
-            <w:tcW w:w="6019" w:type="dxa"/>
-            <w:hideMark/>
-          </w:tcPr>
-          <w:p>
-            <w:pPr>
-              <w:spacing w:line="360" w:lineRule="auto"/>
-            </w:pPr>
-            <w:r>
-              <w:t>Linked Patient Management (Health Worker): Health Workers shall view only their own linked patients on their dashboard. Each patient record shows linked medicines, adherence status, and alerts.</w:t>
-            </w:r>
-          </w:p>
-        </w:tc>
-        <w:tc>
-          <w:tcPr>
-            <w:tcW w:w="849" w:type="dxa"/>
-            <w:hideMark/>
-          </w:tcPr>
-          <w:p>
-            <w:pPr>
-              <w:spacing w:line="360" w:lineRule="auto"/>
-            </w:pPr>
-            <w:r>
-              <w:t>R10, R12</w:t>
+            <w:tcW w:w="5630" w:type="dxa"/>
+            <w:hideMark/>
+          </w:tcPr>
+          <w:p>
+            <w:pPr>
+              <w:spacing w:line="360" w:lineRule="auto"/>
+            </w:pPr>
+            <w:r>
+              <w:t>Generate analytical reports based on complaint data.</w:t>
+            </w:r>
+          </w:p>
+        </w:tc>
+        <w:tc>
+          <w:tcPr>
+            <w:tcW w:w="1238" w:type="dxa"/>
+            <w:hideMark/>
+          </w:tcPr>
+          <w:p>
+            <w:pPr>
+              <w:spacing w:line="360" w:lineRule="auto"/>
+            </w:pPr>
+            <w:r>
+              <w:t>R1</w:t>
+            </w:r>
+            <w:r>
+              <w:t>3</w:t>
             </w:r>
           </w:p>
         </w:tc>
@@ -13907,29 +14198,32 @@
         </w:tc>
         <w:tc>
           <w:tcPr>
-            <w:tcW w:w="6019" w:type="dxa"/>
-            <w:hideMark/>
-          </w:tcPr>
-          <w:p>
-            <w:pPr>
-              <w:spacing w:line="360" w:lineRule="auto"/>
-            </w:pPr>
-            <w:r>
-              <w:t>Prescription Management (Health Worker): Health Workers shall add new prescriptions for linked patients including medicine name, dosage, type, frequency, reminder times, and instructions. Doctors cannot view or edit another doctor's prescriptions.</w:t>
-            </w:r>
-          </w:p>
-        </w:tc>
-        <w:tc>
-          <w:tcPr>
-            <w:tcW w:w="849" w:type="dxa"/>
-            <w:hideMark/>
-          </w:tcPr>
-          <w:p>
-            <w:pPr>
-              <w:spacing w:line="360" w:lineRule="auto"/>
-            </w:pPr>
-            <w:r>
-              <w:t>R10, R11, R18</w:t>
+            <w:tcW w:w="5630" w:type="dxa"/>
+            <w:hideMark/>
+          </w:tcPr>
+          <w:p>
+            <w:pPr>
+              <w:spacing w:line="360" w:lineRule="auto"/>
+            </w:pPr>
+            <w:r>
+              <w:t>Store and retrieve complaint records securely from the MySQL database.</w:t>
+            </w:r>
+          </w:p>
+        </w:tc>
+        <w:tc>
+          <w:tcPr>
+            <w:tcW w:w="1238" w:type="dxa"/>
+            <w:hideMark/>
+          </w:tcPr>
+          <w:p>
+            <w:pPr>
+              <w:spacing w:line="360" w:lineRule="auto"/>
+            </w:pPr>
+            <w:r>
+              <w:t>R1</w:t>
+            </w:r>
+            <w:r>
+              <w:t>4</w:t>
             </w:r>
           </w:p>
         </w:tc>
@@ -13955,29 +14249,35 @@
         </w:tc>
         <w:tc>
           <w:tcPr>
-            <w:tcW w:w="6019" w:type="dxa"/>
-            <w:hideMark/>
-          </w:tcPr>
-          <w:p>
-            <w:pPr>
-              <w:spacing w:line="360" w:lineRule="auto"/>
-            </w:pPr>
-            <w:r>
-              <w:t>Patient Release: Health Workers shall disconnect a patient from their account. Upon release, the patient remains in the system but the doctor's prescriptions are no longer editable by the doctor.</w:t>
-            </w:r>
-          </w:p>
-        </w:tc>
-        <w:tc>
-          <w:tcPr>
-            <w:tcW w:w="849" w:type="dxa"/>
-            <w:hideMark/>
-          </w:tcPr>
-          <w:p>
-            <w:pPr>
-              <w:spacing w:line="360" w:lineRule="auto"/>
-            </w:pPr>
-            <w:r>
-              <w:t>R11</w:t>
+            <w:tcW w:w="5630" w:type="dxa"/>
+            <w:hideMark/>
+          </w:tcPr>
+          <w:p>
+            <w:pPr>
+              <w:spacing w:line="360" w:lineRule="auto"/>
+            </w:pPr>
+            <w:r>
+              <w:t>Upload and manage supporting files for complaints.</w:t>
+            </w:r>
+            <w:r>
+              <w:t>.</w:t>
+            </w:r>
+          </w:p>
+        </w:tc>
+        <w:tc>
+          <w:tcPr>
+            <w:tcW w:w="1238" w:type="dxa"/>
+            <w:hideMark/>
+          </w:tcPr>
+          <w:p>
+            <w:pPr>
+              <w:spacing w:line="360" w:lineRule="auto"/>
+            </w:pPr>
+            <w:r>
+              <w:t>R1</w:t>
+            </w:r>
+            <w:r>
+              <w:t>5</w:t>
             </w:r>
           </w:p>
         </w:tc>
@@ -13997,35 +14297,39 @@
                 <w:b/>
                 <w:bCs/>
               </w:rPr>
+              <w:lastRenderedPageBreak/>
               <w:t>F16</w:t>
             </w:r>
           </w:p>
         </w:tc>
         <w:tc>
           <w:tcPr>
-            <w:tcW w:w="6019" w:type="dxa"/>
-            <w:hideMark/>
-          </w:tcPr>
-          <w:p>
-            <w:pPr>
-              <w:spacing w:line="360" w:lineRule="auto"/>
-            </w:pPr>
-            <w:r>
-              <w:t>Patient Queue and Alerts: Health Workers shall view a real-time patient queue and receive alerts for patients with missed doses or critically low medication adherence.</w:t>
-            </w:r>
-          </w:p>
-        </w:tc>
-        <w:tc>
-          <w:tcPr>
-            <w:tcW w:w="849" w:type="dxa"/>
-            <w:hideMark/>
-          </w:tcPr>
-          <w:p>
-            <w:pPr>
-              <w:spacing w:line="360" w:lineRule="auto"/>
-            </w:pPr>
-            <w:r>
-              <w:t>R12</w:t>
+            <w:tcW w:w="5630" w:type="dxa"/>
+            <w:hideMark/>
+          </w:tcPr>
+          <w:p>
+            <w:pPr>
+              <w:spacing w:line="360" w:lineRule="auto"/>
+            </w:pPr>
+            <w:r>
+              <w:t>Enforce role-based access control for secure system access</w:t>
+            </w:r>
+          </w:p>
+        </w:tc>
+        <w:tc>
+          <w:tcPr>
+            <w:tcW w:w="1238" w:type="dxa"/>
+            <w:hideMark/>
+          </w:tcPr>
+          <w:p>
+            <w:pPr>
+              <w:spacing w:line="360" w:lineRule="auto"/>
+            </w:pPr>
+            <w:r>
+              <w:t>R1</w:t>
+            </w:r>
+            <w:r>
+              <w:t>6</w:t>
             </w:r>
           </w:p>
         </w:tc>
@@ -14051,34 +14355,32 @@
         </w:tc>
         <w:tc>
           <w:tcPr>
-            <w:tcW w:w="6019" w:type="dxa"/>
-            <w:hideMark/>
-          </w:tcPr>
-          <w:p>
-            <w:pPr>
-              <w:spacing w:line="360" w:lineRule="auto"/>
-            </w:pPr>
-            <w:r>
-              <w:t xml:space="preserve">Admin System Dashboard: Admins shall view a system-wide overview including total users, active sessions, </w:t>
-            </w:r>
-            <w:r>
-              <w:lastRenderedPageBreak/>
-              <w:t>prescription counts, adherence averages, and platform usage analytics.</w:t>
-            </w:r>
-          </w:p>
-        </w:tc>
-        <w:tc>
-          <w:tcPr>
-            <w:tcW w:w="849" w:type="dxa"/>
-            <w:hideMark/>
-          </w:tcPr>
-          <w:p>
-            <w:pPr>
-              <w:spacing w:line="360" w:lineRule="auto"/>
-            </w:pPr>
-            <w:r>
-              <w:lastRenderedPageBreak/>
-              <w:t>R13</w:t>
+            <w:tcW w:w="5630" w:type="dxa"/>
+            <w:hideMark/>
+          </w:tcPr>
+          <w:p>
+            <w:pPr>
+              <w:spacing w:line="360" w:lineRule="auto"/>
+            </w:pPr>
+            <w:r>
+              <w:t>Validate user inputs and send automated email notifications.</w:t>
+            </w:r>
+          </w:p>
+        </w:tc>
+        <w:tc>
+          <w:tcPr>
+            <w:tcW w:w="1238" w:type="dxa"/>
+            <w:hideMark/>
+          </w:tcPr>
+          <w:p>
+            <w:pPr>
+              <w:spacing w:line="360" w:lineRule="auto"/>
+            </w:pPr>
+            <w:r>
+              <w:t>R1</w:t>
+            </w:r>
+            <w:r>
+              <w:t>7</w:t>
             </w:r>
           </w:p>
         </w:tc>
@@ -14104,420 +14406,35 @@
         </w:tc>
         <w:tc>
           <w:tcPr>
-            <w:tcW w:w="6019" w:type="dxa"/>
-            <w:hideMark/>
-          </w:tcPr>
-          <w:p>
-            <w:pPr>
-              <w:spacing w:line="360" w:lineRule="auto"/>
-            </w:pPr>
-            <w:r>
-              <w:t>User Account Management (Admin): Admins shall search, view, reset passwords for, and delete any Patient, Health Worker, or Admin account from the admin panel.</w:t>
-            </w:r>
-          </w:p>
-        </w:tc>
-        <w:tc>
-          <w:tcPr>
-            <w:tcW w:w="849" w:type="dxa"/>
-            <w:hideMark/>
-          </w:tcPr>
-          <w:p>
-            <w:pPr>
-              <w:spacing w:line="360" w:lineRule="auto"/>
-            </w:pPr>
-            <w:r>
-              <w:t>R14</w:t>
-            </w:r>
-          </w:p>
-        </w:tc>
-      </w:tr>
-      <w:tr>
-        <w:tc>
-          <w:tcPr>
-            <w:tcW w:w="1137" w:type="dxa"/>
-            <w:hideMark/>
-          </w:tcPr>
-          <w:p>
-            <w:pPr>
-              <w:spacing w:line="360" w:lineRule="auto"/>
-            </w:pPr>
-            <w:r>
-              <w:rPr>
-                <w:b/>
-                <w:bCs/>
-              </w:rPr>
-              <w:t>F19</w:t>
-            </w:r>
-          </w:p>
-        </w:tc>
-        <w:tc>
-          <w:tcPr>
-            <w:tcW w:w="6019" w:type="dxa"/>
-            <w:hideMark/>
-          </w:tcPr>
-          <w:p>
-            <w:pPr>
-              <w:spacing w:line="360" w:lineRule="auto"/>
-            </w:pPr>
-            <w:r>
-              <w:t>System Logs and Audit Trail: Admins shall access detailed logs of all system events including login activity, prescription changes, dose logs, and notification dispatches.</w:t>
-            </w:r>
-          </w:p>
-        </w:tc>
-        <w:tc>
-          <w:tcPr>
-            <w:tcW w:w="849" w:type="dxa"/>
-            <w:hideMark/>
-          </w:tcPr>
-          <w:p>
-            <w:pPr>
-              <w:spacing w:line="360" w:lineRule="auto"/>
-            </w:pPr>
-            <w:r>
-              <w:t>R15, R19</w:t>
-            </w:r>
-          </w:p>
-        </w:tc>
-      </w:tr>
-      <w:tr>
-        <w:tc>
-          <w:tcPr>
-            <w:tcW w:w="1137" w:type="dxa"/>
-            <w:hideMark/>
-          </w:tcPr>
-          <w:p>
-            <w:pPr>
-              <w:spacing w:line="360" w:lineRule="auto"/>
-            </w:pPr>
-            <w:r>
-              <w:rPr>
-                <w:b/>
-                <w:bCs/>
-              </w:rPr>
-              <w:t>F20</w:t>
-            </w:r>
-          </w:p>
-        </w:tc>
-        <w:tc>
-          <w:tcPr>
-            <w:tcW w:w="6019" w:type="dxa"/>
-            <w:hideMark/>
-          </w:tcPr>
-          <w:p>
-            <w:pPr>
-              <w:spacing w:line="360" w:lineRule="auto"/>
-            </w:pPr>
-            <w:r>
-              <w:t>Reminder Settings Management (Admin): Admins shall configure system-wide reminder rules including default reminder windows, snooze durations, and notification frequency caps.</w:t>
-            </w:r>
-          </w:p>
-        </w:tc>
-        <w:tc>
-          <w:tcPr>
-            <w:tcW w:w="849" w:type="dxa"/>
-            <w:hideMark/>
-          </w:tcPr>
-          <w:p>
-            <w:pPr>
-              <w:spacing w:line="360" w:lineRule="auto"/>
-            </w:pPr>
-            <w:r>
-              <w:t>R15</w:t>
-            </w:r>
-          </w:p>
-        </w:tc>
-      </w:tr>
-      <w:tr>
-        <w:tc>
-          <w:tcPr>
-            <w:tcW w:w="1137" w:type="dxa"/>
-            <w:hideMark/>
-          </w:tcPr>
-          <w:p>
-            <w:pPr>
-              <w:spacing w:line="360" w:lineRule="auto"/>
-            </w:pPr>
-            <w:r>
-              <w:rPr>
-                <w:b/>
-                <w:bCs/>
-              </w:rPr>
-              <w:t>F21</w:t>
-            </w:r>
-          </w:p>
-        </w:tc>
-        <w:tc>
-          <w:tcPr>
-            <w:tcW w:w="6019" w:type="dxa"/>
-            <w:hideMark/>
-          </w:tcPr>
-          <w:p>
-            <w:pPr>
-              <w:spacing w:line="360" w:lineRule="auto"/>
-            </w:pPr>
-            <w:r>
-              <w:t>Password Management: Both Patients and Health Workers shall change their passwords from Settings after validating their current password. New password must meet minimum security requirements and match the confirmation field.</w:t>
-            </w:r>
-          </w:p>
-        </w:tc>
-        <w:tc>
-          <w:tcPr>
-            <w:tcW w:w="849" w:type="dxa"/>
-            <w:hideMark/>
-          </w:tcPr>
-          <w:p>
-            <w:pPr>
-              <w:spacing w:line="360" w:lineRule="auto"/>
-            </w:pPr>
-            <w:r>
-              <w:t>R16</w:t>
-            </w:r>
-          </w:p>
-        </w:tc>
-      </w:tr>
-      <w:tr>
-        <w:tc>
-          <w:tcPr>
-            <w:tcW w:w="1137" w:type="dxa"/>
-            <w:hideMark/>
-          </w:tcPr>
-          <w:p>
-            <w:pPr>
-              <w:spacing w:line="360" w:lineRule="auto"/>
-            </w:pPr>
-            <w:r>
-              <w:rPr>
-                <w:b/>
-                <w:bCs/>
-              </w:rPr>
-              <w:t>F22</w:t>
-            </w:r>
-          </w:p>
-        </w:tc>
-        <w:tc>
-          <w:tcPr>
-            <w:tcW w:w="6019" w:type="dxa"/>
-            <w:hideMark/>
-          </w:tcPr>
-          <w:p>
-            <w:pPr>
-              <w:spacing w:line="360" w:lineRule="auto"/>
-            </w:pPr>
-            <w:r>
-              <w:t>Email Notifications: The system shall send HTML-formatted emails via SMTP for medication reminders, missed dose alerts, refill warnings, and appointment-related updates.</w:t>
-            </w:r>
-          </w:p>
-        </w:tc>
-        <w:tc>
-          <w:tcPr>
-            <w:tcW w:w="849" w:type="dxa"/>
-            <w:hideMark/>
-          </w:tcPr>
-          <w:p>
-            <w:pPr>
-              <w:spacing w:line="360" w:lineRule="auto"/>
-            </w:pPr>
-            <w:r>
-              <w:t>R17</w:t>
-            </w:r>
-          </w:p>
-        </w:tc>
-      </w:tr>
-      <w:tr>
-        <w:tc>
-          <w:tcPr>
-            <w:tcW w:w="1137" w:type="dxa"/>
-            <w:hideMark/>
-          </w:tcPr>
-          <w:p>
-            <w:pPr>
-              <w:spacing w:line="360" w:lineRule="auto"/>
-            </w:pPr>
-            <w:r>
-              <w:rPr>
-                <w:b/>
-                <w:bCs/>
-              </w:rPr>
-              <w:t>F23</w:t>
-            </w:r>
-          </w:p>
-        </w:tc>
-        <w:tc>
-          <w:tcPr>
-            <w:tcW w:w="6019" w:type="dxa"/>
-            <w:hideMark/>
-          </w:tcPr>
-          <w:p>
-            <w:pPr>
-              <w:spacing w:line="360" w:lineRule="auto"/>
-            </w:pPr>
-            <w:r>
-              <w:t>SMS Notifications: The system shall send SMS messages for time-sensitive medication reminders and missed dose alerts.</w:t>
-            </w:r>
-          </w:p>
-        </w:tc>
-        <w:tc>
-          <w:tcPr>
-            <w:tcW w:w="849" w:type="dxa"/>
-            <w:hideMark/>
-          </w:tcPr>
-          <w:p>
-            <w:pPr>
-              <w:spacing w:line="360" w:lineRule="auto"/>
-            </w:pPr>
-            <w:r>
-              <w:t>R17</w:t>
-            </w:r>
-          </w:p>
-        </w:tc>
-      </w:tr>
-      <w:tr>
-        <w:tc>
-          <w:tcPr>
-            <w:tcW w:w="1137" w:type="dxa"/>
-            <w:hideMark/>
-          </w:tcPr>
-          <w:p>
-            <w:pPr>
-              <w:spacing w:line="360" w:lineRule="auto"/>
-            </w:pPr>
-            <w:r>
-              <w:rPr>
-                <w:b/>
-                <w:bCs/>
-              </w:rPr>
-              <w:t>F24</w:t>
-            </w:r>
-          </w:p>
-        </w:tc>
-        <w:tc>
-          <w:tcPr>
-            <w:tcW w:w="6019" w:type="dxa"/>
-            <w:hideMark/>
-          </w:tcPr>
-          <w:p>
-            <w:pPr>
-              <w:spacing w:line="360" w:lineRule="auto"/>
-            </w:pPr>
-            <w:r>
-              <w:t>Privacy Enforcement: The system shall ensure that each Health Worker can only view patients linked to them and only medicines they personally prescribed. A patient's medicines from different doctors are shown to the patient but never cross-shared between doctors.</w:t>
-            </w:r>
-          </w:p>
-        </w:tc>
-        <w:tc>
-          <w:tcPr>
-            <w:tcW w:w="849" w:type="dxa"/>
-            <w:hideMark/>
-          </w:tcPr>
-          <w:p>
-            <w:pPr>
-              <w:spacing w:line="360" w:lineRule="auto"/>
-            </w:pPr>
-            <w:r>
-              <w:t>R18</w:t>
-            </w:r>
-          </w:p>
-        </w:tc>
-      </w:tr>
-      <w:tr>
-        <w:tc>
-          <w:tcPr>
-            <w:tcW w:w="1137" w:type="dxa"/>
-            <w:hideMark/>
-          </w:tcPr>
-          <w:p>
-            <w:pPr>
-              <w:spacing w:line="360" w:lineRule="auto"/>
-            </w:pPr>
-            <w:r>
-              <w:rPr>
-                <w:b/>
-                <w:bCs/>
-              </w:rPr>
-              <w:lastRenderedPageBreak/>
-              <w:t>F25</w:t>
-            </w:r>
-          </w:p>
-        </w:tc>
-        <w:tc>
-          <w:tcPr>
-            <w:tcW w:w="6019" w:type="dxa"/>
-            <w:hideMark/>
-          </w:tcPr>
-          <w:p>
-            <w:pPr>
-              <w:spacing w:line="360" w:lineRule="auto"/>
-            </w:pPr>
-            <w:r>
-              <w:t>Video Consultation: Patients and Health Workers shall communicate through a shared consultation room supporting real-time text messaging, video calls powered by Jitsi Meet, and structured appointment scheduling. Health Workers shall be able to set their availability status with an optional note. Patients shall view their linked doctor’s availability status before initiating a session. Both roles shall send and receive messages and book or view appointments within the platform.</w:t>
-            </w:r>
-          </w:p>
-        </w:tc>
-        <w:tc>
-          <w:tcPr>
-            <w:tcW w:w="849" w:type="dxa"/>
-            <w:hideMark/>
-          </w:tcPr>
-          <w:p>
-            <w:pPr>
-              <w:spacing w:line="360" w:lineRule="auto"/>
-            </w:pPr>
-            <w:r>
-              <w:t>R21</w:t>
-            </w:r>
-          </w:p>
-        </w:tc>
-      </w:tr>
-      <w:tr>
-        <w:tc>
-          <w:tcPr>
-            <w:tcW w:w="1137" w:type="dxa"/>
-          </w:tcPr>
-          <w:p>
-            <w:pPr>
-              <w:spacing w:line="360" w:lineRule="auto"/>
-              <w:rPr>
-                <w:b/>
-                <w:bCs/>
-              </w:rPr>
-            </w:pPr>
-            <w:r>
-              <w:rPr>
-                <w:b/>
-                <w:bCs/>
-              </w:rPr>
-              <w:t>F26</w:t>
-            </w:r>
-          </w:p>
-        </w:tc>
-        <w:tc>
-          <w:tcPr>
-            <w:tcW w:w="6019" w:type="dxa"/>
-          </w:tcPr>
-          <w:p>
-            <w:pPr>
-              <w:spacing w:line="360" w:lineRule="auto"/>
-            </w:pPr>
-            <w:r>
-              <w:t>Multi verification of medicine log: If the patient is login with the guardian details then though the patient logs the medicine is already taken but after that guardian will verify it again whether the medicine was either taken or not.</w:t>
-            </w:r>
-          </w:p>
-          <w:p>
-            <w:pPr>
-              <w:spacing w:line="360" w:lineRule="auto"/>
-            </w:pPr>
-          </w:p>
-        </w:tc>
-        <w:tc>
-          <w:tcPr>
-            <w:tcW w:w="849" w:type="dxa"/>
-          </w:tcPr>
-          <w:p>
-            <w:pPr>
-              <w:spacing w:line="360" w:lineRule="auto"/>
-            </w:pPr>
-            <w:r>
-              <w:t>R22</w:t>
+            <w:tcW w:w="5630" w:type="dxa"/>
+            <w:hideMark/>
+          </w:tcPr>
+          <w:p>
+            <w:pPr>
+              <w:spacing w:line="360" w:lineRule="auto"/>
+            </w:pPr>
+            <w:r>
+              <w:t>M</w:t>
+            </w:r>
+            <w:r>
+              <w:t>aintain activity logs and ensure secure handling of complaint information.</w:t>
+            </w:r>
+          </w:p>
+        </w:tc>
+        <w:tc>
+          <w:tcPr>
+            <w:tcW w:w="1238" w:type="dxa"/>
+            <w:hideMark/>
+          </w:tcPr>
+          <w:p>
+            <w:pPr>
+              <w:spacing w:line="360" w:lineRule="auto"/>
+            </w:pPr>
+            <w:r>
+              <w:t>R1</w:t>
+            </w:r>
+            <w:r>
+              <w:t>8</w:t>
             </w:r>
           </w:p>
         </w:tc>
@@ -14550,53 +14467,58 @@
       <w:bookmarkEnd w:id="62"/>
     </w:p>
     <w:p>
-      <w:r>
-        <w:t xml:space="preserve">The technical feasibility analysis confirms that MedTracker can be developed effectively with the technology stack and skills available to the development team. The system is built on widely adopted and well-documented technologies including HTML5, CSS3, JavaScript, PHP, and </w:t>
-      </w:r>
-      <w:r>
-        <w:t>MySQL all</w:t>
-      </w:r>
-      <w:r>
-        <w:t xml:space="preserve"> of which are free to use and supported by large developer communities. The team possesses the required knowledge of frontend development, backend API design, relational database management, and REST communication. Additional integrations such as the TextBee API for SMS and SMTP for email are well-documented and straightforward to configure. The system is designed to run on standard web hosting infrastructure without requiring specialized hardware. A modular architecture ensures that individual components such as the notification engine, reporting module, and dose tracker can be developed, tested, and maintained independently. Therefore, MedTracker is technically feasible. </w:t>
-      </w:r>
-      <w:r>
-        <w:t xml:space="preserve">The Video Consultation module is built using Jitsi Meet, a free and open-source video conferencing solution that </w:t>
-      </w:r>
-      <w:r>
-        <w:lastRenderedPageBreak/>
-        <w:t>requires no additional server setup or licensing cost. It is integrated via an embeddable external API, making it straightforward to implement within the existing web-based architecture. Real-time messaging and appointment scheduling are handled through standard PHP and MySQL, consistent with the existing technology stack. No specialized hardware or infrastructure is required to support this module.</w:t>
-      </w:r>
-    </w:p>
-    <w:p>
-      <w:pPr>
-        <w:pStyle w:val="Heading3"/>
-      </w:pPr>
       <w:bookmarkStart w:id="63" w:name="_Toc230693084"/>
       <w:bookmarkStart w:id="64" w:name="_Toc230940550"/>
       <w:r>
+        <w:t>Technical feasibility evaluates whether the available technologies, tools, and technical expertise are sufficient to develop the proposed system successfully.</w:t>
+      </w:r>
+    </w:p>
+    <w:p>
+      <w:r>
+        <w:t>Student Complainify is developed using widely adopted technologies including HTML, CSS, JavaScript, Python (Flask), MySQL, Pandas, NumPy, NLTK, VADER Sentiment Analysis, and the Multinomial Naive Bayes algorithm. These technologies are open-source, well documented, and supported by large developer communities, making system development and maintenance practical.</w:t>
+      </w:r>
+    </w:p>
+    <w:p>
+      <w:r>
+        <w:t>The project can be developed using standard computing hardware without requiring specialized infrastructure or expensive software licenses. The development team possesses the necessary knowledge of web development, database management, and machine learning to implement the proposed solution. Therefore, the project is considered technically feasible.</w:t>
+      </w:r>
+    </w:p>
+    <w:p>
+      <w:pPr>
+        <w:pStyle w:val="Heading3"/>
+      </w:pPr>
+      <w:r>
         <w:t>4.2.2 Operational Feasibility</w:t>
       </w:r>
       <w:bookmarkEnd w:id="63"/>
       <w:bookmarkEnd w:id="64"/>
     </w:p>
     <w:p>
-      <w:r>
-        <w:t xml:space="preserve">The operational feasibility analysis shows that MedTracker will be readily accepted and effectively used by its three primary user groups. The system resolves critical pain points: patients frequently forget doses or lose track of their stock, doctors lack a direct channel to monitor their patients' adherence, and administrators have no centralized view of system-wide medication activity. MedTracker addresses each of these with intuitive role-specific dashboards, automated reminders, stock alerts, and a comprehensive admin panel. The interface uses familiar web UI patterns, requiring minimal training for first-time users. The multi-role architecture means that patients, doctors, and administrators each see only what is relevant to them, reducing cognitive overhead. Privacy controls ensure that doctors cannot access another doctor's prescriptions, building trust across the user base. The system is browser-based and does not require installation, making adoption straightforward across devices. </w:t>
-      </w:r>
-      <w:r>
-        <w:t>The Video Consultation module directly addresses a key gap in patient-doctor communication by eliminating the need for in-person visits for routine follow-ups. Patients can check their doctor's availability status before initiating a session, reducing wasted attempts. The familiar chat and video call interface requires minimal learning effort for both patients and health workers, fitting naturally into their existing care workflow.</w:t>
-      </w:r>
-      <w:r>
-        <w:t xml:space="preserve"> Overall, MedTracker fits naturally into existing healthcare and personal health management workflows and is operationally feasible.</w:t>
-      </w:r>
-    </w:p>
-    <w:p>
-      <w:pPr>
-        <w:pStyle w:val="Heading3"/>
-      </w:pPr>
       <w:bookmarkStart w:id="65" w:name="_Toc230693085"/>
       <w:bookmarkStart w:id="66" w:name="_Toc230940551"/>
       <w:r>
+        <w:t>Operational feasibility evaluates whether the proposed system can be effectively used and accepted by its intended users. It focuses on the practicality of implementing the system within the organization and determining whether it satisfies user requirements while improving existing operations.</w:t>
+      </w:r>
+    </w:p>
+    <w:p>
+      <w:r>
+        <w:t>Student Complainify is designed with a simple, user-friendly, and responsive web interface that enables students and administrators to perform their tasks efficiently. Students can easily submit complaints, monitor complaint status, and receive timely notifications, while administrators can manage complaints, monitor complaint trends, and generate reports through an intuitive dashboard.</w:t>
+      </w:r>
+    </w:p>
+    <w:p>
+      <w:r>
+        <w:lastRenderedPageBreak/>
+        <w:t>The integration of Artificial Intelligence further reduces manual effort by automatically classifying complaints, predicting their priority, and analyzing sentiment, allowing administrators to respond more efficiently. Since the system requires only basic computer knowledge and web browser access, minimal user training is required. Therefore, the proposed system is considered operationally feasible</w:t>
+      </w:r>
+      <w:r>
+        <w:t>.</w:t>
+      </w:r>
+    </w:p>
+    <w:p>
+      <w:pPr>
+        <w:pStyle w:val="Heading3"/>
+      </w:pPr>
+      <w:r>
         <w:t>4.2.3 Economic Feasibility</w:t>
       </w:r>
       <w:bookmarkEnd w:id="65"/>
@@ -14604,11 +14526,7 @@
     </w:p>
     <w:p>
       <w:r>
-        <w:t xml:space="preserve">MedTracker is economically feasible and demonstrates strong financial viability. The project requires an initial investment of NPR 175,000 covering labor, documentation, hardware, API setup, training, and contingency. Annual operating costs range from NPR 31,000 in Year 1 to NPR 40,000 by Year 5, covering hosting, </w:t>
-      </w:r>
-      <w:r>
-        <w:lastRenderedPageBreak/>
-        <w:t>maintenance, technical support, and API fees. The system generates measurable annual benefits by improving patient adherence, reducing missed consultations, eliminating manual prescription tracking, and reducing administrative overhead for health workers. Benefits grow from NPR 120,000 in Year 1 to NPR 188,000 by Year 5.</w:t>
+        <w:t>Student Complainify is economically feasible and demonstrates strong financial viability. The project requires an initial investment of NPR 175,000 to cover system development, AI model implementation, documentation, hardware, software setup, testing, training, and contingency costs. Annual operating expenses range from NPR 31,000 in Year 1 to NPR 40,000 by Year 5 for web hosting, maintenance, technical support, database management, and email services. The system provides measurable benefits by reducing manual complaint handling, improving administrative efficiency, enhancing transparency, and supporting AI-based complaint classification and sentiment analysis. These benefits are estimated to increase from NPR 120,000 in Year 1 to NPR 188,000 by Year 5, confirming the long-term financial sustainability of the proposed system.</w:t>
       </w:r>
     </w:p>
     <w:p>
@@ -14853,13 +14771,17 @@
             <w:pPr>
               <w:spacing w:line="360" w:lineRule="auto"/>
               <w:jc w:val="left"/>
-            </w:pPr>
-            <w:r>
               <w:rPr>
                 <w:b/>
                 <w:bCs/>
               </w:rPr>
-              <w:t>SMS / Email / Video Conference API Setup</w:t>
+            </w:pPr>
+            <w:r>
+              <w:rPr>
+                <w:b/>
+                <w:bCs/>
+              </w:rPr>
+              <w:t>AI &amp; Email Service Setup</w:t>
             </w:r>
           </w:p>
         </w:tc>
@@ -14874,7 +14796,7 @@
               <w:jc w:val="left"/>
             </w:pPr>
             <w:r>
-              <w:t>TextBee, Jitsi Meet SMTP initial configuration and credits</w:t>
+              <w:t>AI model integration, Flask-Mail SMTP configuration, and deployment</w:t>
             </w:r>
           </w:p>
         </w:tc>
@@ -14910,6 +14832,7 @@
                 <w:b/>
                 <w:bCs/>
               </w:rPr>
+              <w:lastRenderedPageBreak/>
               <w:t>Training &amp; Deployment</w:t>
             </w:r>
           </w:p>
@@ -14925,7 +14848,7 @@
               <w:jc w:val="left"/>
             </w:pPr>
             <w:r>
-              <w:t>Health worker and admin orientation and setup</w:t>
+              <w:t>Administrator training, system deployment, and configuration</w:t>
             </w:r>
           </w:p>
         </w:tc>
@@ -15477,7 +15400,6 @@
           <w:b/>
           <w:bCs/>
         </w:rPr>
-        <w:lastRenderedPageBreak/>
         <w:t>Payback Period (PBP)</w:t>
       </w:r>
     </w:p>
@@ -15644,6 +15566,7 @@
         <w:t>(Discount Rate = 12%)</w:t>
       </w:r>
     </w:p>
+    <w:p/>
     <w:p>
       <w:pPr>
         <w:jc w:val="center"/>
@@ -15657,6 +15580,7 @@
           <w:i/>
           <w:iCs/>
         </w:rPr>
+        <w:lastRenderedPageBreak/>
         <w:t>Table 4.5: Calculation of NPV</w:t>
       </w:r>
     </w:p>
@@ -16030,7 +15954,6 @@
     </w:p>
     <w:p>
       <w:r>
-        <w:lastRenderedPageBreak/>
         <w:t>This is significantly higher than the required return (12–15%), indicating high profitability.</w:t>
       </w:r>
     </w:p>
@@ -16220,100 +16143,139 @@
     </w:p>
     <w:p>
       <w:r>
-        <w:t>From a commercial perspective, MedTracker has strong market potential. Its key features include:</w:t>
-      </w:r>
-    </w:p>
-    <w:p>
-      <w:pPr>
+        <w:t xml:space="preserve">From a commercial perspective, </w:t>
+      </w:r>
+      <w:r>
+        <w:t>Complainify</w:t>
+      </w:r>
+      <w:r>
+        <w:t xml:space="preserve"> has strong market potential. Its key features include:</w:t>
+      </w:r>
+    </w:p>
+    <w:p>
+      <w:pPr>
+        <w:pStyle w:val="ListParagraph"/>
         <w:numPr>
           <w:ilvl w:val="0"/>
-          <w:numId w:val="24"/>
+          <w:numId w:val="23"/>
         </w:numPr>
       </w:pPr>
       <w:r>
-        <w:t xml:space="preserve">Automated appointment and medication reminders </w:t>
-      </w:r>
-    </w:p>
-    <w:p>
-      <w:pPr>
+        <w:t xml:space="preserve">AI-based complaint category prediction </w:t>
+      </w:r>
+    </w:p>
+    <w:p>
+      <w:pPr>
+        <w:pStyle w:val="ListParagraph"/>
         <w:numPr>
           <w:ilvl w:val="0"/>
-          <w:numId w:val="24"/>
+          <w:numId w:val="23"/>
         </w:numPr>
       </w:pPr>
       <w:r>
-        <w:t xml:space="preserve">Centralized digital health records </w:t>
-      </w:r>
-    </w:p>
-    <w:p>
-      <w:pPr>
+        <w:t xml:space="preserve">Sentiment analysis and priority prediction </w:t>
+      </w:r>
+    </w:p>
+    <w:p>
+      <w:pPr>
+        <w:pStyle w:val="ListParagraph"/>
         <w:numPr>
           <w:ilvl w:val="0"/>
-          <w:numId w:val="24"/>
+          <w:numId w:val="23"/>
         </w:numPr>
       </w:pPr>
       <w:r>
-        <w:t xml:space="preserve">SMS/Email notification system </w:t>
-      </w:r>
-    </w:p>
-    <w:p>
-      <w:pPr>
+        <w:t xml:space="preserve">Centralized digital complaint management </w:t>
+      </w:r>
+    </w:p>
+    <w:p>
+      <w:pPr>
+        <w:pStyle w:val="ListParagraph"/>
         <w:numPr>
           <w:ilvl w:val="0"/>
-          <w:numId w:val="24"/>
+          <w:numId w:val="23"/>
         </w:numPr>
       </w:pPr>
       <w:r>
-        <w:t xml:space="preserve">Report generation (PDF) </w:t>
-      </w:r>
-    </w:p>
-    <w:p>
-      <w:pPr>
+        <w:t xml:space="preserve">Email notification system </w:t>
+      </w:r>
+    </w:p>
+    <w:p>
+      <w:pPr>
+        <w:pStyle w:val="ListParagraph"/>
         <w:numPr>
           <w:ilvl w:val="0"/>
-          <w:numId w:val="24"/>
+          <w:numId w:val="23"/>
         </w:numPr>
       </w:pPr>
       <w:r>
-        <w:t xml:space="preserve">Improved healthcare workflow efficiency </w:t>
-      </w:r>
-    </w:p>
-    <w:p>
-      <w:r>
-        <w:t>The system can be marketed to:</w:t>
-      </w:r>
-    </w:p>
-    <w:p>
-      <w:pPr>
+        <w:t xml:space="preserve">Complaint tracking and analytical reports </w:t>
+      </w:r>
+    </w:p>
+    <w:p>
+      <w:pPr>
+        <w:pStyle w:val="ListParagraph"/>
         <w:numPr>
           <w:ilvl w:val="0"/>
-          <w:numId w:val="25"/>
+          <w:numId w:val="23"/>
         </w:numPr>
       </w:pPr>
       <w:r>
-        <w:t xml:space="preserve">Clinics and hospitals </w:t>
-      </w:r>
-    </w:p>
-    <w:p>
-      <w:pPr>
+        <w:t>Administrative dashboard with complaint statistics</w:t>
+      </w:r>
+    </w:p>
+    <w:p>
+      <w:r>
+        <w:t>The system can be marketed to:</w:t>
+      </w:r>
+    </w:p>
+    <w:p>
+      <w:pPr>
+        <w:pStyle w:val="ListParagraph"/>
         <w:numPr>
           <w:ilvl w:val="0"/>
-          <w:numId w:val="25"/>
+          <w:numId w:val="23"/>
         </w:numPr>
       </w:pPr>
       <w:r>
-        <w:t xml:space="preserve">NGOs and health organizations </w:t>
-      </w:r>
-    </w:p>
-    <w:p>
-      <w:pPr>
+        <w:lastRenderedPageBreak/>
+        <w:t xml:space="preserve">Schools </w:t>
+      </w:r>
+    </w:p>
+    <w:p>
+      <w:pPr>
+        <w:pStyle w:val="ListParagraph"/>
         <w:numPr>
           <w:ilvl w:val="0"/>
-          <w:numId w:val="25"/>
+          <w:numId w:val="23"/>
         </w:numPr>
       </w:pPr>
       <w:r>
-        <w:t xml:space="preserve">Government health centers </w:t>
+        <w:t xml:space="preserve">Colleges </w:t>
+      </w:r>
+    </w:p>
+    <w:p>
+      <w:pPr>
+        <w:pStyle w:val="ListParagraph"/>
+        <w:numPr>
+          <w:ilvl w:val="0"/>
+          <w:numId w:val="23"/>
+        </w:numPr>
+      </w:pPr>
+      <w:r>
+        <w:t xml:space="preserve">Universities </w:t>
+      </w:r>
+    </w:p>
+    <w:p>
+      <w:pPr>
+        <w:pStyle w:val="ListParagraph"/>
+        <w:numPr>
+          <w:ilvl w:val="0"/>
+          <w:numId w:val="23"/>
+        </w:numPr>
+      </w:pPr>
+      <w:r>
+        <w:t>Educational training institutes</w:t>
       </w:r>
     </w:p>
     <w:p>
@@ -16344,7 +16306,13 @@
     </w:p>
     <w:p>
       <w:r>
-        <w:t>The economic analysis shows that MedTracker is financially sound. It offers:</w:t>
+        <w:t xml:space="preserve">The economic analysis shows that </w:t>
+      </w:r>
+      <w:r>
+        <w:t>Complainify</w:t>
+      </w:r>
+      <w:r>
+        <w:t xml:space="preserve"> is financially sound. It offers:</w:t>
       </w:r>
     </w:p>
     <w:p>
@@ -16393,7 +16361,10 @@
     </w:p>
     <w:p>
       <w:r>
-        <w:t>Thus, the system ensures quick investment recovery, low financial risk, and long-term sustainability, making it a highly feasible and profitable healthcare solution</w:t>
+        <w:t xml:space="preserve">Thus, the system ensures quick investment recovery, low financial risk, and long-term sustainability, making it a highly feasible and profitable </w:t>
+      </w:r>
+      <w:r>
+        <w:t>solution.</w:t>
       </w:r>
     </w:p>
     <w:p>
@@ -16410,35 +16381,23 @@
     </w:p>
     <w:p>
       <w:r>
-        <w:t xml:space="preserve">The schedule feasibility analysis confirms that the project can be delivered within a planned 16-week timeframe, spanning from February through May. The project begins with discussion and initiation (February W1–W3), followed by requirement </w:t>
-      </w:r>
-      <w:r>
+        <w:t>The schedule feasibility analysis confirms that the project can be completed within a planned 15-week timeframe, spanning from June to September. The project begins with discussion and initiation (June W2), followed by requirement analysis (June W2–W4). Data selection is carried out during July W1, followed by data exploration and preprocessing (July W2). System design is performed from July W2 to W3, while model training takes place during July W3–W4. Frontend and backend development are conducted in parallel from July W4 to September W1. System testing is carried out from August W2 to September W2, followed by bug fixing from September W2 to W4. Documentation is maintained continuously throughout the project from June W2 to September W4. The logical sequence of activities, parallel development, and continuous documentation demonstrate that the project is schedule feasible and can be successfully completed within the proposed timeframe.</w:t>
+      </w:r>
+    </w:p>
+    <w:p>
+      <w:pPr>
+        <w:jc w:val="center"/>
+      </w:pPr>
+      <w:r>
+        <w:rPr>
+          <w:noProof/>
+        </w:rPr>
         <w:lastRenderedPageBreak/>
-        <w:t>analysis (February W2–W4) and system design (February W3–March W1). Frontend and backend development are carried out in parallel from March W2 to May W1, while testing runs from March W4 to May W1. Bug fixing is performed from April W2 to May W4, and documentation is maintained continuously from February W1 to May W4. The overlapping activities and proper task distribution confirm that the project is schedule feasible within the</w:t>
-      </w:r>
-      <w:r>
-        <w:t xml:space="preserve"> </w:t>
-      </w:r>
-      <w:r>
-        <w:t>proposed timeframe</w:t>
-      </w:r>
-      <w:r>
-        <w:t>.</w:t>
-      </w:r>
-    </w:p>
-    <w:p>
-      <w:pPr>
-        <w:jc w:val="center"/>
-      </w:pPr>
-      <w:r>
-        <w:rPr>
-          <w:noProof/>
-        </w:rPr>
         <w:drawing>
-          <wp:inline distT="0" distB="0" distL="0" distR="0" wp14:anchorId="00DA7D00" wp14:editId="20350100">
-            <wp:extent cx="5155987" cy="3219450"/>
-            <wp:effectExtent l="0" t="0" r="6985" b="0"/>
-            <wp:docPr id="10" name="Picture 10"/>
+          <wp:inline distT="0" distB="0" distL="0" distR="0" wp14:anchorId="21509A35" wp14:editId="468E5B6B">
+            <wp:extent cx="5045710" cy="3363595"/>
+            <wp:effectExtent l="0" t="0" r="2540" b="8255"/>
+            <wp:docPr id="550111432" name="Picture 8"/>
             <wp:cNvGraphicFramePr>
               <a:graphicFrameLocks xmlns:a="http://schemas.openxmlformats.org/drawingml/2006/main" noChangeAspect="1"/>
             </wp:cNvGraphicFramePr>
@@ -16446,10 +16405,8 @@
               <a:graphicData uri="http://schemas.openxmlformats.org/drawingml/2006/picture">
                 <pic:pic xmlns:pic="http://schemas.openxmlformats.org/drawingml/2006/picture">
                   <pic:nvPicPr>
-                    <pic:cNvPr id="0" name="Picture 4"/>
-                    <pic:cNvPicPr>
-                      <a:picLocks noChangeAspect="1" noChangeArrowheads="1"/>
-                    </pic:cNvPicPr>
+                    <pic:cNvPr id="550111432" name="Picture 550111432"/>
+                    <pic:cNvPicPr/>
                   </pic:nvPicPr>
                   <pic:blipFill>
                     <a:blip r:embed="rId17" cstate="print">
@@ -16459,23 +16416,18 @@
                         </a:ext>
                       </a:extLst>
                     </a:blip>
-                    <a:srcRect/>
                     <a:stretch>
                       <a:fillRect/>
                     </a:stretch>
                   </pic:blipFill>
-                  <pic:spPr bwMode="auto">
+                  <pic:spPr>
                     <a:xfrm>
                       <a:off x="0" y="0"/>
-                      <a:ext cx="5251470" cy="3279070"/>
+                      <a:ext cx="5045710" cy="3363595"/>
                     </a:xfrm>
                     <a:prstGeom prst="rect">
                       <a:avLst/>
                     </a:prstGeom>
-                    <a:noFill/>
-                    <a:ln>
-                      <a:noFill/>
-                    </a:ln>
                   </pic:spPr>
                 </pic:pic>
               </a:graphicData>
@@ -16509,6 +16461,11 @@
     <w:p/>
     <w:p/>
     <w:p/>
+    <w:p/>
+    <w:p/>
+    <w:p/>
+    <w:p/>
+    <w:p/>
     <w:p>
       <w:pPr>
         <w:pStyle w:val="Heading1"/>
@@ -16543,26 +16500,34 @@
     </w:p>
     <w:p>
       <w:r>
-        <w:t>MedTracker follows a multi-tier architecture that separates the presentation layer, business logic layer, data access layer, and external integration layer. This architectural pattern ensures modularity, maintainability, and scalability of the system. Each layer has a well-defined responsibility and communicates with adjacent layers through clearly defined interfaces, preventing tight coupling and enabling independent modification of any layer.</w:t>
-      </w:r>
-      <w:r>
-        <w:t xml:space="preserve"> The architecture tier layer is described in architectural components below</w:t>
-      </w:r>
-      <w:r>
-        <w:t>:</w:t>
-      </w:r>
-    </w:p>
-    <w:p/>
-    <w:p>
-      <w:r>
-        <w:rPr>
+        <w:t>Complainify follows a multi-tier architecture consisting of the Presentation Layer, Business Logic Layer, Data Access Layer, Artificial Intelligence Layer, and External Integration Layer. This architecture improves modularity, maintainability, scalability, and security by separating different system functionalities into independent layers. Each layer performs a specific task and communicates with the adjacent layers through well-defined interfaces, making the system easier to develop, maintain, and extend with additional features in the future</w:t>
+      </w:r>
+      <w:bookmarkStart w:id="76" w:name="_Toc230811960"/>
+      <w:r>
+        <w:t>.</w:t>
+      </w:r>
+    </w:p>
+    <w:p>
+      <w:pPr>
+        <w:jc w:val="center"/>
+        <w:rPr>
+          <w:b/>
+          <w:bCs/>
+          <w:i/>
+          <w:iCs/>
+        </w:rPr>
+      </w:pPr>
+      <w:r>
+        <w:rPr>
+          <w:i/>
+          <w:iCs/>
           <w:noProof/>
         </w:rPr>
         <w:drawing>
-          <wp:inline distT="0" distB="0" distL="0" distR="0" wp14:anchorId="5724C924" wp14:editId="751B4F3A">
-            <wp:extent cx="5045710" cy="2064190"/>
-            <wp:effectExtent l="0" t="0" r="2540" b="0"/>
-            <wp:docPr id="13" name="Picture 13"/>
+          <wp:inline distT="0" distB="0" distL="0" distR="0" wp14:anchorId="7BA27DC7" wp14:editId="7F66ECA0">
+            <wp:extent cx="5045710" cy="2698750"/>
+            <wp:effectExtent l="0" t="0" r="2540" b="6350"/>
+            <wp:docPr id="154608989" name="Picture 7"/>
             <wp:cNvGraphicFramePr>
               <a:graphicFrameLocks xmlns:a="http://schemas.openxmlformats.org/drawingml/2006/main" noChangeAspect="1"/>
             </wp:cNvGraphicFramePr>
@@ -16570,18 +16535,25 @@
               <a:graphicData uri="http://schemas.openxmlformats.org/drawingml/2006/picture">
                 <pic:pic xmlns:pic="http://schemas.openxmlformats.org/drawingml/2006/picture">
                   <pic:nvPicPr>
-                    <pic:cNvPr id="1" name=""/>
+                    <pic:cNvPr id="154608989" name="Picture 154608989"/>
                     <pic:cNvPicPr/>
                   </pic:nvPicPr>
                   <pic:blipFill rotWithShape="1">
-                    <a:blip r:embed="rId18"/>
-                    <a:srcRect b="9653"/>
+                    <a:blip r:embed="rId18" cstate="print">
+                      <a:grayscl/>
+                      <a:extLst>
+                        <a:ext uri="{28A0092B-C50C-407E-A947-70E740481C1C}">
+                          <a14:useLocalDpi xmlns:a14="http://schemas.microsoft.com/office/drawing/2010/main" val="0"/>
+                        </a:ext>
+                      </a:extLst>
+                    </a:blip>
+                    <a:srcRect t="6985" b="12781"/>
                     <a:stretch/>
                   </pic:blipFill>
                   <pic:spPr bwMode="auto">
                     <a:xfrm>
                       <a:off x="0" y="0"/>
-                      <a:ext cx="5045710" cy="2064190"/>
+                      <a:ext cx="5045710" cy="2698750"/>
                     </a:xfrm>
                     <a:prstGeom prst="rect">
                       <a:avLst/>
@@ -16601,18 +16573,6 @@
           </wp:inline>
         </w:drawing>
       </w:r>
-    </w:p>
-    <w:p>
-      <w:pPr>
-        <w:jc w:val="center"/>
-        <w:rPr>
-          <w:b/>
-          <w:bCs/>
-          <w:i/>
-          <w:iCs/>
-        </w:rPr>
-      </w:pPr>
-      <w:bookmarkStart w:id="76" w:name="_Toc230811960"/>
       <w:r>
         <w:rPr>
           <w:i/>
@@ -16759,7 +16719,7 @@
               <w:jc w:val="left"/>
             </w:pPr>
             <w:r>
-              <w:t>Provides role-based interfaces for Patient, Health Worker, and Admin. Handles user input validation, form interactions, and display of system responses. Includes all dashboard pages, auth screens, and settings.</w:t>
+              <w:t>Provides interfaces for Students and Administrators, handles user input, and displays system information.</w:t>
             </w:r>
           </w:p>
         </w:tc>
@@ -16780,38 +16740,41 @@
                 <w:b/>
                 <w:bCs/>
               </w:rPr>
+              <w:t>Business Logic Layer</w:t>
+            </w:r>
+          </w:p>
+        </w:tc>
+        <w:tc>
+          <w:tcPr>
+            <w:tcW w:w="2600" w:type="dxa"/>
+            <w:hideMark/>
+          </w:tcPr>
+          <w:p>
+            <w:pPr>
+              <w:spacing w:line="360" w:lineRule="auto"/>
+              <w:jc w:val="left"/>
+            </w:pPr>
+            <w:r>
+              <w:t>Python (Flask)</w:t>
+            </w:r>
+          </w:p>
+        </w:tc>
+        <w:tc>
+          <w:tcPr>
+            <w:tcW w:w="3205" w:type="dxa"/>
+            <w:hideMark/>
+          </w:tcPr>
+          <w:p>
+            <w:pPr>
+              <w:spacing w:line="360" w:lineRule="auto"/>
+              <w:jc w:val="left"/>
+            </w:pPr>
+            <w:r>
+              <w:t xml:space="preserve">Processes user requests, manages authentication, complaint handling, </w:t>
+            </w:r>
+            <w:r>
               <w:lastRenderedPageBreak/>
-              <w:t>Business Logic Layer</w:t>
-            </w:r>
-          </w:p>
-        </w:tc>
-        <w:tc>
-          <w:tcPr>
-            <w:tcW w:w="2600" w:type="dxa"/>
-            <w:hideMark/>
-          </w:tcPr>
-          <w:p>
-            <w:pPr>
-              <w:spacing w:line="360" w:lineRule="auto"/>
-              <w:jc w:val="left"/>
-            </w:pPr>
-            <w:r>
-              <w:t>JavaScript (Frontend Logic) / PHP (Backend API)</w:t>
-            </w:r>
-          </w:p>
-        </w:tc>
-        <w:tc>
-          <w:tcPr>
-            <w:tcW w:w="3205" w:type="dxa"/>
-            <w:hideMark/>
-          </w:tcPr>
-          <w:p>
-            <w:pPr>
-              <w:spacing w:line="360" w:lineRule="auto"/>
-              <w:jc w:val="left"/>
-            </w:pPr>
-            <w:r>
-              <w:t>Contains core application logic, role enforcement, medication scheduling calculations, adherence computations, snooze/skip logic, and notification triggering. Processes user requests and performs data validation before calling the database layer.</w:t>
+              <w:t>notifications, and business logic.</w:t>
             </w:r>
           </w:p>
         </w:tc>
@@ -16831,7 +16794,8 @@
                 <w:b/>
                 <w:bCs/>
               </w:rPr>
-              <w:t>Data Access Layer</w:t>
+              <w:lastRenderedPageBreak/>
+              <w:t>Artificial Intelligence Layer</w:t>
             </w:r>
           </w:p>
         </w:tc>
@@ -16846,7 +16810,7 @@
               <w:jc w:val="left"/>
             </w:pPr>
             <w:r>
-              <w:t>MySQL + PHP (PDO)</w:t>
+              <w:t>Python, Multinomial Naive Bayes, VADER</w:t>
             </w:r>
           </w:p>
         </w:tc>
@@ -16861,7 +16825,10 @@
               <w:jc w:val="left"/>
             </w:pPr>
             <w:r>
-              <w:t>Handles all database interactions. Manages CRUD operations for users, medicines, prescriptions, dose logs, and audit records. Ensures data integrity through transactions and foreign key constraints.</w:t>
+              <w:t xml:space="preserve">Performs complaint classification, priority prediction, and sentiment </w:t>
+            </w:r>
+            <w:r>
+              <w:t>analysis.</w:t>
             </w:r>
           </w:p>
         </w:tc>
@@ -16870,17 +16837,66 @@
         <w:tc>
           <w:tcPr>
             <w:tcW w:w="2200" w:type="dxa"/>
-            <w:hideMark/>
-          </w:tcPr>
-          <w:p>
-            <w:pPr>
-              <w:spacing w:line="360" w:lineRule="auto"/>
-            </w:pPr>
-            <w:r>
+          </w:tcPr>
+          <w:p>
+            <w:pPr>
               <w:rPr>
                 <w:b/>
                 <w:bCs/>
               </w:rPr>
+            </w:pPr>
+            <w:r>
+              <w:rPr>
+                <w:b/>
+                <w:bCs/>
+              </w:rPr>
+              <w:t>Data Access Layer</w:t>
+            </w:r>
+          </w:p>
+        </w:tc>
+        <w:tc>
+          <w:tcPr>
+            <w:tcW w:w="2600" w:type="dxa"/>
+          </w:tcPr>
+          <w:p>
+            <w:pPr>
+              <w:jc w:val="left"/>
+            </w:pPr>
+            <w:r>
+              <w:t>MySQL</w:t>
+            </w:r>
+          </w:p>
+        </w:tc>
+        <w:tc>
+          <w:tcPr>
+            <w:tcW w:w="3205" w:type="dxa"/>
+          </w:tcPr>
+          <w:p>
+            <w:pPr>
+              <w:spacing w:line="360" w:lineRule="auto"/>
+              <w:jc w:val="left"/>
+            </w:pPr>
+            <w:r>
+              <w:t>Stores and manages user accounts, complaints, AI results, and other system data.</w:t>
+            </w:r>
+          </w:p>
+        </w:tc>
+      </w:tr>
+      <w:tr>
+        <w:tc>
+          <w:tcPr>
+            <w:tcW w:w="2200" w:type="dxa"/>
+            <w:hideMark/>
+          </w:tcPr>
+          <w:p>
+            <w:pPr>
+              <w:spacing w:line="360" w:lineRule="auto"/>
+            </w:pPr>
+            <w:r>
+              <w:rPr>
+                <w:b/>
+                <w:bCs/>
+              </w:rPr>
               <w:t>External Integration Layer</w:t>
             </w:r>
           </w:p>
@@ -16896,13 +16912,7 @@
               <w:jc w:val="left"/>
             </w:pPr>
             <w:r>
-              <w:t>TextBee API, SMTP (Email), SMS Gateway,</w:t>
-            </w:r>
-            <w:r>
-              <w:t xml:space="preserve"> Jitsi Meet</w:t>
-            </w:r>
-            <w:r>
-              <w:t xml:space="preserve"> </w:t>
+              <w:t>Flask-Mail (SMTP)</w:t>
             </w:r>
           </w:p>
         </w:tc>
@@ -16917,7 +16927,7 @@
               <w:jc w:val="left"/>
             </w:pPr>
             <w:r>
-              <w:t>Delivers automated SMS and email notifications for reminders, missed doses, refill alerts, account events and video conferencing. Decoupled from core logic so notification channels can be swapped independently.</w:t>
+              <w:t>Sends automated email notifications and supports external services such as file uploads</w:t>
             </w:r>
           </w:p>
         </w:tc>
@@ -16928,6 +16938,20 @@
     <w:p/>
     <w:p/>
     <w:p/>
+    <w:p/>
+    <w:p/>
+    <w:p/>
+    <w:p/>
+    <w:p/>
+    <w:p/>
+    <w:p/>
+    <w:p/>
+    <w:p/>
+    <w:p/>
+    <w:p/>
+    <w:p/>
+    <w:p/>
+    <w:p/>
     <w:p>
       <w:pPr>
         <w:pStyle w:val="Heading2"/>
@@ -16958,15 +16982,24 @@
       <w:pPr>
         <w:keepNext/>
         <w:jc w:val="center"/>
-      </w:pPr>
-      <w:r>
         <w:rPr>
           <w:noProof/>
         </w:rPr>
+      </w:pPr>
+    </w:p>
+    <w:p>
+      <w:pPr>
+        <w:keepNext/>
+        <w:jc w:val="center"/>
+      </w:pPr>
+      <w:r>
+        <w:rPr>
+          <w:noProof/>
+        </w:rPr>
         <w:drawing>
-          <wp:inline distT="0" distB="0" distL="0" distR="0" wp14:anchorId="18E3E9B0" wp14:editId="580A8D6D">
-            <wp:extent cx="5045710" cy="3491230"/>
-            <wp:effectExtent l="0" t="3810" r="0" b="0"/>
+          <wp:inline distT="0" distB="0" distL="0" distR="0" wp14:anchorId="18E3E9B0" wp14:editId="6B0909C9">
+            <wp:extent cx="5045710" cy="3264535"/>
+            <wp:effectExtent l="0" t="4763" r="0" b="0"/>
             <wp:docPr id="1028437967" name="Picture 5"/>
             <wp:cNvGraphicFramePr>
               <a:graphicFrameLocks xmlns:a="http://schemas.openxmlformats.org/drawingml/2006/main" noChangeAspect="1"/>
@@ -16978,7 +17011,7 @@
                     <pic:cNvPr id="1028437967" name="Picture 1028437967"/>
                     <pic:cNvPicPr/>
                   </pic:nvPicPr>
-                  <pic:blipFill>
+                  <pic:blipFill rotWithShape="1">
                     <a:blip r:embed="rId19">
                       <a:extLst>
                         <a:ext uri="{28A0092B-C50C-407E-A947-70E740481C1C}">
@@ -16986,18 +17019,25 @@
                         </a:ext>
                       </a:extLst>
                     </a:blip>
-                    <a:stretch>
-                      <a:fillRect/>
-                    </a:stretch>
+                    <a:srcRect t="6493"/>
+                    <a:stretch/>
                   </pic:blipFill>
-                  <pic:spPr>
+                  <pic:spPr bwMode="auto">
                     <a:xfrm rot="16200000">
                       <a:off x="0" y="0"/>
-                      <a:ext cx="5045710" cy="3491230"/>
+                      <a:ext cx="5045710" cy="3264535"/>
                     </a:xfrm>
                     <a:prstGeom prst="rect">
                       <a:avLst/>
                     </a:prstGeom>
+                    <a:ln>
+                      <a:noFill/>
+                    </a:ln>
+                    <a:extLst>
+                      <a:ext uri="{53640926-AAD7-44D8-BBD7-CCE9431645EC}">
+                        <a14:shadowObscured xmlns:a14="http://schemas.microsoft.com/office/drawing/2010/main"/>
+                      </a:ext>
+                    </a:extLst>
                   </pic:spPr>
                 </pic:pic>
               </a:graphicData>
@@ -17429,1923 +17469,192 @@
       <w:bookmarkEnd w:id="101"/>
     </w:p>
     <w:p>
-      <w:pPr>
-        <w:pStyle w:val="Heading2"/>
-      </w:pPr>
-      <w:bookmarkStart w:id="102" w:name="_Toc230693097"/>
-      <w:bookmarkStart w:id="103" w:name="_Toc230940562"/>
-      <w:r>
-        <w:t>5.4 Role Based Design</w:t>
+      <w:bookmarkStart w:id="102" w:name="_Toc230693098"/>
+      <w:bookmarkStart w:id="103" w:name="_Toc230940563"/>
+    </w:p>
+    <w:p/>
+    <w:p/>
+    <w:p/>
+    <w:p/>
+    <w:p/>
+    <w:p/>
+    <w:p/>
+    <w:p/>
+    <w:p/>
+    <w:p>
+      <w:pPr>
+        <w:pStyle w:val="Heading1"/>
+        <w:jc w:val="both"/>
+      </w:pPr>
+      <w:r>
+        <w:lastRenderedPageBreak/>
+        <w:t xml:space="preserve">6 </w:t>
+      </w:r>
+      <w:r>
+        <w:t>System Development and Implementation</w:t>
       </w:r>
       <w:bookmarkEnd w:id="102"/>
       <w:bookmarkEnd w:id="103"/>
     </w:p>
     <w:p>
       <w:pPr>
-        <w:jc w:val="center"/>
-        <w:rPr>
-          <w:i/>
-          <w:iCs/>
-        </w:rPr>
-      </w:pPr>
-      <w:r>
-        <w:rPr>
-          <w:i/>
-          <w:iCs/>
-        </w:rPr>
-        <w:t>Table 5.2: Role-Based Access Control Matrix</w:t>
-      </w:r>
-    </w:p>
-    <w:tbl>
-      <w:tblPr>
-        <w:tblStyle w:val="TableGrid0"/>
-        <w:tblW w:w="8005" w:type="dxa"/>
-        <w:tblLook w:val="04A0" w:firstRow="1" w:lastRow="0" w:firstColumn="1" w:lastColumn="0" w:noHBand="0" w:noVBand="1"/>
-      </w:tblPr>
-      <w:tblGrid>
-        <w:gridCol w:w="2800"/>
-        <w:gridCol w:w="1785"/>
-        <w:gridCol w:w="1440"/>
-        <w:gridCol w:w="1980"/>
-      </w:tblGrid>
-      <w:tr>
-        <w:trPr>
-          <w:trHeight w:val="719"/>
-        </w:trPr>
-        <w:tc>
-          <w:tcPr>
-            <w:tcW w:w="2800" w:type="dxa"/>
-            <w:hideMark/>
-          </w:tcPr>
-          <w:p>
-            <w:pPr>
-              <w:spacing w:line="360" w:lineRule="auto"/>
-            </w:pPr>
-            <w:r>
-              <w:rPr>
-                <w:b/>
-                <w:bCs/>
-              </w:rPr>
-              <w:t>Feature / Action</w:t>
-            </w:r>
-          </w:p>
-        </w:tc>
-        <w:tc>
-          <w:tcPr>
-            <w:tcW w:w="1785" w:type="dxa"/>
-            <w:hideMark/>
-          </w:tcPr>
-          <w:p>
-            <w:pPr>
-              <w:spacing w:line="360" w:lineRule="auto"/>
-            </w:pPr>
-            <w:r>
-              <w:rPr>
-                <w:b/>
-                <w:bCs/>
-              </w:rPr>
-              <w:t>Patient</w:t>
-            </w:r>
-          </w:p>
-        </w:tc>
-        <w:tc>
-          <w:tcPr>
-            <w:tcW w:w="1440" w:type="dxa"/>
-            <w:hideMark/>
-          </w:tcPr>
-          <w:p>
-            <w:pPr>
-              <w:spacing w:line="360" w:lineRule="auto"/>
-            </w:pPr>
-            <w:r>
-              <w:rPr>
-                <w:b/>
-                <w:bCs/>
-              </w:rPr>
-              <w:t>Health Worker</w:t>
-            </w:r>
-          </w:p>
-        </w:tc>
-        <w:tc>
-          <w:tcPr>
-            <w:tcW w:w="1980" w:type="dxa"/>
-            <w:hideMark/>
-          </w:tcPr>
-          <w:p>
-            <w:pPr>
-              <w:spacing w:line="360" w:lineRule="auto"/>
-            </w:pPr>
-            <w:r>
-              <w:rPr>
-                <w:b/>
-                <w:bCs/>
-              </w:rPr>
-              <w:t>Admin</w:t>
-            </w:r>
-          </w:p>
-        </w:tc>
-      </w:tr>
-      <w:tr>
-        <w:trPr>
-          <w:trHeight w:val="530"/>
-        </w:trPr>
-        <w:tc>
-          <w:tcPr>
-            <w:tcW w:w="2800" w:type="dxa"/>
-            <w:hideMark/>
-          </w:tcPr>
-          <w:p>
-            <w:pPr>
-              <w:jc w:val="left"/>
-              <w:rPr>
-                <w:b/>
-                <w:bCs/>
-              </w:rPr>
-            </w:pPr>
-            <w:r>
-              <w:rPr>
-                <w:b/>
-                <w:bCs/>
-              </w:rPr>
-              <w:t>View own medicines</w:t>
-            </w:r>
-          </w:p>
-        </w:tc>
-        <w:tc>
-          <w:tcPr>
-            <w:tcW w:w="1785" w:type="dxa"/>
-            <w:hideMark/>
-          </w:tcPr>
-          <w:p>
-            <w:pPr>
-              <w:jc w:val="left"/>
-            </w:pPr>
-            <w:r>
-              <w:t>Yes</w:t>
-            </w:r>
-          </w:p>
-        </w:tc>
-        <w:tc>
-          <w:tcPr>
-            <w:tcW w:w="1440" w:type="dxa"/>
-            <w:hideMark/>
-          </w:tcPr>
-          <w:p>
-            <w:pPr>
-              <w:jc w:val="left"/>
-            </w:pPr>
-            <w:r>
-              <w:t>No</w:t>
-            </w:r>
-          </w:p>
-        </w:tc>
-        <w:tc>
-          <w:tcPr>
-            <w:tcW w:w="1980" w:type="dxa"/>
-            <w:hideMark/>
-          </w:tcPr>
-          <w:p>
-            <w:pPr>
-              <w:jc w:val="left"/>
-            </w:pPr>
-            <w:r>
-              <w:t>No</w:t>
-            </w:r>
-          </w:p>
-        </w:tc>
-      </w:tr>
-      <w:tr>
-        <w:trPr>
-          <w:trHeight w:val="791"/>
-        </w:trPr>
-        <w:tc>
-          <w:tcPr>
-            <w:tcW w:w="2800" w:type="dxa"/>
-            <w:hideMark/>
-          </w:tcPr>
-          <w:p>
-            <w:pPr>
-              <w:jc w:val="left"/>
-              <w:rPr>
-                <w:b/>
-                <w:bCs/>
-              </w:rPr>
-            </w:pPr>
-            <w:r>
-              <w:rPr>
-                <w:b/>
-                <w:bCs/>
-              </w:rPr>
-              <w:t>Add self-managed medicines</w:t>
-            </w:r>
-          </w:p>
-        </w:tc>
-        <w:tc>
-          <w:tcPr>
-            <w:tcW w:w="1785" w:type="dxa"/>
-            <w:hideMark/>
-          </w:tcPr>
-          <w:p>
-            <w:pPr>
-              <w:jc w:val="left"/>
-            </w:pPr>
-            <w:r>
-              <w:t>Yes</w:t>
-            </w:r>
-          </w:p>
-        </w:tc>
-        <w:tc>
-          <w:tcPr>
-            <w:tcW w:w="1440" w:type="dxa"/>
-            <w:hideMark/>
-          </w:tcPr>
-          <w:p>
-            <w:pPr>
-              <w:jc w:val="left"/>
-            </w:pPr>
-            <w:r>
-              <w:t>No</w:t>
-            </w:r>
-          </w:p>
-        </w:tc>
-        <w:tc>
-          <w:tcPr>
-            <w:tcW w:w="1980" w:type="dxa"/>
-            <w:hideMark/>
-          </w:tcPr>
-          <w:p>
-            <w:pPr>
-              <w:jc w:val="left"/>
-            </w:pPr>
-            <w:r>
-              <w:t>No</w:t>
-            </w:r>
-          </w:p>
-        </w:tc>
-      </w:tr>
-      <w:tr>
-        <w:trPr>
-          <w:trHeight w:val="719"/>
-        </w:trPr>
-        <w:tc>
-          <w:tcPr>
-            <w:tcW w:w="2800" w:type="dxa"/>
-            <w:hideMark/>
-          </w:tcPr>
-          <w:p>
-            <w:pPr>
-              <w:jc w:val="left"/>
-              <w:rPr>
-                <w:b/>
-                <w:bCs/>
-              </w:rPr>
-            </w:pPr>
-            <w:r>
-              <w:rPr>
-                <w:b/>
-                <w:bCs/>
-              </w:rPr>
-              <w:t>Log dose (Taken / Snoozed / Skipped)</w:t>
-            </w:r>
-          </w:p>
-        </w:tc>
-        <w:tc>
-          <w:tcPr>
-            <w:tcW w:w="1785" w:type="dxa"/>
-            <w:hideMark/>
-          </w:tcPr>
-          <w:p>
-            <w:pPr>
-              <w:jc w:val="left"/>
-            </w:pPr>
-            <w:r>
-              <w:t>Yes</w:t>
-            </w:r>
-          </w:p>
-        </w:tc>
-        <w:tc>
-          <w:tcPr>
-            <w:tcW w:w="1440" w:type="dxa"/>
-            <w:hideMark/>
-          </w:tcPr>
-          <w:p>
-            <w:pPr>
-              <w:jc w:val="left"/>
-            </w:pPr>
-            <w:r>
-              <w:t>No</w:t>
-            </w:r>
-          </w:p>
-        </w:tc>
-        <w:tc>
-          <w:tcPr>
-            <w:tcW w:w="1980" w:type="dxa"/>
-            <w:hideMark/>
-          </w:tcPr>
-          <w:p>
-            <w:pPr>
-              <w:jc w:val="left"/>
-            </w:pPr>
-            <w:r>
-              <w:t>No</w:t>
-            </w:r>
-          </w:p>
-        </w:tc>
-      </w:tr>
-      <w:tr>
-        <w:trPr>
-          <w:trHeight w:val="503"/>
-        </w:trPr>
-        <w:tc>
-          <w:tcPr>
-            <w:tcW w:w="2800" w:type="dxa"/>
-            <w:hideMark/>
-          </w:tcPr>
-          <w:p>
-            <w:pPr>
-              <w:jc w:val="left"/>
-              <w:rPr>
-                <w:b/>
-                <w:bCs/>
-              </w:rPr>
-            </w:pPr>
-            <w:r>
-              <w:rPr>
-                <w:b/>
-                <w:bCs/>
-              </w:rPr>
-              <w:t>Edit own reminder times</w:t>
-            </w:r>
-          </w:p>
-        </w:tc>
-        <w:tc>
-          <w:tcPr>
-            <w:tcW w:w="1785" w:type="dxa"/>
-            <w:hideMark/>
-          </w:tcPr>
-          <w:p>
-            <w:pPr>
-              <w:jc w:val="left"/>
-            </w:pPr>
-            <w:r>
-              <w:t>Yes</w:t>
-            </w:r>
-          </w:p>
-        </w:tc>
-        <w:tc>
-          <w:tcPr>
-            <w:tcW w:w="1440" w:type="dxa"/>
-            <w:hideMark/>
-          </w:tcPr>
-          <w:p>
-            <w:pPr>
-              <w:jc w:val="left"/>
-            </w:pPr>
-            <w:r>
-              <w:t>No</w:t>
-            </w:r>
-          </w:p>
-        </w:tc>
-        <w:tc>
-          <w:tcPr>
-            <w:tcW w:w="1980" w:type="dxa"/>
-            <w:hideMark/>
-          </w:tcPr>
-          <w:p>
-            <w:pPr>
-              <w:jc w:val="left"/>
-            </w:pPr>
-            <w:r>
-              <w:t>No</w:t>
-            </w:r>
-          </w:p>
-        </w:tc>
-      </w:tr>
-      <w:tr>
-        <w:trPr>
-          <w:trHeight w:val="791"/>
-        </w:trPr>
-        <w:tc>
-          <w:tcPr>
-            <w:tcW w:w="2800" w:type="dxa"/>
-            <w:hideMark/>
-          </w:tcPr>
-          <w:p>
-            <w:pPr>
-              <w:jc w:val="left"/>
-              <w:rPr>
-                <w:b/>
-                <w:bCs/>
-              </w:rPr>
-            </w:pPr>
-            <w:r>
-              <w:rPr>
-                <w:b/>
-                <w:bCs/>
-              </w:rPr>
-              <w:lastRenderedPageBreak/>
-              <w:t>Update stock / refill quantity</w:t>
-            </w:r>
-          </w:p>
-        </w:tc>
-        <w:tc>
-          <w:tcPr>
-            <w:tcW w:w="1785" w:type="dxa"/>
-            <w:hideMark/>
-          </w:tcPr>
-          <w:p>
-            <w:pPr>
-              <w:jc w:val="left"/>
-            </w:pPr>
-            <w:r>
-              <w:t>Yes</w:t>
-            </w:r>
-          </w:p>
-        </w:tc>
-        <w:tc>
-          <w:tcPr>
-            <w:tcW w:w="1440" w:type="dxa"/>
-            <w:hideMark/>
-          </w:tcPr>
-          <w:p>
-            <w:pPr>
-              <w:jc w:val="left"/>
-            </w:pPr>
-            <w:r>
-              <w:t>No</w:t>
-            </w:r>
-          </w:p>
-        </w:tc>
-        <w:tc>
-          <w:tcPr>
-            <w:tcW w:w="1980" w:type="dxa"/>
-            <w:hideMark/>
-          </w:tcPr>
-          <w:p>
-            <w:pPr>
-              <w:jc w:val="left"/>
-            </w:pPr>
-            <w:r>
-              <w:t>No</w:t>
-            </w:r>
-          </w:p>
-        </w:tc>
-      </w:tr>
-      <w:tr>
-        <w:trPr>
-          <w:trHeight w:val="701"/>
-        </w:trPr>
-        <w:tc>
-          <w:tcPr>
-            <w:tcW w:w="2800" w:type="dxa"/>
-            <w:hideMark/>
-          </w:tcPr>
-          <w:p>
-            <w:pPr>
-              <w:jc w:val="left"/>
-              <w:rPr>
-                <w:b/>
-                <w:bCs/>
-              </w:rPr>
-            </w:pPr>
-            <w:r>
-              <w:rPr>
-                <w:b/>
-                <w:bCs/>
-              </w:rPr>
-              <w:t>Track water intake</w:t>
-            </w:r>
-          </w:p>
-        </w:tc>
-        <w:tc>
-          <w:tcPr>
-            <w:tcW w:w="1785" w:type="dxa"/>
-            <w:hideMark/>
-          </w:tcPr>
-          <w:p>
-            <w:pPr>
-              <w:jc w:val="left"/>
-            </w:pPr>
-            <w:r>
-              <w:t>Yes</w:t>
-            </w:r>
-          </w:p>
-        </w:tc>
-        <w:tc>
-          <w:tcPr>
-            <w:tcW w:w="1440" w:type="dxa"/>
-            <w:hideMark/>
-          </w:tcPr>
-          <w:p>
-            <w:pPr>
-              <w:jc w:val="left"/>
-            </w:pPr>
-            <w:r>
-              <w:t>No</w:t>
-            </w:r>
-          </w:p>
-        </w:tc>
-        <w:tc>
-          <w:tcPr>
-            <w:tcW w:w="1980" w:type="dxa"/>
-            <w:hideMark/>
-          </w:tcPr>
-          <w:p>
-            <w:pPr>
-              <w:jc w:val="left"/>
-            </w:pPr>
-            <w:r>
-              <w:t>No</w:t>
-            </w:r>
-          </w:p>
-        </w:tc>
-      </w:tr>
-      <w:tr>
-        <w:trPr>
-          <w:trHeight w:val="620"/>
-        </w:trPr>
-        <w:tc>
-          <w:tcPr>
-            <w:tcW w:w="2800" w:type="dxa"/>
-            <w:hideMark/>
-          </w:tcPr>
-          <w:p>
-            <w:pPr>
-              <w:jc w:val="left"/>
-              <w:rPr>
-                <w:b/>
-                <w:bCs/>
-              </w:rPr>
-            </w:pPr>
-            <w:r>
-              <w:rPr>
-                <w:b/>
-                <w:bCs/>
-              </w:rPr>
-              <w:t>View adherence reports</w:t>
-            </w:r>
-          </w:p>
-        </w:tc>
-        <w:tc>
-          <w:tcPr>
-            <w:tcW w:w="1785" w:type="dxa"/>
-            <w:hideMark/>
-          </w:tcPr>
-          <w:p>
-            <w:pPr>
-              <w:jc w:val="left"/>
-            </w:pPr>
-            <w:r>
-              <w:t>Yes</w:t>
-            </w:r>
-          </w:p>
-        </w:tc>
-        <w:tc>
-          <w:tcPr>
-            <w:tcW w:w="1440" w:type="dxa"/>
-            <w:hideMark/>
-          </w:tcPr>
-          <w:p>
-            <w:pPr>
-              <w:jc w:val="left"/>
-            </w:pPr>
-            <w:r>
-              <w:t>No</w:t>
-            </w:r>
-          </w:p>
-        </w:tc>
-        <w:tc>
-          <w:tcPr>
-            <w:tcW w:w="1980" w:type="dxa"/>
-            <w:hideMark/>
-          </w:tcPr>
-          <w:p>
-            <w:pPr>
-              <w:jc w:val="left"/>
-            </w:pPr>
-            <w:r>
-              <w:t>No</w:t>
-            </w:r>
-          </w:p>
-        </w:tc>
-      </w:tr>
-      <w:tr>
-        <w:trPr>
-          <w:trHeight w:val="710"/>
-        </w:trPr>
-        <w:tc>
-          <w:tcPr>
-            <w:tcW w:w="2800" w:type="dxa"/>
-            <w:hideMark/>
-          </w:tcPr>
-          <w:p>
-            <w:pPr>
-              <w:jc w:val="left"/>
-              <w:rPr>
-                <w:b/>
-                <w:bCs/>
-              </w:rPr>
-            </w:pPr>
-            <w:r>
-              <w:rPr>
-                <w:b/>
-                <w:bCs/>
-              </w:rPr>
-              <w:t>Link / unlink doctor</w:t>
-            </w:r>
-          </w:p>
-        </w:tc>
-        <w:tc>
-          <w:tcPr>
-            <w:tcW w:w="1785" w:type="dxa"/>
-            <w:hideMark/>
-          </w:tcPr>
-          <w:p>
-            <w:pPr>
-              <w:jc w:val="left"/>
-            </w:pPr>
-            <w:r>
-              <w:t>Yes</w:t>
-            </w:r>
-          </w:p>
-        </w:tc>
-        <w:tc>
-          <w:tcPr>
-            <w:tcW w:w="1440" w:type="dxa"/>
-            <w:hideMark/>
-          </w:tcPr>
-          <w:p>
-            <w:pPr>
-              <w:jc w:val="left"/>
-            </w:pPr>
-            <w:r>
-              <w:t>No</w:t>
-            </w:r>
-          </w:p>
-        </w:tc>
-        <w:tc>
-          <w:tcPr>
-            <w:tcW w:w="1980" w:type="dxa"/>
-            <w:hideMark/>
-          </w:tcPr>
-          <w:p>
-            <w:pPr>
-              <w:jc w:val="left"/>
-            </w:pPr>
-            <w:r>
-              <w:t>No</w:t>
-            </w:r>
-          </w:p>
-        </w:tc>
-      </w:tr>
-      <w:tr>
-        <w:trPr>
-          <w:trHeight w:val="629"/>
-        </w:trPr>
-        <w:tc>
-          <w:tcPr>
-            <w:tcW w:w="2800" w:type="dxa"/>
-            <w:hideMark/>
-          </w:tcPr>
-          <w:p>
-            <w:pPr>
-              <w:jc w:val="left"/>
-              <w:rPr>
-                <w:b/>
-                <w:bCs/>
-              </w:rPr>
-            </w:pPr>
-            <w:r>
-              <w:rPr>
-                <w:b/>
-                <w:bCs/>
-              </w:rPr>
-              <w:t>View linked patients</w:t>
-            </w:r>
-          </w:p>
-        </w:tc>
-        <w:tc>
-          <w:tcPr>
-            <w:tcW w:w="1785" w:type="dxa"/>
-            <w:hideMark/>
-          </w:tcPr>
-          <w:p>
-            <w:pPr>
-              <w:jc w:val="left"/>
-            </w:pPr>
-            <w:r>
-              <w:t>No</w:t>
-            </w:r>
-          </w:p>
-        </w:tc>
-        <w:tc>
-          <w:tcPr>
-            <w:tcW w:w="1440" w:type="dxa"/>
-            <w:hideMark/>
-          </w:tcPr>
-          <w:p>
-            <w:pPr>
-              <w:jc w:val="left"/>
-            </w:pPr>
-            <w:r>
-              <w:t>Yes</w:t>
-            </w:r>
-          </w:p>
-        </w:tc>
-        <w:tc>
-          <w:tcPr>
-            <w:tcW w:w="1980" w:type="dxa"/>
-            <w:hideMark/>
-          </w:tcPr>
-          <w:p>
-            <w:pPr>
-              <w:jc w:val="left"/>
-            </w:pPr>
-            <w:r>
-              <w:t>No</w:t>
-            </w:r>
-          </w:p>
-        </w:tc>
-      </w:tr>
-      <w:tr>
-        <w:trPr>
-          <w:trHeight w:val="890"/>
-        </w:trPr>
-        <w:tc>
-          <w:tcPr>
-            <w:tcW w:w="2800" w:type="dxa"/>
-            <w:hideMark/>
-          </w:tcPr>
-          <w:p>
-            <w:pPr>
-              <w:jc w:val="left"/>
-              <w:rPr>
-                <w:b/>
-                <w:bCs/>
-              </w:rPr>
-            </w:pPr>
-            <w:r>
-              <w:rPr>
-                <w:b/>
-                <w:bCs/>
-              </w:rPr>
-              <w:t>Add / manage prescriptions</w:t>
-            </w:r>
-          </w:p>
-        </w:tc>
-        <w:tc>
-          <w:tcPr>
-            <w:tcW w:w="1785" w:type="dxa"/>
-            <w:hideMark/>
-          </w:tcPr>
-          <w:p>
-            <w:pPr>
-              <w:jc w:val="left"/>
-            </w:pPr>
-            <w:r>
-              <w:t>No</w:t>
-            </w:r>
-          </w:p>
-        </w:tc>
-        <w:tc>
-          <w:tcPr>
-            <w:tcW w:w="1440" w:type="dxa"/>
-            <w:hideMark/>
-          </w:tcPr>
-          <w:p>
-            <w:pPr>
-              <w:jc w:val="left"/>
-            </w:pPr>
-            <w:r>
-              <w:t>Yes</w:t>
-            </w:r>
-          </w:p>
-        </w:tc>
-        <w:tc>
-          <w:tcPr>
-            <w:tcW w:w="1980" w:type="dxa"/>
-            <w:hideMark/>
-          </w:tcPr>
-          <w:p>
-            <w:pPr>
-              <w:jc w:val="left"/>
-            </w:pPr>
-            <w:r>
-              <w:t>No</w:t>
-            </w:r>
-          </w:p>
-        </w:tc>
-      </w:tr>
-      <w:tr>
-        <w:trPr>
-          <w:trHeight w:val="782"/>
-        </w:trPr>
-        <w:tc>
-          <w:tcPr>
-            <w:tcW w:w="2800" w:type="dxa"/>
-            <w:hideMark/>
-          </w:tcPr>
-          <w:p>
-            <w:pPr>
-              <w:jc w:val="left"/>
-              <w:rPr>
-                <w:b/>
-                <w:bCs/>
-              </w:rPr>
-            </w:pPr>
-            <w:r>
-              <w:rPr>
-                <w:b/>
-                <w:bCs/>
-              </w:rPr>
-              <w:t>View patient adherence alerts</w:t>
-            </w:r>
-          </w:p>
-        </w:tc>
-        <w:tc>
-          <w:tcPr>
-            <w:tcW w:w="1785" w:type="dxa"/>
-            <w:hideMark/>
-          </w:tcPr>
-          <w:p>
-            <w:pPr>
-              <w:jc w:val="left"/>
-            </w:pPr>
-            <w:r>
-              <w:t>No</w:t>
-            </w:r>
-          </w:p>
-        </w:tc>
-        <w:tc>
-          <w:tcPr>
-            <w:tcW w:w="1440" w:type="dxa"/>
-            <w:hideMark/>
-          </w:tcPr>
-          <w:p>
-            <w:pPr>
-              <w:jc w:val="left"/>
-            </w:pPr>
-            <w:r>
-              <w:t>Yes</w:t>
-            </w:r>
-          </w:p>
-        </w:tc>
-        <w:tc>
-          <w:tcPr>
-            <w:tcW w:w="1980" w:type="dxa"/>
-            <w:hideMark/>
-          </w:tcPr>
-          <w:p>
-            <w:pPr>
-              <w:jc w:val="left"/>
-            </w:pPr>
-            <w:r>
-              <w:t>No</w:t>
-            </w:r>
-          </w:p>
-        </w:tc>
-      </w:tr>
-      <w:tr>
-        <w:trPr>
-          <w:trHeight w:val="674"/>
-        </w:trPr>
-        <w:tc>
-          <w:tcPr>
-            <w:tcW w:w="2800" w:type="dxa"/>
-            <w:hideMark/>
-          </w:tcPr>
-          <w:p>
-            <w:pPr>
-              <w:jc w:val="left"/>
-              <w:rPr>
-                <w:b/>
-                <w:bCs/>
-              </w:rPr>
-            </w:pPr>
-            <w:r>
-              <w:rPr>
-                <w:b/>
-                <w:bCs/>
-              </w:rPr>
-              <w:t>Release patient</w:t>
-            </w:r>
-          </w:p>
-        </w:tc>
-        <w:tc>
-          <w:tcPr>
-            <w:tcW w:w="1785" w:type="dxa"/>
-            <w:hideMark/>
-          </w:tcPr>
-          <w:p>
-            <w:pPr>
-              <w:jc w:val="left"/>
-            </w:pPr>
-            <w:r>
-              <w:t>No</w:t>
-            </w:r>
-          </w:p>
-        </w:tc>
-        <w:tc>
-          <w:tcPr>
-            <w:tcW w:w="1440" w:type="dxa"/>
-            <w:hideMark/>
-          </w:tcPr>
-          <w:p>
-            <w:pPr>
-              <w:jc w:val="left"/>
-            </w:pPr>
-            <w:r>
-              <w:t>Yes</w:t>
-            </w:r>
-          </w:p>
-        </w:tc>
-        <w:tc>
-          <w:tcPr>
-            <w:tcW w:w="1980" w:type="dxa"/>
-            <w:hideMark/>
-          </w:tcPr>
-          <w:p>
-            <w:pPr>
-              <w:jc w:val="left"/>
-            </w:pPr>
-            <w:r>
-              <w:t>No</w:t>
-            </w:r>
-          </w:p>
-        </w:tc>
-      </w:tr>
-      <w:tr>
-        <w:trPr>
-          <w:trHeight w:val="791"/>
-        </w:trPr>
-        <w:tc>
-          <w:tcPr>
-            <w:tcW w:w="2800" w:type="dxa"/>
-            <w:hideMark/>
-          </w:tcPr>
-          <w:p>
-            <w:pPr>
-              <w:jc w:val="left"/>
-              <w:rPr>
-                <w:b/>
-                <w:bCs/>
-              </w:rPr>
-            </w:pPr>
-            <w:r>
-              <w:rPr>
-                <w:b/>
-                <w:bCs/>
-              </w:rPr>
-              <w:t>View system overview dashboard</w:t>
-            </w:r>
-          </w:p>
-        </w:tc>
-        <w:tc>
-          <w:tcPr>
-            <w:tcW w:w="1785" w:type="dxa"/>
-            <w:hideMark/>
-          </w:tcPr>
-          <w:p>
-            <w:pPr>
-              <w:jc w:val="left"/>
-            </w:pPr>
-            <w:r>
-              <w:t>No</w:t>
-            </w:r>
-          </w:p>
-        </w:tc>
-        <w:tc>
-          <w:tcPr>
-            <w:tcW w:w="1440" w:type="dxa"/>
-            <w:hideMark/>
-          </w:tcPr>
-          <w:p>
-            <w:pPr>
-              <w:jc w:val="left"/>
-            </w:pPr>
-            <w:r>
-              <w:t>No</w:t>
-            </w:r>
-          </w:p>
-        </w:tc>
-        <w:tc>
-          <w:tcPr>
-            <w:tcW w:w="1980" w:type="dxa"/>
-            <w:hideMark/>
-          </w:tcPr>
-          <w:p>
-            <w:pPr>
-              <w:jc w:val="left"/>
-            </w:pPr>
-            <w:r>
-              <w:t>Yes</w:t>
-            </w:r>
-          </w:p>
-        </w:tc>
-      </w:tr>
-      <w:tr>
-        <w:trPr>
-          <w:trHeight w:val="764"/>
-        </w:trPr>
-        <w:tc>
-          <w:tcPr>
-            <w:tcW w:w="2800" w:type="dxa"/>
-            <w:hideMark/>
-          </w:tcPr>
-          <w:p>
-            <w:pPr>
-              <w:jc w:val="left"/>
-              <w:rPr>
-                <w:b/>
-                <w:bCs/>
-              </w:rPr>
-            </w:pPr>
-            <w:r>
-              <w:rPr>
-                <w:b/>
-                <w:bCs/>
-              </w:rPr>
-              <w:t>Manage all user accounts</w:t>
-            </w:r>
-          </w:p>
-        </w:tc>
-        <w:tc>
-          <w:tcPr>
-            <w:tcW w:w="1785" w:type="dxa"/>
-            <w:hideMark/>
-          </w:tcPr>
-          <w:p>
-            <w:pPr>
-              <w:jc w:val="left"/>
-            </w:pPr>
-            <w:r>
-              <w:t>No</w:t>
-            </w:r>
-          </w:p>
-        </w:tc>
-        <w:tc>
-          <w:tcPr>
-            <w:tcW w:w="1440" w:type="dxa"/>
-            <w:hideMark/>
-          </w:tcPr>
-          <w:p>
-            <w:pPr>
-              <w:jc w:val="left"/>
-            </w:pPr>
-            <w:r>
-              <w:t>No</w:t>
-            </w:r>
-          </w:p>
-        </w:tc>
-        <w:tc>
-          <w:tcPr>
-            <w:tcW w:w="1980" w:type="dxa"/>
-            <w:hideMark/>
-          </w:tcPr>
-          <w:p>
-            <w:pPr>
-              <w:jc w:val="left"/>
-            </w:pPr>
-            <w:r>
-              <w:t>Yes</w:t>
-            </w:r>
-          </w:p>
-        </w:tc>
-      </w:tr>
-      <w:tr>
-        <w:trPr>
-          <w:trHeight w:val="665"/>
-        </w:trPr>
-        <w:tc>
-          <w:tcPr>
-            <w:tcW w:w="2800" w:type="dxa"/>
-            <w:hideMark/>
-          </w:tcPr>
-          <w:p>
-            <w:pPr>
-              <w:jc w:val="left"/>
-              <w:rPr>
-                <w:b/>
-                <w:bCs/>
-              </w:rPr>
-            </w:pPr>
-            <w:r>
-              <w:rPr>
-                <w:b/>
-                <w:bCs/>
-              </w:rPr>
-              <w:t>Reset any user password</w:t>
-            </w:r>
-          </w:p>
-        </w:tc>
-        <w:tc>
-          <w:tcPr>
-            <w:tcW w:w="1785" w:type="dxa"/>
-            <w:hideMark/>
-          </w:tcPr>
-          <w:p>
-            <w:pPr>
-              <w:jc w:val="left"/>
-            </w:pPr>
-            <w:r>
-              <w:t>No</w:t>
-            </w:r>
-          </w:p>
-        </w:tc>
-        <w:tc>
-          <w:tcPr>
-            <w:tcW w:w="1440" w:type="dxa"/>
-            <w:hideMark/>
-          </w:tcPr>
-          <w:p>
-            <w:pPr>
-              <w:jc w:val="left"/>
-            </w:pPr>
-            <w:r>
-              <w:t>No</w:t>
-            </w:r>
-          </w:p>
-        </w:tc>
-        <w:tc>
-          <w:tcPr>
-            <w:tcW w:w="1980" w:type="dxa"/>
-            <w:hideMark/>
-          </w:tcPr>
-          <w:p>
-            <w:pPr>
-              <w:jc w:val="left"/>
-            </w:pPr>
-            <w:r>
-              <w:t>Yes</w:t>
-            </w:r>
-          </w:p>
-        </w:tc>
-      </w:tr>
-      <w:tr>
-        <w:trPr>
-          <w:trHeight w:val="656"/>
-        </w:trPr>
-        <w:tc>
-          <w:tcPr>
-            <w:tcW w:w="2800" w:type="dxa"/>
-            <w:hideMark/>
-          </w:tcPr>
-          <w:p>
-            <w:pPr>
-              <w:jc w:val="left"/>
-              <w:rPr>
-                <w:b/>
-                <w:bCs/>
-              </w:rPr>
-            </w:pPr>
-            <w:r>
-              <w:rPr>
-                <w:b/>
-                <w:bCs/>
-              </w:rPr>
-              <w:t>Delete user accounts</w:t>
-            </w:r>
-          </w:p>
-        </w:tc>
-        <w:tc>
-          <w:tcPr>
-            <w:tcW w:w="1785" w:type="dxa"/>
-            <w:hideMark/>
-          </w:tcPr>
-          <w:p>
-            <w:pPr>
-              <w:jc w:val="left"/>
-            </w:pPr>
-            <w:r>
-              <w:t>No</w:t>
-            </w:r>
-          </w:p>
-        </w:tc>
-        <w:tc>
-          <w:tcPr>
-            <w:tcW w:w="1440" w:type="dxa"/>
-            <w:hideMark/>
-          </w:tcPr>
-          <w:p>
-            <w:pPr>
-              <w:jc w:val="left"/>
-            </w:pPr>
-            <w:r>
-              <w:t>No</w:t>
-            </w:r>
-          </w:p>
-        </w:tc>
-        <w:tc>
-          <w:tcPr>
-            <w:tcW w:w="1980" w:type="dxa"/>
-            <w:hideMark/>
-          </w:tcPr>
-          <w:p>
-            <w:pPr>
-              <w:jc w:val="left"/>
-            </w:pPr>
-            <w:r>
-              <w:t>Yes</w:t>
-            </w:r>
-          </w:p>
-        </w:tc>
-      </w:tr>
-      <w:tr>
-        <w:trPr>
-          <w:trHeight w:val="575"/>
-        </w:trPr>
-        <w:tc>
-          <w:tcPr>
-            <w:tcW w:w="2800" w:type="dxa"/>
-            <w:hideMark/>
-          </w:tcPr>
-          <w:p>
-            <w:pPr>
-              <w:jc w:val="left"/>
-              <w:rPr>
-                <w:b/>
-                <w:bCs/>
-              </w:rPr>
-            </w:pPr>
-            <w:r>
-              <w:rPr>
-                <w:b/>
-                <w:bCs/>
-              </w:rPr>
-              <w:t>View system audit logs</w:t>
-            </w:r>
-          </w:p>
-        </w:tc>
-        <w:tc>
-          <w:tcPr>
-            <w:tcW w:w="1785" w:type="dxa"/>
-            <w:hideMark/>
-          </w:tcPr>
-          <w:p>
-            <w:pPr>
-              <w:jc w:val="left"/>
-            </w:pPr>
-            <w:r>
-              <w:t>No</w:t>
-            </w:r>
-          </w:p>
-        </w:tc>
-        <w:tc>
-          <w:tcPr>
-            <w:tcW w:w="1440" w:type="dxa"/>
-            <w:hideMark/>
-          </w:tcPr>
-          <w:p>
-            <w:pPr>
-              <w:jc w:val="left"/>
-            </w:pPr>
-            <w:r>
-              <w:t>No</w:t>
-            </w:r>
-          </w:p>
-        </w:tc>
-        <w:tc>
-          <w:tcPr>
-            <w:tcW w:w="1980" w:type="dxa"/>
-            <w:hideMark/>
-          </w:tcPr>
-          <w:p>
-            <w:pPr>
-              <w:jc w:val="left"/>
-            </w:pPr>
-            <w:r>
-              <w:t>Yes</w:t>
-            </w:r>
-          </w:p>
-        </w:tc>
-      </w:tr>
-      <w:tr>
-        <w:trPr>
-          <w:trHeight w:val="665"/>
-        </w:trPr>
-        <w:tc>
-          <w:tcPr>
-            <w:tcW w:w="2800" w:type="dxa"/>
-            <w:hideMark/>
-          </w:tcPr>
-          <w:p>
-            <w:pPr>
-              <w:jc w:val="left"/>
-              <w:rPr>
-                <w:b/>
-                <w:bCs/>
-              </w:rPr>
-            </w:pPr>
-            <w:r>
-              <w:rPr>
-                <w:b/>
-                <w:bCs/>
-              </w:rPr>
-              <w:t>Manage reminder rules</w:t>
-            </w:r>
-          </w:p>
-        </w:tc>
-        <w:tc>
-          <w:tcPr>
-            <w:tcW w:w="1785" w:type="dxa"/>
-            <w:hideMark/>
-          </w:tcPr>
-          <w:p>
-            <w:pPr>
-              <w:jc w:val="left"/>
-            </w:pPr>
-            <w:r>
-              <w:t>No</w:t>
-            </w:r>
-          </w:p>
-        </w:tc>
-        <w:tc>
-          <w:tcPr>
-            <w:tcW w:w="1440" w:type="dxa"/>
-            <w:hideMark/>
-          </w:tcPr>
-          <w:p>
-            <w:pPr>
-              <w:jc w:val="left"/>
-            </w:pPr>
-            <w:r>
-              <w:t>No</w:t>
-            </w:r>
-          </w:p>
-        </w:tc>
-        <w:tc>
-          <w:tcPr>
-            <w:tcW w:w="1980" w:type="dxa"/>
-            <w:hideMark/>
-          </w:tcPr>
-          <w:p>
-            <w:pPr>
-              <w:jc w:val="left"/>
-            </w:pPr>
-            <w:r>
-              <w:t>Yes</w:t>
-            </w:r>
-          </w:p>
-        </w:tc>
-      </w:tr>
-      <w:tr>
-        <w:trPr>
-          <w:trHeight w:val="746"/>
-        </w:trPr>
-        <w:tc>
-          <w:tcPr>
-            <w:tcW w:w="2800" w:type="dxa"/>
-            <w:hideMark/>
-          </w:tcPr>
-          <w:p>
-            <w:pPr>
-              <w:jc w:val="left"/>
-              <w:rPr>
-                <w:b/>
-                <w:bCs/>
-              </w:rPr>
-            </w:pPr>
-            <w:r>
-              <w:rPr>
-                <w:b/>
-                <w:bCs/>
-              </w:rPr>
-              <w:t>Change own password</w:t>
-            </w:r>
-          </w:p>
-        </w:tc>
-        <w:tc>
-          <w:tcPr>
-            <w:tcW w:w="1785" w:type="dxa"/>
-            <w:hideMark/>
-          </w:tcPr>
-          <w:p>
-            <w:pPr>
-              <w:jc w:val="left"/>
-            </w:pPr>
-            <w:r>
-              <w:t>Yes</w:t>
-            </w:r>
-          </w:p>
-        </w:tc>
-        <w:tc>
-          <w:tcPr>
-            <w:tcW w:w="1440" w:type="dxa"/>
-            <w:hideMark/>
-          </w:tcPr>
-          <w:p>
-            <w:pPr>
-              <w:jc w:val="left"/>
-            </w:pPr>
-            <w:r>
-              <w:t>Yes</w:t>
-            </w:r>
-          </w:p>
-        </w:tc>
-        <w:tc>
-          <w:tcPr>
-            <w:tcW w:w="1980" w:type="dxa"/>
-            <w:hideMark/>
-          </w:tcPr>
-          <w:p>
-            <w:pPr>
-              <w:jc w:val="left"/>
-            </w:pPr>
-            <w:r>
-              <w:t>Yes</w:t>
-            </w:r>
-          </w:p>
-        </w:tc>
-      </w:tr>
-      <w:tr>
-        <w:trPr>
-          <w:trHeight w:val="746"/>
-        </w:trPr>
-        <w:tc>
-          <w:tcPr>
-            <w:tcW w:w="2800" w:type="dxa"/>
-          </w:tcPr>
-          <w:p>
-            <w:pPr>
-              <w:jc w:val="left"/>
-              <w:rPr>
-                <w:b/>
-                <w:bCs/>
-              </w:rPr>
-            </w:pPr>
-            <w:r>
-              <w:rPr>
-                <w:b/>
-                <w:bCs/>
-              </w:rPr>
-              <w:t>Video Conference Meet</w:t>
-            </w:r>
-          </w:p>
-        </w:tc>
-        <w:tc>
-          <w:tcPr>
-            <w:tcW w:w="1785" w:type="dxa"/>
-          </w:tcPr>
-          <w:p>
-            <w:pPr>
-              <w:jc w:val="left"/>
-            </w:pPr>
-            <w:r>
-              <w:t>Yes</w:t>
-            </w:r>
-          </w:p>
-        </w:tc>
-        <w:tc>
-          <w:tcPr>
-            <w:tcW w:w="1440" w:type="dxa"/>
-          </w:tcPr>
-          <w:p>
-            <w:pPr>
-              <w:jc w:val="left"/>
-            </w:pPr>
-            <w:r>
-              <w:t>Yes</w:t>
-            </w:r>
-          </w:p>
-        </w:tc>
-        <w:tc>
-          <w:tcPr>
-            <w:tcW w:w="1980" w:type="dxa"/>
-          </w:tcPr>
-          <w:p>
-            <w:pPr>
-              <w:jc w:val="left"/>
-            </w:pPr>
-            <w:r>
-              <w:t>No</w:t>
-            </w:r>
-          </w:p>
-        </w:tc>
-      </w:tr>
-    </w:tbl>
-    <w:p>
-      <w:pPr>
-        <w:pStyle w:val="Heading1"/>
-      </w:pPr>
-      <w:bookmarkStart w:id="104" w:name="_Toc230693098"/>
-      <w:bookmarkStart w:id="105" w:name="_Toc230940563"/>
-    </w:p>
-    <w:p>
-      <w:pPr>
-        <w:pStyle w:val="Heading1"/>
-        <w:jc w:val="both"/>
-      </w:pPr>
-    </w:p>
-    <w:p/>
-    <w:p>
-      <w:pPr>
-        <w:pStyle w:val="Heading1"/>
-        <w:jc w:val="both"/>
-      </w:pPr>
-      <w:r>
-        <w:lastRenderedPageBreak/>
-        <w:t xml:space="preserve">6 </w:t>
-      </w:r>
-      <w:r>
-        <w:t>System Development and Implementation</w:t>
+        <w:pStyle w:val="Heading2"/>
+        <w:rPr>
+          <w:bCs w:val="0"/>
+        </w:rPr>
+      </w:pPr>
+      <w:bookmarkStart w:id="104" w:name="_Toc230693099"/>
+      <w:bookmarkStart w:id="105" w:name="_Toc230940564"/>
+      <w:r>
+        <w:t>6.1 Programming Platforms</w:t>
       </w:r>
       <w:bookmarkEnd w:id="104"/>
       <w:bookmarkEnd w:id="105"/>
     </w:p>
     <w:p>
       <w:pPr>
+        <w:rPr>
+          <w:b/>
+          <w:bCs/>
+        </w:rPr>
+      </w:pPr>
+      <w:r>
+        <w:rPr>
+          <w:b/>
+          <w:bCs/>
+        </w:rPr>
+        <w:t>1. Frontend Technologies: HTML, CSS, JavaScript</w:t>
+      </w:r>
+    </w:p>
+    <w:p>
+      <w:r>
+        <w:t>The frontend of the system is developed using HTML, CSS, and JavaScript. HTML is used to structure the web pages, CSS provides responsive styling and layout, while JavaScript adds interactivity, form validation, and dynamic content updates to enhance the user experience.</w:t>
+      </w:r>
+    </w:p>
+    <w:p>
+      <w:pPr>
+        <w:rPr>
+          <w:b/>
+          <w:bCs/>
+        </w:rPr>
+      </w:pPr>
+      <w:r>
+        <w:rPr>
+          <w:b/>
+          <w:bCs/>
+        </w:rPr>
+        <w:t xml:space="preserve">2. Backend Language: </w:t>
+      </w:r>
+      <w:r>
+        <w:rPr>
+          <w:b/>
+          <w:bCs/>
+        </w:rPr>
+        <w:t>Python (Flask Framework)</w:t>
+      </w:r>
+    </w:p>
+    <w:p>
+      <w:r>
+        <w:t>The backend is developed using Python with the Flask framework. It manages user authentication, complaint processing, AI integration, database operations, email notifications, and communication between the frontend and the MySQL database.</w:t>
+      </w:r>
+    </w:p>
+    <w:p>
+      <w:pPr>
+        <w:rPr>
+          <w:b/>
+          <w:bCs/>
+        </w:rPr>
+      </w:pPr>
+      <w:r>
+        <w:rPr>
+          <w:b/>
+          <w:bCs/>
+        </w:rPr>
+        <w:t>3. Development Environment: Visual Studio Code</w:t>
+      </w:r>
+    </w:p>
+    <w:p>
+      <w:r>
+        <w:t>Visual Studio Code is used as the primary development environment for writing, debugging, and testing the application. It provides extensions, debugging tools, and integrated terminal support for efficient development.</w:t>
+      </w:r>
+    </w:p>
+    <w:p>
+      <w:pPr>
+        <w:rPr>
+          <w:b/>
+          <w:bCs/>
+        </w:rPr>
+      </w:pPr>
+      <w:r>
+        <w:rPr>
+          <w:b/>
+          <w:bCs/>
+        </w:rPr>
+        <w:t>4</w:t>
+      </w:r>
+      <w:r>
+        <w:rPr>
+          <w:b/>
+          <w:bCs/>
+        </w:rPr>
+        <w:t>. Database System: MySQL</w:t>
+      </w:r>
+    </w:p>
+    <w:p>
+      <w:r>
+        <w:t>MySQL is used to store student accounts, administrator information, complaint records, AI prediction results, complaint status, and uploaded files. It provides reliable data storage and maintains relationships between database tables.</w:t>
+      </w:r>
+    </w:p>
+    <w:p>
+      <w:pPr>
+        <w:rPr>
+          <w:b/>
+          <w:bCs/>
+        </w:rPr>
+      </w:pPr>
+      <w:r>
+        <w:rPr>
+          <w:b/>
+          <w:bCs/>
+        </w:rPr>
+        <w:t>5</w:t>
+      </w:r>
+      <w:r>
+        <w:rPr>
+          <w:b/>
+          <w:bCs/>
+        </w:rPr>
+        <w:t>. Additional Libraries and APIs</w:t>
+      </w:r>
+    </w:p>
+    <w:p>
+      <w:r>
+        <w:t>The system uses Flask-Mail for email notifications, Pandas and NumPy for data processing, NLTK and VADER for natural language processing and sentiment analysis, PyMySQL for MySQL database connectivity, and Matplotlib for generating analytical charts and reports.</w:t>
+      </w:r>
+    </w:p>
+    <w:p>
+      <w:pPr>
         <w:pStyle w:val="Heading2"/>
-        <w:rPr>
-          <w:bCs w:val="0"/>
-        </w:rPr>
-      </w:pPr>
-      <w:bookmarkStart w:id="106" w:name="_Toc230693099"/>
-      <w:bookmarkStart w:id="107" w:name="_Toc230940564"/>
-      <w:r>
-        <w:t>6.1 Programming Platforms</w:t>
+      </w:pPr>
+      <w:bookmarkStart w:id="106" w:name="_Toc230693100"/>
+      <w:bookmarkStart w:id="107" w:name="_Toc230940565"/>
+      <w:r>
+        <w:t>6.2 Hardware and Software Requirements</w:t>
       </w:r>
       <w:bookmarkEnd w:id="106"/>
       <w:bookmarkEnd w:id="107"/>
     </w:p>
     <w:p>
-      <w:r>
-        <w:rPr>
-          <w:b/>
-          <w:bCs/>
-        </w:rPr>
-        <w:t>1. Frontend Technologies: HTML, CSS, JavaScript</w:t>
-      </w:r>
-    </w:p>
-    <w:p>
-      <w:pPr>
-        <w:numPr>
-          <w:ilvl w:val="0"/>
-          <w:numId w:val="14"/>
-        </w:numPr>
-        <w:contextualSpacing/>
-      </w:pPr>
-      <w:r>
-        <w:t>Core technologies used to design and develop the user interface.</w:t>
-      </w:r>
-    </w:p>
-    <w:p>
-      <w:pPr>
-        <w:numPr>
-          <w:ilvl w:val="0"/>
-          <w:numId w:val="14"/>
-        </w:numPr>
-        <w:contextualSpacing/>
-      </w:pPr>
-      <w:r>
-        <w:t>HTML structures the web pages, CSS styles the layout, and JavaScript adds interactivity and validation.</w:t>
-      </w:r>
-    </w:p>
-    <w:p>
-      <w:pPr>
-        <w:numPr>
-          <w:ilvl w:val="0"/>
-          <w:numId w:val="14"/>
-        </w:numPr>
-        <w:contextualSpacing/>
-      </w:pPr>
-      <w:r>
-        <w:t>Together they create a simple and user-friendly web interface.</w:t>
-      </w:r>
-    </w:p>
-    <w:p>
-      <w:r>
-        <w:rPr>
-          <w:b/>
-          <w:bCs/>
-        </w:rPr>
-        <w:t>2. Backend Language: PHP</w:t>
-      </w:r>
-    </w:p>
-    <w:p>
-      <w:pPr>
-        <w:numPr>
-          <w:ilvl w:val="0"/>
-          <w:numId w:val="15"/>
-        </w:numPr>
-        <w:contextualSpacing/>
-      </w:pPr>
-      <w:r>
-        <w:t>Used to handle server-side logic and system functionality.</w:t>
-      </w:r>
-    </w:p>
-    <w:p>
-      <w:pPr>
-        <w:numPr>
-          <w:ilvl w:val="0"/>
-          <w:numId w:val="15"/>
-        </w:numPr>
-        <w:contextualSpacing/>
-      </w:pPr>
-      <w:r>
-        <w:t>Manages user authentication, medicine scheduling, reminders, and database operations.</w:t>
-      </w:r>
-    </w:p>
-    <w:p>
-      <w:pPr>
-        <w:numPr>
-          <w:ilvl w:val="0"/>
-          <w:numId w:val="15"/>
-        </w:numPr>
-        <w:contextualSpacing/>
-      </w:pPr>
-      <w:r>
-        <w:t>Provides secure communication between the frontend and database.</w:t>
-      </w:r>
-    </w:p>
-    <w:p>
-      <w:r>
-        <w:rPr>
-          <w:b/>
-          <w:bCs/>
-        </w:rPr>
-        <w:t>3. Development Environment: Visual Studio Code</w:t>
-      </w:r>
-    </w:p>
-    <w:p>
-      <w:pPr>
-        <w:numPr>
-          <w:ilvl w:val="0"/>
-          <w:numId w:val="16"/>
-        </w:numPr>
-        <w:contextualSpacing/>
-      </w:pPr>
-      <w:r>
-        <w:t>Used for writing, editing, and testing the project code.</w:t>
-      </w:r>
-    </w:p>
-    <w:p>
-      <w:pPr>
-        <w:numPr>
-          <w:ilvl w:val="0"/>
-          <w:numId w:val="16"/>
-        </w:numPr>
-        <w:contextualSpacing/>
-      </w:pPr>
-      <w:r>
-        <w:t>Provides useful extensions, debugging tools, and integrated terminal support.</w:t>
-      </w:r>
-    </w:p>
-    <w:p>
-      <w:pPr>
-        <w:numPr>
-          <w:ilvl w:val="0"/>
-          <w:numId w:val="16"/>
-        </w:numPr>
-        <w:contextualSpacing/>
-      </w:pPr>
-      <w:r>
-        <w:t>Helps maintain clean and organized project files.</w:t>
-      </w:r>
-    </w:p>
-    <w:p>
-      <w:r>
-        <w:rPr>
-          <w:b/>
-          <w:bCs/>
-        </w:rPr>
-        <w:t>4. Local Server Environment: XAMPP</w:t>
-      </w:r>
-    </w:p>
-    <w:p>
-      <w:pPr>
-        <w:numPr>
-          <w:ilvl w:val="0"/>
-          <w:numId w:val="17"/>
-        </w:numPr>
-        <w:contextualSpacing/>
-      </w:pPr>
-      <w:r>
-        <w:t>Used to run Apache server and MySQL database locally.</w:t>
-      </w:r>
-    </w:p>
-    <w:p>
-      <w:pPr>
-        <w:numPr>
-          <w:ilvl w:val="0"/>
-          <w:numId w:val="17"/>
-        </w:numPr>
-        <w:contextualSpacing/>
-      </w:pPr>
-      <w:r>
-        <w:t>Allows testing of the web application in a local environment before deployment.</w:t>
-      </w:r>
-    </w:p>
-    <w:p>
-      <w:pPr>
-        <w:numPr>
-          <w:ilvl w:val="0"/>
-          <w:numId w:val="17"/>
-        </w:numPr>
-        <w:contextualSpacing/>
-      </w:pPr>
-      <w:r>
-        <w:t>Provides PHP and database integration support.</w:t>
-      </w:r>
-    </w:p>
-    <w:p>
-      <w:r>
-        <w:rPr>
-          <w:b/>
-          <w:bCs/>
-        </w:rPr>
-        <w:t>5. Database System: MySQL</w:t>
-      </w:r>
-    </w:p>
-    <w:p>
-      <w:pPr>
-        <w:numPr>
-          <w:ilvl w:val="0"/>
-          <w:numId w:val="18"/>
-        </w:numPr>
-        <w:contextualSpacing/>
-      </w:pPr>
-      <w:r>
-        <w:t>Used to store user data, medicine details, schedules, and intake records.</w:t>
-      </w:r>
-    </w:p>
-    <w:p>
-      <w:pPr>
-        <w:numPr>
-          <w:ilvl w:val="0"/>
-          <w:numId w:val="18"/>
-        </w:numPr>
-        <w:contextualSpacing/>
-      </w:pPr>
-      <w:r>
-        <w:t>Ensures reliable data storage and retrieval.</w:t>
-      </w:r>
-    </w:p>
-    <w:p>
-      <w:pPr>
-        <w:numPr>
-          <w:ilvl w:val="0"/>
-          <w:numId w:val="18"/>
-        </w:numPr>
-        <w:contextualSpacing/>
-      </w:pPr>
-      <w:r>
-        <w:t>Maintains relationships between system tables.</w:t>
-      </w:r>
-    </w:p>
-    <w:p>
-      <w:r>
-        <w:rPr>
-          <w:b/>
-          <w:bCs/>
-        </w:rPr>
-        <w:t>6. Additional Libraries and APIs</w:t>
-      </w:r>
-    </w:p>
-    <w:p>
-      <w:pPr>
-        <w:numPr>
-          <w:ilvl w:val="0"/>
-          <w:numId w:val="19"/>
-        </w:numPr>
-        <w:contextualSpacing/>
-      </w:pPr>
-      <w:r>
-        <w:rPr>
-          <w:b/>
-          <w:bCs/>
-        </w:rPr>
-        <w:t>PHPMailer</w:t>
-      </w:r>
-      <w:r>
-        <w:t xml:space="preserve"> → Used to send email reminders.</w:t>
-      </w:r>
-    </w:p>
-    <w:p>
-      <w:pPr>
-        <w:numPr>
-          <w:ilvl w:val="0"/>
-          <w:numId w:val="19"/>
-        </w:numPr>
-        <w:contextualSpacing/>
-      </w:pPr>
-      <w:r>
-        <w:rPr>
-          <w:b/>
-          <w:bCs/>
-        </w:rPr>
-        <w:t>Twilio API</w:t>
-      </w:r>
-      <w:r>
-        <w:t xml:space="preserve"> → Used to send SMS notifications.</w:t>
-      </w:r>
-    </w:p>
-    <w:p>
-      <w:pPr>
-        <w:numPr>
-          <w:ilvl w:val="0"/>
-          <w:numId w:val="19"/>
-        </w:numPr>
-        <w:contextualSpacing/>
-      </w:pPr>
-      <w:r>
-        <w:rPr>
-          <w:b/>
-          <w:bCs/>
-        </w:rPr>
-        <w:t>Chart.js</w:t>
-      </w:r>
-      <w:r>
-        <w:t xml:space="preserve"> → Used to generate charts and reports.</w:t>
-      </w:r>
-    </w:p>
-    <w:p>
-      <w:pPr>
-        <w:numPr>
-          <w:ilvl w:val="0"/>
-          <w:numId w:val="19"/>
-        </w:numPr>
-        <w:contextualSpacing/>
-      </w:pPr>
-      <w:r>
-        <w:rPr>
-          <w:b/>
-          <w:bCs/>
-        </w:rPr>
-        <w:t>jsPDF</w:t>
-      </w:r>
-      <w:r>
-        <w:t xml:space="preserve"> → Used to generate PDF reports.</w:t>
-      </w:r>
-    </w:p>
-    <w:p>
-      <w:pPr>
-        <w:numPr>
-          <w:ilvl w:val="0"/>
-          <w:numId w:val="19"/>
-        </w:numPr>
-        <w:contextualSpacing/>
-      </w:pPr>
-      <w:r>
-        <w:rPr>
-          <w:b/>
-          <w:bCs/>
-        </w:rPr>
-        <w:lastRenderedPageBreak/>
-        <w:t>Jitsi Meet</w:t>
-      </w:r>
-      <w:r>
-        <w:t>→ Used for video conference between Patient/User and Health Worker.</w:t>
-      </w:r>
-    </w:p>
-    <w:p>
-      <w:pPr>
-        <w:numPr>
-          <w:ilvl w:val="0"/>
-          <w:numId w:val="19"/>
-        </w:numPr>
-        <w:contextualSpacing/>
-      </w:pPr>
-      <w:r>
-        <w:rPr>
-          <w:b/>
-          <w:bCs/>
-        </w:rPr>
-        <w:t>TextBee</w:t>
-      </w:r>
-      <w:r>
-        <w:rPr>
-          <w:b/>
-          <w:bCs/>
-        </w:rPr>
-        <w:t xml:space="preserve"> </w:t>
-      </w:r>
-      <w:r>
-        <w:t>→Used for the SMS reminder system</w:t>
-      </w:r>
-    </w:p>
-    <w:p>
-      <w:pPr>
-        <w:pStyle w:val="Heading2"/>
-      </w:pPr>
-      <w:bookmarkStart w:id="108" w:name="_Toc230693100"/>
-      <w:bookmarkStart w:id="109" w:name="_Toc230940565"/>
-      <w:r>
-        <w:t>6.2 Hardware and Software Requirements</w:t>
+      <w:pPr>
+        <w:pStyle w:val="Heading3"/>
+      </w:pPr>
+      <w:bookmarkStart w:id="108" w:name="_Toc230693101"/>
+      <w:bookmarkStart w:id="109" w:name="_Toc230940566"/>
+      <w:r>
+        <w:t>6.2.1 Hardware Requirements</w:t>
       </w:r>
       <w:bookmarkEnd w:id="108"/>
       <w:bookmarkEnd w:id="109"/>
-    </w:p>
-    <w:p>
-      <w:pPr>
-        <w:pStyle w:val="Heading3"/>
-      </w:pPr>
-      <w:bookmarkStart w:id="110" w:name="_Toc230693101"/>
-      <w:bookmarkStart w:id="111" w:name="_Toc230940566"/>
-      <w:r>
-        <w:t>6.2.1 Hardware Requirements</w:t>
-      </w:r>
-      <w:bookmarkEnd w:id="110"/>
-      <w:bookmarkEnd w:id="111"/>
     </w:p>
     <w:p>
       <w:r>
@@ -19413,6 +17722,7 @@
         <w:contextualSpacing/>
       </w:pPr>
       <w:r>
+        <w:lastRenderedPageBreak/>
         <w:t>Keyboard and Mouse required</w:t>
       </w:r>
     </w:p>
@@ -19477,117 +17787,135 @@
       <w:pPr>
         <w:pStyle w:val="Heading3"/>
       </w:pPr>
-      <w:bookmarkStart w:id="112" w:name="_Toc230693102"/>
-      <w:bookmarkStart w:id="113" w:name="_Toc230940567"/>
+      <w:bookmarkStart w:id="110" w:name="_Toc230693102"/>
+      <w:bookmarkStart w:id="111" w:name="_Toc230940567"/>
       <w:r>
         <w:t>6.2.2 Software Requirements</w:t>
       </w:r>
-      <w:bookmarkEnd w:id="112"/>
-      <w:bookmarkEnd w:id="113"/>
-    </w:p>
-    <w:p>
-      <w:pPr>
+      <w:bookmarkEnd w:id="110"/>
+      <w:bookmarkEnd w:id="111"/>
+    </w:p>
+    <w:p>
+      <w:pPr>
+        <w:pStyle w:val="ListParagraph"/>
         <w:numPr>
           <w:ilvl w:val="0"/>
-          <w:numId w:val="22"/>
+          <w:numId w:val="21"/>
         </w:numPr>
-        <w:contextualSpacing/>
-      </w:pPr>
-      <w:r>
-        <w:t>Operating System: Windows / Linux / macOS</w:t>
-      </w:r>
-    </w:p>
-    <w:p>
-      <w:pPr>
+      </w:pPr>
+      <w:r>
+        <w:t xml:space="preserve">Operating System: Windows, Linux, or macOS </w:t>
+      </w:r>
+    </w:p>
+    <w:p>
+      <w:pPr>
+        <w:pStyle w:val="ListParagraph"/>
         <w:numPr>
           <w:ilvl w:val="0"/>
-          <w:numId w:val="22"/>
+          <w:numId w:val="21"/>
         </w:numPr>
-        <w:contextualSpacing/>
-      </w:pPr>
-      <w:r>
-        <w:t>Web Browser: Google Chrome or any modern browser</w:t>
-      </w:r>
-    </w:p>
-    <w:p>
-      <w:pPr>
+      </w:pPr>
+      <w:r>
+        <w:t xml:space="preserve">Web Browser: Google Chrome or any modern browser </w:t>
+      </w:r>
+    </w:p>
+    <w:p>
+      <w:pPr>
+        <w:pStyle w:val="ListParagraph"/>
         <w:numPr>
           <w:ilvl w:val="0"/>
-          <w:numId w:val="22"/>
+          <w:numId w:val="21"/>
         </w:numPr>
-        <w:contextualSpacing/>
-      </w:pPr>
-      <w:r>
-        <w:t>Code Editor: Visual Studio Code</w:t>
-      </w:r>
-    </w:p>
-    <w:p>
-      <w:pPr>
+      </w:pPr>
+      <w:r>
+        <w:t xml:space="preserve">Code Editor: Visual Studio Code </w:t>
+      </w:r>
+    </w:p>
+    <w:p>
+      <w:pPr>
+        <w:pStyle w:val="ListParagraph"/>
         <w:numPr>
           <w:ilvl w:val="0"/>
-          <w:numId w:val="22"/>
+          <w:numId w:val="21"/>
         </w:numPr>
-        <w:contextualSpacing/>
-      </w:pPr>
-      <w:r>
-        <w:t>Server Environment: XAMPP</w:t>
-      </w:r>
-    </w:p>
-    <w:p>
-      <w:pPr>
+      </w:pPr>
+      <w:r>
+        <w:t xml:space="preserve">Python Environment: Anaconda </w:t>
+      </w:r>
+    </w:p>
+    <w:p>
+      <w:pPr>
+        <w:pStyle w:val="ListParagraph"/>
         <w:numPr>
           <w:ilvl w:val="0"/>
-          <w:numId w:val="22"/>
+          <w:numId w:val="21"/>
         </w:numPr>
-        <w:contextualSpacing/>
-      </w:pPr>
-      <w:r>
-        <w:t>Database: MySQL</w:t>
-      </w:r>
-    </w:p>
-    <w:p>
-      <w:pPr>
+      </w:pPr>
+      <w:r>
+        <w:t xml:space="preserve">Backend Framework: Flask </w:t>
+      </w:r>
+    </w:p>
+    <w:p>
+      <w:pPr>
+        <w:pStyle w:val="ListParagraph"/>
         <w:numPr>
           <w:ilvl w:val="0"/>
-          <w:numId w:val="22"/>
+          <w:numId w:val="21"/>
         </w:numPr>
-        <w:contextualSpacing/>
-      </w:pPr>
-      <w:r>
-        <w:t>Backend Language: PHP</w:t>
-      </w:r>
-    </w:p>
-    <w:p>
-      <w:pPr>
+      </w:pPr>
+      <w:r>
+        <w:t xml:space="preserve">Database: MySQL </w:t>
+      </w:r>
+    </w:p>
+    <w:p>
+      <w:pPr>
+        <w:pStyle w:val="ListParagraph"/>
         <w:numPr>
           <w:ilvl w:val="0"/>
-          <w:numId w:val="22"/>
+          <w:numId w:val="21"/>
         </w:numPr>
-        <w:contextualSpacing/>
-      </w:pPr>
-      <w:r>
-        <w:t>Frontend: HTML, CSS, JavaScript</w:t>
-      </w:r>
-    </w:p>
-    <w:p>
-      <w:pPr>
-        <w:ind w:left="720"/>
-      </w:pPr>
+      </w:pPr>
+      <w:r>
+        <w:t xml:space="preserve">Programming Language: Python </w:t>
+      </w:r>
+    </w:p>
+    <w:p>
+      <w:pPr>
+        <w:pStyle w:val="ListParagraph"/>
+        <w:numPr>
+          <w:ilvl w:val="0"/>
+          <w:numId w:val="21"/>
+        </w:numPr>
+      </w:pPr>
+      <w:r>
+        <w:t>Frontend Technologies: HTML, CSS, JavaScrip</w:t>
+      </w:r>
+      <w:r>
+        <w:t>t</w:t>
+      </w:r>
     </w:p>
     <w:p/>
     <w:p>
-      <w:bookmarkStart w:id="114" w:name="_Toc230693103"/>
+      <w:bookmarkStart w:id="112" w:name="_Toc230693103"/>
     </w:p>
     <w:p/>
     <w:p/>
     <w:p/>
     <w:p/>
+    <w:p/>
+    <w:p/>
+    <w:p/>
+    <w:p/>
+    <w:p/>
+    <w:p/>
+    <w:p/>
+    <w:p/>
     <w:p>
       <w:pPr>
         <w:pStyle w:val="Heading1"/>
         <w:jc w:val="both"/>
       </w:pPr>
-      <w:bookmarkStart w:id="115" w:name="_Toc230940568"/>
+      <w:bookmarkStart w:id="113" w:name="_Toc230940568"/>
       <w:r>
         <w:lastRenderedPageBreak/>
         <w:t>7</w:t>
@@ -19598,43 +17926,43 @@
       <w:r>
         <w:t>Testing and Debugging</w:t>
       </w:r>
+      <w:bookmarkEnd w:id="112"/>
+      <w:bookmarkEnd w:id="113"/>
+    </w:p>
+    <w:p>
+      <w:pPr>
+        <w:pStyle w:val="Heading2"/>
+        <w:rPr>
+          <w:bCs w:val="0"/>
+        </w:rPr>
+      </w:pPr>
+      <w:bookmarkStart w:id="114" w:name="_Toc230693104"/>
+      <w:bookmarkStart w:id="115" w:name="_Toc230940569"/>
+      <w:r>
+        <w:t>7.1 Testing Approach</w:t>
+      </w:r>
       <w:bookmarkEnd w:id="114"/>
       <w:bookmarkEnd w:id="115"/>
     </w:p>
     <w:p>
+      <w:r>
+        <w:t>MedTracker was tested using a multi-level testing strategy covering unit testing, integration testing, and user acceptance testing. Unit tests verified the correctness of individual API endpoints and form validation logic in isolation. Integration tests confirmed that frontend pages correctly communicate with backend endpoints and that data flows as expected from user input through to database storage. User acceptance testing was performed by simulating real-world usage scenarios for each of the three user roles Patient, Health Worker, and Admin to confirm that the system behaves correctly from an end-user perspective.</w:t>
+      </w:r>
+    </w:p>
+    <w:p>
       <w:pPr>
         <w:pStyle w:val="Heading2"/>
         <w:rPr>
           <w:bCs w:val="0"/>
         </w:rPr>
       </w:pPr>
-      <w:bookmarkStart w:id="116" w:name="_Toc230693104"/>
-      <w:bookmarkStart w:id="117" w:name="_Toc230940569"/>
-      <w:r>
-        <w:t>7.1 Testing Approach</w:t>
+      <w:bookmarkStart w:id="116" w:name="_Toc230693105"/>
+      <w:bookmarkStart w:id="117" w:name="_Toc230940570"/>
+      <w:r>
+        <w:t>7.2 Testing Tools</w:t>
       </w:r>
       <w:bookmarkEnd w:id="116"/>
       <w:bookmarkEnd w:id="117"/>
-    </w:p>
-    <w:p>
-      <w:r>
-        <w:t>MedTracker was tested using a multi-level testing strategy covering unit testing, integration testing, and user acceptance testing. Unit tests verified the correctness of individual API endpoints and form validation logic in isolation. Integration tests confirmed that frontend pages correctly communicate with backend endpoints and that data flows as expected from user input through to database storage. User acceptance testing was performed by simulating real-world usage scenarios for each of the three user roles Patient, Health Worker, and Admin to confirm that the system behaves correctly from an end-user perspective.</w:t>
-      </w:r>
-    </w:p>
-    <w:p>
-      <w:pPr>
-        <w:pStyle w:val="Heading2"/>
-        <w:rPr>
-          <w:bCs w:val="0"/>
-        </w:rPr>
-      </w:pPr>
-      <w:bookmarkStart w:id="118" w:name="_Toc230693105"/>
-      <w:bookmarkStart w:id="119" w:name="_Toc230940570"/>
-      <w:r>
-        <w:t>7.2 Testing Tools</w:t>
-      </w:r>
-      <w:bookmarkEnd w:id="118"/>
-      <w:bookmarkEnd w:id="119"/>
     </w:p>
     <w:p>
       <w:pPr>
@@ -19945,39 +18273,39 @@
       <w:pPr>
         <w:pStyle w:val="Heading2"/>
       </w:pPr>
-      <w:bookmarkStart w:id="120" w:name="_Toc230693106"/>
-      <w:bookmarkStart w:id="121" w:name="_Toc230940571"/>
+      <w:bookmarkStart w:id="118" w:name="_Toc230693106"/>
+      <w:bookmarkStart w:id="119" w:name="_Toc230940571"/>
       <w:r>
         <w:lastRenderedPageBreak/>
         <w:t>7.3 Test Cases</w:t>
       </w:r>
+      <w:bookmarkEnd w:id="118"/>
+      <w:bookmarkEnd w:id="119"/>
+    </w:p>
+    <w:p>
+      <w:pPr>
+        <w:rPr>
+          <w:spacing w:val="-2"/>
+        </w:rPr>
+      </w:pPr>
+      <w:r>
+        <w:rPr>
+          <w:spacing w:val="-2"/>
+        </w:rPr>
+        <w:t>The following tables document test cases organized by module. Each test case records the test ID, description, input conditions, expected output, actual output observed during testing, and the final status (Pass or Fail). Where initial failures were encountered during development cycles, they have been resolved and confirmed as Pass in the final build. The test IDs follow the ModuleNumber.TestNumber for easy cross-referencing.</w:t>
+      </w:r>
+    </w:p>
+    <w:p>
+      <w:pPr>
+        <w:pStyle w:val="Heading3"/>
+      </w:pPr>
+      <w:bookmarkStart w:id="120" w:name="_Toc230693107"/>
+      <w:bookmarkStart w:id="121" w:name="_Toc230940572"/>
+      <w:r>
+        <w:t>7.3.1 Login Module</w:t>
+      </w:r>
       <w:bookmarkEnd w:id="120"/>
       <w:bookmarkEnd w:id="121"/>
-    </w:p>
-    <w:p>
-      <w:pPr>
-        <w:rPr>
-          <w:spacing w:val="-2"/>
-        </w:rPr>
-      </w:pPr>
-      <w:r>
-        <w:rPr>
-          <w:spacing w:val="-2"/>
-        </w:rPr>
-        <w:t>The following tables document test cases organized by module. Each test case records the test ID, description, input conditions, expected output, actual output observed during testing, and the final status (Pass or Fail). Where initial failures were encountered during development cycles, they have been resolved and confirmed as Pass in the final build. The test IDs follow the ModuleNumber.TestNumber for easy cross-referencing.</w:t>
-      </w:r>
-    </w:p>
-    <w:p>
-      <w:pPr>
-        <w:pStyle w:val="Heading3"/>
-      </w:pPr>
-      <w:bookmarkStart w:id="122" w:name="_Toc230693107"/>
-      <w:bookmarkStart w:id="123" w:name="_Toc230940572"/>
-      <w:r>
-        <w:t>7.3.1 Login Module</w:t>
-      </w:r>
-      <w:bookmarkEnd w:id="122"/>
-      <w:bookmarkEnd w:id="123"/>
     </w:p>
     <w:p>
       <w:pPr>
@@ -21042,18 +19370,18 @@
       <w:r>
         <w:t xml:space="preserve"> </w:t>
       </w:r>
-      <w:bookmarkStart w:id="124" w:name="_Toc230693108"/>
+      <w:bookmarkStart w:id="122" w:name="_Toc230693108"/>
     </w:p>
     <w:p>
       <w:pPr>
         <w:pStyle w:val="Heading3"/>
       </w:pPr>
-      <w:bookmarkStart w:id="125" w:name="_Toc230940573"/>
+      <w:bookmarkStart w:id="123" w:name="_Toc230940573"/>
       <w:r>
         <w:t>7.3.2 Sign Up Module</w:t>
       </w:r>
-      <w:bookmarkEnd w:id="124"/>
-      <w:bookmarkEnd w:id="125"/>
+      <w:bookmarkEnd w:id="122"/>
+      <w:bookmarkEnd w:id="123"/>
     </w:p>
     <w:p>
       <w:pPr>
@@ -22150,7 +20478,7 @@
       <w:pPr>
         <w:pStyle w:val="Heading3"/>
       </w:pPr>
-      <w:bookmarkStart w:id="126" w:name="_Toc230693109"/>
+      <w:bookmarkStart w:id="124" w:name="_Toc230693109"/>
     </w:p>
     <w:p>
       <w:pPr>
@@ -22159,12 +20487,12 @@
           <w:bCs w:val="0"/>
         </w:rPr>
       </w:pPr>
-      <w:bookmarkStart w:id="127" w:name="_Toc230940574"/>
+      <w:bookmarkStart w:id="125" w:name="_Toc230940574"/>
       <w:r>
         <w:t>7.3.3 Forgot Password / Reset Password Module</w:t>
       </w:r>
-      <w:bookmarkEnd w:id="126"/>
-      <w:bookmarkEnd w:id="127"/>
+      <w:bookmarkEnd w:id="124"/>
+      <w:bookmarkEnd w:id="125"/>
     </w:p>
     <w:p>
       <w:pPr>
@@ -22866,20 +21194,20 @@
       </w:tr>
     </w:tbl>
     <w:p>
-      <w:bookmarkStart w:id="128" w:name="_Toc230693110"/>
+      <w:bookmarkStart w:id="126" w:name="_Toc230693110"/>
     </w:p>
     <w:p/>
     <w:p>
       <w:pPr>
         <w:pStyle w:val="Heading3"/>
       </w:pPr>
-      <w:bookmarkStart w:id="129" w:name="_Toc230940575"/>
+      <w:bookmarkStart w:id="127" w:name="_Toc230940575"/>
       <w:r>
         <w:lastRenderedPageBreak/>
         <w:t>7.3.4 Add Medicine Module (Patient)</w:t>
       </w:r>
-      <w:bookmarkEnd w:id="128"/>
-      <w:bookmarkEnd w:id="129"/>
+      <w:bookmarkEnd w:id="126"/>
+      <w:bookmarkEnd w:id="127"/>
     </w:p>
     <w:p>
       <w:pPr>
@@ -24048,18 +22376,18 @@
       </w:tr>
     </w:tbl>
     <w:p>
-      <w:bookmarkStart w:id="130" w:name="_Toc230693111"/>
+      <w:bookmarkStart w:id="128" w:name="_Toc230693111"/>
     </w:p>
     <w:p>
       <w:pPr>
         <w:pStyle w:val="Heading3"/>
       </w:pPr>
-      <w:bookmarkStart w:id="131" w:name="_Toc230940576"/>
+      <w:bookmarkStart w:id="129" w:name="_Toc230940576"/>
       <w:r>
         <w:t>7.3.5 Dose Logging and Stock Management Module</w:t>
       </w:r>
-      <w:bookmarkEnd w:id="130"/>
-      <w:bookmarkEnd w:id="131"/>
+      <w:bookmarkEnd w:id="128"/>
+      <w:bookmarkEnd w:id="129"/>
     </w:p>
     <w:p>
       <w:pPr>
@@ -24858,7 +23186,7 @@
       </w:tr>
     </w:tbl>
     <w:p>
-      <w:bookmarkStart w:id="132" w:name="_Toc230693112"/>
+      <w:bookmarkStart w:id="130" w:name="_Toc230693112"/>
     </w:p>
     <w:p>
       <w:pPr>
@@ -24867,12 +23195,12 @@
           <w:bCs w:val="0"/>
         </w:rPr>
       </w:pPr>
-      <w:bookmarkStart w:id="133" w:name="_Toc230940577"/>
+      <w:bookmarkStart w:id="131" w:name="_Toc230940577"/>
       <w:r>
         <w:t>7.3.6 Health Worker Panel Module</w:t>
       </w:r>
-      <w:bookmarkEnd w:id="132"/>
-      <w:bookmarkEnd w:id="133"/>
+      <w:bookmarkEnd w:id="130"/>
+      <w:bookmarkEnd w:id="131"/>
     </w:p>
     <w:p>
       <w:pPr>
@@ -25848,14 +24176,14 @@
       <w:pPr>
         <w:pStyle w:val="Heading3"/>
       </w:pPr>
-      <w:bookmarkStart w:id="134" w:name="_Toc230693113"/>
+      <w:bookmarkStart w:id="132" w:name="_Toc230693113"/>
     </w:p>
     <w:p/>
     <w:p>
       <w:pPr>
         <w:pStyle w:val="Heading3"/>
       </w:pPr>
-      <w:bookmarkStart w:id="135" w:name="_Toc230940578"/>
+      <w:bookmarkStart w:id="133" w:name="_Toc230940578"/>
       <w:r>
         <w:lastRenderedPageBreak/>
         <w:t>7</w:t>
@@ -25863,8 +24191,8 @@
       <w:r>
         <w:t>.3.7 Admin Panel Module</w:t>
       </w:r>
-      <w:bookmarkEnd w:id="134"/>
-      <w:bookmarkEnd w:id="135"/>
+      <w:bookmarkEnd w:id="132"/>
+      <w:bookmarkEnd w:id="133"/>
     </w:p>
     <w:p>
       <w:pPr>
@@ -26953,18 +25281,18 @@
       <w:r>
         <w:t xml:space="preserve"> </w:t>
       </w:r>
-      <w:bookmarkStart w:id="136" w:name="_Toc230693114"/>
+      <w:bookmarkStart w:id="134" w:name="_Toc230693114"/>
     </w:p>
     <w:p>
       <w:pPr>
         <w:pStyle w:val="Heading3"/>
       </w:pPr>
-      <w:bookmarkStart w:id="137" w:name="_Toc230940579"/>
+      <w:bookmarkStart w:id="135" w:name="_Toc230940579"/>
       <w:r>
         <w:t>7.3.8 Password Management Module</w:t>
       </w:r>
-      <w:bookmarkEnd w:id="136"/>
-      <w:bookmarkEnd w:id="137"/>
+      <w:bookmarkEnd w:id="134"/>
+      <w:bookmarkEnd w:id="135"/>
     </w:p>
     <w:p>
       <w:pPr>
@@ -27591,18 +25919,18 @@
       <w:pPr>
         <w:pStyle w:val="Heading3"/>
       </w:pPr>
-      <w:bookmarkStart w:id="138" w:name="_Toc230693115"/>
+      <w:bookmarkStart w:id="136" w:name="_Toc230693115"/>
     </w:p>
     <w:p>
       <w:pPr>
         <w:pStyle w:val="Heading3"/>
       </w:pPr>
-      <w:bookmarkStart w:id="139" w:name="_Toc230940580"/>
+      <w:bookmarkStart w:id="137" w:name="_Toc230940580"/>
       <w:r>
         <w:t>7.3.9 Notification System Module</w:t>
       </w:r>
-      <w:bookmarkEnd w:id="138"/>
-      <w:bookmarkEnd w:id="139"/>
+      <w:bookmarkEnd w:id="136"/>
+      <w:bookmarkEnd w:id="137"/>
     </w:p>
     <w:p>
       <w:pPr>
@@ -28040,23 +26368,23 @@
       </w:tr>
     </w:tbl>
     <w:p>
-      <w:bookmarkStart w:id="140" w:name="_Toc226532260"/>
-      <w:bookmarkStart w:id="141" w:name="_Toc230693116"/>
+      <w:bookmarkStart w:id="138" w:name="_Toc226532260"/>
+      <w:bookmarkStart w:id="139" w:name="_Toc230693116"/>
     </w:p>
     <w:p>
       <w:pPr>
         <w:pStyle w:val="Heading3"/>
       </w:pPr>
-      <w:bookmarkStart w:id="142" w:name="_Toc230940581"/>
-      <w:bookmarkStart w:id="143" w:name="_Toc230940584"/>
+      <w:bookmarkStart w:id="140" w:name="_Toc230940581"/>
+      <w:bookmarkStart w:id="141" w:name="_Toc230940584"/>
       <w:r>
         <w:lastRenderedPageBreak/>
         <w:t>7.3.10 Video Consultation Module</w:t>
       </w:r>
+      <w:bookmarkEnd w:id="138"/>
+      <w:bookmarkEnd w:id="139"/>
       <w:bookmarkEnd w:id="140"/>
       <w:bookmarkEnd w:id="141"/>
-      <w:bookmarkEnd w:id="142"/>
-      <w:bookmarkEnd w:id="143"/>
     </w:p>
     <w:p>
       <w:pPr>
@@ -28812,18 +27140,18 @@
       </w:tr>
     </w:tbl>
     <w:p>
-      <w:bookmarkStart w:id="144" w:name="_Toc230693117"/>
+      <w:bookmarkStart w:id="142" w:name="_Toc230693117"/>
     </w:p>
     <w:p>
       <w:pPr>
         <w:pStyle w:val="Heading3"/>
       </w:pPr>
-      <w:bookmarkStart w:id="145" w:name="_Toc230940582"/>
+      <w:bookmarkStart w:id="143" w:name="_Toc230940582"/>
       <w:r>
         <w:t>7.3.11 Medicine Logging Verification Module</w:t>
       </w:r>
-      <w:bookmarkEnd w:id="144"/>
-      <w:bookmarkEnd w:id="145"/>
+      <w:bookmarkEnd w:id="142"/>
+      <w:bookmarkEnd w:id="143"/>
     </w:p>
     <w:p>
       <w:pPr>
@@ -29163,7 +27491,7 @@
       <w:pPr>
         <w:pStyle w:val="Heading1"/>
       </w:pPr>
-      <w:bookmarkStart w:id="146" w:name="_Toc230693118"/>
+      <w:bookmarkStart w:id="144" w:name="_Toc230693118"/>
     </w:p>
     <w:p/>
     <w:p>
@@ -29171,8 +27499,8 @@
         <w:pStyle w:val="Heading1"/>
         <w:jc w:val="both"/>
       </w:pPr>
-      <w:bookmarkStart w:id="147" w:name="_Toc230940583"/>
-      <w:bookmarkEnd w:id="146"/>
+      <w:bookmarkStart w:id="145" w:name="_Toc230940583"/>
+      <w:bookmarkEnd w:id="144"/>
       <w:r>
         <w:lastRenderedPageBreak/>
         <w:t>8</w:t>
@@ -29183,7 +27511,7 @@
       <w:r>
         <w:t>Conclusion</w:t>
       </w:r>
-      <w:bookmarkEnd w:id="147"/>
+      <w:bookmarkEnd w:id="145"/>
     </w:p>
     <w:p>
       <w:r>
@@ -29211,8 +27539,8 @@
         <w:pStyle w:val="Heading1"/>
         <w:jc w:val="both"/>
       </w:pPr>
-      <w:bookmarkStart w:id="148" w:name="_References"/>
-      <w:bookmarkEnd w:id="148"/>
+      <w:bookmarkStart w:id="146" w:name="_References"/>
+      <w:bookmarkEnd w:id="146"/>
       <w:r>
         <w:lastRenderedPageBreak/>
         <w:t>References</w:t>
@@ -34149,7 +32477,7 @@
   <w:abstractNum w:abstractNumId="36" w15:restartNumberingAfterBreak="0">
     <w:nsid w:val="5B7326D6"/>
     <w:multiLevelType w:val="hybridMultilevel"/>
-    <w:tmpl w:val="2670197E"/>
+    <w:tmpl w:val="7F02F550"/>
     <w:lvl w:ilvl="0" w:tplc="04090001">
       <w:start w:val="1"/>
       <w:numFmt w:val="bullet"/>
@@ -36555,7 +34883,6 @@
   <w:style w:type="character" w:default="1" w:styleId="DefaultParagraphFont">
     <w:name w:val="Default Paragraph Font"/>
     <w:uiPriority w:val="1"/>
-    <w:semiHidden/>
     <w:unhideWhenUsed/>
   </w:style>
   <w:style w:type="table" w:default="1" w:styleId="TableNormal">
@@ -37502,6 +35829,15 @@
 </file>
 
 <file path=customXml/item1.xml><?xml version="1.0" encoding="utf-8"?>
+<?mso-contentType ?>
+<FormTemplates xmlns="http://schemas.microsoft.com/sharepoint/v3/contenttype/forms">
+  <Display>DocumentLibraryForm</Display>
+  <Edit>DocumentLibraryForm</Edit>
+  <New>DocumentLibraryForm</New>
+</FormTemplates>
+</file>
+
+<file path=customXml/item2.xml><?xml version="1.0" encoding="utf-8"?>
 <ct:contentTypeSchema xmlns:ct="http://schemas.microsoft.com/office/2006/metadata/contentType" xmlns:ma="http://schemas.microsoft.com/office/2006/metadata/properties/metaAttributes" ct:_="" ma:_="" ma:contentTypeName="Document" ma:contentTypeID="0x01010064A8D4EBC99CE4479C5759E826728139" ma:contentTypeVersion="6" ma:contentTypeDescription="Create a new document." ma:contentTypeScope="" ma:versionID="07e2aa3ff3142c046ecc4ad8a2c1def4">
   <xsd:schema xmlns:xsd="http://www.w3.org/2001/XMLSchema" xmlns:xs="http://www.w3.org/2001/XMLSchema" xmlns:p="http://schemas.microsoft.com/office/2006/metadata/properties" xmlns:ns3="cc2b98dd-a3ce-4b84-abaf-6c0c1556bdc1" targetNamespace="http://schemas.microsoft.com/office/2006/metadata/properties" ma:root="true" ma:fieldsID="38beac91e278606adb72b4d78cee20ef" ns3:_="">
     <xsd:import namespace="cc2b98dd-a3ce-4b84-abaf-6c0c1556bdc1"/>
@@ -37657,24 +35993,7 @@
 </ct:contentTypeSchema>
 </file>
 
-<file path=customXml/item2.xml><?xml version="1.0" encoding="utf-8"?>
-<?mso-contentType ?>
-<FormTemplates xmlns="http://schemas.microsoft.com/sharepoint/v3/contenttype/forms">
-  <Display>DocumentLibraryForm</Display>
-  <Edit>DocumentLibraryForm</Edit>
-  <New>DocumentLibraryForm</New>
-</FormTemplates>
-</file>
-
 <file path=customXml/item3.xml><?xml version="1.0" encoding="utf-8"?>
-<p:properties xmlns:p="http://schemas.microsoft.com/office/2006/metadata/properties" xmlns:xsi="http://www.w3.org/2001/XMLSchema-instance" xmlns:pc="http://schemas.microsoft.com/office/infopath/2007/PartnerControls">
-  <documentManagement>
-    <_activity xmlns="cc2b98dd-a3ce-4b84-abaf-6c0c1556bdc1" xsi:nil="true"/>
-  </documentManagement>
-</p:properties>
-</file>
-
-<file path=customXml/item4.xml><?xml version="1.0" encoding="utf-8"?>
 <b:Sources xmlns:b="http://schemas.openxmlformats.org/officeDocument/2006/bibliography" xmlns="http://schemas.openxmlformats.org/officeDocument/2006/bibliography" SelectedStyle="\IEEE2006OfficeOnline.xsl" StyleName="IEEE" Version="2006">
   <b:Source>
     <b:Tag>DEO</b:Tag>
@@ -37697,7 +36016,23 @@
 </b:Sources>
 </file>
 
+<file path=customXml/item4.xml><?xml version="1.0" encoding="utf-8"?>
+<p:properties xmlns:p="http://schemas.microsoft.com/office/2006/metadata/properties" xmlns:xsi="http://www.w3.org/2001/XMLSchema-instance" xmlns:pc="http://schemas.microsoft.com/office/infopath/2007/PartnerControls">
+  <documentManagement>
+    <_activity xmlns="cc2b98dd-a3ce-4b84-abaf-6c0c1556bdc1" xsi:nil="true"/>
+  </documentManagement>
+</p:properties>
+</file>
+
 <file path=customXml/itemProps1.xml><?xml version="1.0" encoding="utf-8"?>
+<ds:datastoreItem xmlns:ds="http://schemas.openxmlformats.org/officeDocument/2006/customXml" ds:itemID="{5D589DD0-D354-4F48-B124-BC4B13209AF5}">
+  <ds:schemaRefs>
+    <ds:schemaRef ds:uri="http://schemas.microsoft.com/sharepoint/v3/contenttype/forms"/>
+  </ds:schemaRefs>
+</ds:datastoreItem>
+</file>
+
+<file path=customXml/itemProps2.xml><?xml version="1.0" encoding="utf-8"?>
 <ds:datastoreItem xmlns:ds="http://schemas.openxmlformats.org/officeDocument/2006/customXml" ds:itemID="{A3A14B7D-E2B3-46A9-82DC-59DCA21D7AB9}">
   <ds:schemaRefs>
     <ds:schemaRef ds:uri="http://schemas.microsoft.com/office/2006/metadata/contentType"/>
@@ -37715,15 +36050,15 @@
 </ds:datastoreItem>
 </file>
 
-<file path=customXml/itemProps2.xml><?xml version="1.0" encoding="utf-8"?>
-<ds:datastoreItem xmlns:ds="http://schemas.openxmlformats.org/officeDocument/2006/customXml" ds:itemID="{5D589DD0-D354-4F48-B124-BC4B13209AF5}">
+<file path=customXml/itemProps3.xml><?xml version="1.0" encoding="utf-8"?>
+<ds:datastoreItem xmlns:ds="http://schemas.openxmlformats.org/officeDocument/2006/customXml" ds:itemID="{C077D7FC-7871-44B2-9B84-9266ADD89A4C}">
   <ds:schemaRefs>
-    <ds:schemaRef ds:uri="http://schemas.microsoft.com/sharepoint/v3/contenttype/forms"/>
+    <ds:schemaRef ds:uri="http://schemas.openxmlformats.org/officeDocument/2006/bibliography"/>
   </ds:schemaRefs>
 </ds:datastoreItem>
 </file>
 
-<file path=customXml/itemProps3.xml><?xml version="1.0" encoding="utf-8"?>
+<file path=customXml/itemProps4.xml><?xml version="1.0" encoding="utf-8"?>
 <ds:datastoreItem xmlns:ds="http://schemas.openxmlformats.org/officeDocument/2006/customXml" ds:itemID="{2B366DCC-66CC-4825-B708-3DFF84A14A39}">
   <ds:schemaRefs>
     <ds:schemaRef ds:uri="http://schemas.microsoft.com/office/2006/metadata/properties"/>
@@ -37731,12 +36066,4 @@
     <ds:schemaRef ds:uri="cc2b98dd-a3ce-4b84-abaf-6c0c1556bdc1"/>
   </ds:schemaRefs>
 </ds:datastoreItem>
-</file>
-
-<file path=customXml/itemProps4.xml><?xml version="1.0" encoding="utf-8"?>
-<ds:datastoreItem xmlns:ds="http://schemas.openxmlformats.org/officeDocument/2006/customXml" ds:itemID="{C077D7FC-7871-44B2-9B84-9266ADD89A4C}">
-  <ds:schemaRefs>
-    <ds:schemaRef ds:uri="http://schemas.openxmlformats.org/officeDocument/2006/bibliography"/>
-  </ds:schemaRefs>
-</ds:datastoreItem>
 </file>